--- a/Getaran-Mekanik/Modul-Word/Modul-9-Analisis-Modal-Natural-Frequency-dan-Mode-Shape.docx
+++ b/Getaran-Mekanik/Modul-Word/Modul-9-Analisis-Modal-Natural-Frequency-dan-Mode-Shape.docx
@@ -10020,9 +10020,11 @@
     <w:sectPr>
       <w:headerReference w:type="default" r:id="rId15"/>
       <w:footerReference w:type="default" r:id="rId16"/>
+      <w:footerReference w:type="first" r:id="rId29"/>
       <w:pgSz w:w="11906" w:h="16838" w:code="9"/>
       <w:pgMar w:top="1701" w:right="1418" w:bottom="1418" w:left="1701" w:header="709" w:footer="709" w:gutter="0"/>
       <w:cols w:space="708"/>
+      <w:titlePg/>
       <w:docGrid w:linePitch="360"/>
     </w:sectPr>
   </w:body>
@@ -10577,6 +10579,16 @@
         </mc:Fallback>
       </mc:AlternateContent>
     </w:r>
+  </w:p>
+</w:ftr>
+</file>
+
+<file path=word/footer2.xml><?xml version="1.0" encoding="utf-8"?>
+<w:ftr xmlns:m="http://schemas.openxmlformats.org/officeDocument/2006/math" xmlns:mc="http://schemas.openxmlformats.org/markup-compatibility/2006" xmlns:mo="http://schemas.microsoft.com/office/mac/office/2008/main" xmlns:mv="urn:schemas-microsoft-com:mac:vml" xmlns:o="urn:schemas-microsoft-com:office:office" xmlns:r="http://schemas.openxmlformats.org/officeDocument/2006/relationships" xmlns:v="urn:schemas-microsoft-com:vml" xmlns:w10="urn:schemas-microsoft-com:office:word" xmlns:w14="http://schemas.microsoft.com/office/word/2010/wordml" xmlns:w="http://schemas.openxmlformats.org/wordprocessingml/2006/main" xmlns:wne="http://schemas.microsoft.com/office/word/2006/wordml" xmlns:wp14="http://schemas.microsoft.com/office/word/2010/wordprocessingDrawing" xmlns:wp="http://schemas.openxmlformats.org/drawingml/2006/wordprocessingDrawing" xmlns:wpc="http://schemas.microsoft.com/office/word/2010/wordprocessingCanvas" xmlns:wpg="http://schemas.microsoft.com/office/word/2010/wordprocessingGroup" xmlns:wpi="http://schemas.microsoft.com/office/word/2010/wordprocessingInk" xmlns:wps="http://schemas.microsoft.com/office/word/2010/wordprocessingShape" mc:Ignorable="w14 wp14">
+  <w:p>
+    <w:pPr>
+      <w:pStyle w:val="Footer"/>
+    </w:pPr>
   </w:p>
 </w:ftr>
 </file>

--- a/Getaran-Mekanik/Modul-Word/Modul-9-Analisis-Modal-Natural-Frequency-dan-Mode-Shape.docx
+++ b/Getaran-Mekanik/Modul-Word/Modul-9-Analisis-Modal-Natural-Frequency-dan-Mode-Shape.docx
@@ -6774,7 +6774,7 @@
           <w:i w:val="0"/>
           <w:sz w:val="22"/>
         </w:rPr>
-        <w:t>Cell 2 adalah inti komputasi pertemuan ini: memanggil scipy.linalg.eigh(K, M) untuk menyelesaikan generalized eigenvalue problem sekaligus. Berbeda dengan numpy.linalg.eig(inv(M)@K) yang dipakai pada sistem 2 DoF di Pertemuan 7 (yang menuntut inversi matriks M secara eksplisit dan dapat menjadi numerically unstable untuk M yang ill-conditioned), scipy.linalg.eigh(K,M) menyelesaikan generalized eigenvalue problem secara langsung memakai algoritma Cholesky decomposition yang jauh lebih stabil secara numerik untuk sistem berukuran besar, dan secara otomatis mengembalikan eigenvector yang sudah mass-normalized (phi^T M phi = Identity), tanpa perlu normalisasi manual tambahan. Gambar 8 menunjukkan cuplikan kode lengkap Cell 2.</w:t>
+        <w:t xml:space="preserve">Cell 2 adalah inti komputasi pertemuan ini: memanggil scipy.linalg.eigh(K, M) untuk menyelesaikan generalized eigenvalue problem sekaligus. Berbeda dengan numpy.linalg.eig(inv(M)@K) yang dipakai pada sistem 2 DoF di Pertemuan 7 (yang menuntut inversi matriks M secara eksplisit dan dapat menjadi numerically unstable untuk M yang ill-conditioned), scipy.linalg.eigh(K,M) menyelesaikan generalized eigenvalue problem secara langsung memakai algoritma Cholesky decomposition yang jauh lebih stabil secara numerik untuk sistem berukuran besar, dan secara otomatis mengembalikan eigenvector yang sudah mass-normalized (phi^T M phi = Identity), tanpa perlu normalisasi manual tambahan. Gambar 8 menunjukkan potongan kode lengkap Cell 2.</w:t>
       </w:r>
     </w:p>
     <w:p>
@@ -6822,7 +6822,7 @@
           <w:i w:val="0"/>
           <w:sz w:val="22"/>
         </w:rPr>
-        <w:t>Struktur cuplikan kode pada Gambar 8 mengikuti pola yang ringkas: baris pertama mengimpor fungsi eigh dari scipy.linalg, lalu satu baris tunggal eigvals, Phi = eigh(K, M) menyelesaikan seluruh generalized eigenvalue problem sekaligus, jauh lebih ringkas dibanding pendekatan inv(M)@K yang membutuhkan langkah inversi matriks terpisah pada Pertemuan 7. Baris berikutnya mengonversi eigvals (yaitu omega^2) menjadi omega via akar kuadrat, lalu ke Hertz via pembagian dengan 2*pi. Komentar kode menegaskan poin penting yang sudah dibahas pada Bagian 3: Phi hasil eigh sudah otomatis mass-normalized, sehingga Phi.T @ M @ Phi mendekati matriks identitas tanpa perlu langkah normalisasi manual tambahan seperti pada kasus numpy.linalg.eig. Baris terakhir memakai loop for sederhana untuk mencetak seluruh N frekuensi pribadi dengan format tiga desimal, pola pencetakan yang dapat langsung digeneralisasi untuk N berapa pun tanpa perlu mengubah struktur kode, baik untuk gedung 3 lantai pada studi kasus utama maupun gedung 5 lantai pada Cell 1 di atas.</w:t>
+        <w:t xml:space="preserve">Struktur potongan kode pada Gambar 8 mengikuti pola yang ringkas: baris pertama mengimpor fungsi eigh dari scipy.linalg, lalu satu baris tunggal eigvals, Phi = eigh(K, M) menyelesaikan seluruh generalized eigenvalue problem sekaligus, jauh lebih ringkas dibanding pendekatan inv(M)@K yang membutuhkan langkah inversi matriks terpisah pada Pertemuan 7. Baris berikutnya mengonversi eigvals (yaitu omega^2) menjadi omega via akar kuadrat, lalu ke Hertz via pembagian dengan 2*pi. Komentar kode menegaskan poin penting yang sudah dibahas pada Bagian 3: Phi hasil eigh sudah otomatis mass-normalized, sehingga Phi.T @ M @ Phi mendekati matriks identitas tanpa perlu langkah normalisasi manual tambahan seperti pada kasus numpy.linalg.eig. Baris terakhir memakai loop for sederhana untuk mencetak seluruh N frekuensi pribadi dengan format tiga desimal, pola pencetakan yang dapat langsung digeneralisasi untuk N berapa pun tanpa perlu mengubah struktur kode, baik untuk gedung 3 lantai pada studi kasus utama maupun gedung 5 lantai pada Cell 1 di atas.</w:t>
       </w:r>
     </w:p>
     <w:p>
@@ -6879,7 +6879,7 @@
           <w:color w:val="444444"/>
           <w:sz w:val="20"/>
         </w:rPr>
-        <w:t>Gambar 8. Cuplikan Cell 2: penyelesaian generalized eigenvalue problem memakai scipy.linalg.eigh(K,M) untuk memperoleh N frekuensi pribadi dan mode shape mass-normalized sekaligus.</w:t>
+        <w:t xml:space="preserve">Gambar 8. Potongan Cell 2: penyelesaian generalized eigenvalue problem memakai scipy.linalg.eigh(K,M) untuk memperoleh N frekuensi pribadi dan mode shape mass-normalized sekaligus.</w:t>
       </w:r>
     </w:p>
     <w:p>

--- a/Getaran-Mekanik/Modul-Word/Modul-9-Analisis-Modal-Natural-Frequency-dan-Mode-Shape.docx
+++ b/Getaran-Mekanik/Modul-Word/Modul-9-Analisis-Modal-Natural-Frequency-dan-Mode-Shape.docx
@@ -724,7 +724,26 @@
                                 <w:szCs w:val="20"/>
                                 <w:lang w:val="fi-FI"/>
                               </w:rPr>
-                              <w:t>Pertemuan ini menggeneralisasi analisis 2 DoF ke sistem dengan banyak derajat kebebasan (MDoF) lewat analisis modal: menyelesaikan generalized eigenvalue problem [K]phi=omega^2[M]phi untuk memperoleh N frekuensi pribadi dan N mode shape, tiga konvensi normalisasi mode shape, sifat orthogonality mode terhadap matriks massa dan kekakuan, transformasi koordinat via modal matrix, dan modal superposition untuk membangun respons time-history struktur kompleks seperti gedung bertingkat</w:t>
+                              <w:t xml:space="preserve">Pertemuan ini menggeneralisasi analisis 2 DoF ke sistem dengan banyak derajat kebebasan (MDoF) lewat analisis modal: menyelesaikan generalized eigenvalue problem [K]φ=ω</w:t>
+                            </w:r>
+                            <w:r>
+                              <w:rPr>
+                                <w:rFonts w:ascii="Arial" w:hAnsi="Arial" w:cs="Arial"/>
+                                <w:sz w:val="20"/>
+                                <w:szCs w:val="20"/>
+                                <w:lang w:val="fi-FI"/>
+                                <w:vertAlign w:val="superscript"/>
+                              </w:rPr>
+                              <w:t xml:space="preserve">2</w:t>
+                            </w:r>
+                            <w:r>
+                              <w:rPr>
+                                <w:rFonts w:ascii="Arial" w:hAnsi="Arial" w:cs="Arial"/>
+                                <w:sz w:val="20"/>
+                                <w:szCs w:val="20"/>
+                                <w:lang w:val="fi-FI"/>
+                              </w:rPr>
+                              <w:t xml:space="preserve">[M]φ untuk memperoleh N frekuensi pribadi dan N mode shape, tiga konvensi normalisasi mode shape, sifat orthogonality mode terhadap matriks massa dan kekakuan, transformasi koordinat via modal matrix, dan modal superposition untuk membangun respons time-history struktur kompleks seperti gedung bertingkat</w:t>
                             </w:r>
                           </w:p>
                         </w:txbxContent>
@@ -770,7 +789,26 @@
                           <w:szCs w:val="20"/>
                           <w:lang w:val="fi-FI"/>
                         </w:rPr>
-                        <w:t>Pertemuan ini menggeneralisasi analisis 2 DoF ke sistem dengan banyak derajat kebebasan (MDoF) lewat analisis modal: menyelesaikan generalized eigenvalue problem [K]phi=omega^2[M]phi untuk memperoleh N frekuensi pribadi dan N mode shape, tiga konvensi normalisasi mode shape, sifat orthogonality mode terhadap matriks massa dan kekakuan, transformasi koordinat via modal matrix, dan modal superposition untuk membangun respons time-history struktur kompleks seperti gedung bertingkat</w:t>
+                        <w:t xml:space="preserve">Pertemuan ini menggeneralisasi analisis 2 DoF ke sistem dengan banyak derajat kebebasan (MDoF) lewat analisis modal: menyelesaikan generalized eigenvalue problem [K]φ=ω</w:t>
+                      </w:r>
+                      <w:r>
+                        <w:rPr>
+                          <w:rFonts w:ascii="Arial" w:hAnsi="Arial" w:cs="Arial"/>
+                          <w:sz w:val="20"/>
+                          <w:szCs w:val="20"/>
+                          <w:lang w:val="fi-FI"/>
+                          <w:vertAlign w:val="superscript"/>
+                        </w:rPr>
+                        <w:t xml:space="preserve">2</w:t>
+                      </w:r>
+                      <w:r>
+                        <w:rPr>
+                          <w:rFonts w:ascii="Arial" w:hAnsi="Arial" w:cs="Arial"/>
+                          <w:sz w:val="20"/>
+                          <w:szCs w:val="20"/>
+                          <w:lang w:val="fi-FI"/>
+                        </w:rPr>
+                        <w:t xml:space="preserve">[M]φ untuk memperoleh N frekuensi pribadi dan N mode shape, tiga konvensi normalisasi mode shape, sifat orthogonality mode terhadap matriks massa dan kekakuan, transformasi koordinat via modal matrix, dan modal superposition untuk membangun respons time-history struktur kompleks seperti gedung bertingkat</w:t>
                       </w:r>
                     </w:p>
                   </w:txbxContent>
@@ -1379,7 +1417,7 @@
                                 <w:szCs w:val="20"/>
                                 <w:lang w:val="en-US"/>
                               </w:rPr>
-                              <w:t>myclass.mercubuana.ac.id</w:t>
+                              <w:t xml:space="preserve">myclass.mercubuana.ac·id</w:t>
                             </w:r>
                           </w:p>
                         </w:txbxContent>
@@ -1426,7 +1464,7 @@
                           <w:szCs w:val="20"/>
                           <w:lang w:val="en-US"/>
                         </w:rPr>
-                        <w:t>myclass.mercubuana.ac.id</w:t>
+                        <w:t xml:space="preserve">myclass.mercubuana.ac·id</w:t>
                       </w:r>
                     </w:p>
                   </w:txbxContent>
@@ -2512,7 +2550,7 @@
                                 <w:sz w:val="20"/>
                                 <w:szCs w:val="20"/>
                               </w:rPr>
-                              <w:t>www.mercubuana.ac.id</w:t>
+                              <w:t xml:space="preserve">www.mercubuana.ac·id</w:t>
                             </w:r>
                           </w:p>
                         </w:txbxContent>
@@ -2558,7 +2596,7 @@
                           <w:sz w:val="20"/>
                           <w:szCs w:val="20"/>
                         </w:rPr>
-                        <w:t>www.mercubuana.ac.id</w:t>
+                        <w:t xml:space="preserve">www.mercubuana.ac·id</w:t>
                       </w:r>
                     </w:p>
                   </w:txbxContent>
@@ -2839,7 +2877,26 @@
           <w:i w:val="0"/>
           <w:sz w:val="22"/>
         </w:rPr>
-        <w:t>Setelah pertemuan ini mahasiswa dapat: menyelesaikan generalized eigenvalue problem [K]phi=omega^2[M]phi untuk sistem N-DoF; menerapkan tiga konvensi normalisasi mode shape (mass-normalized, max-normalized, unit-norm); memverifikasi orthogonality mode shape terhadap matriks massa dan kekakuan; melakukan transformasi koordinat fisik ke koordinat modal via modal matrix; dan menyusun respons time-history struktur MDoF memakai modal superposition beserta modal participation factor.</w:t>
+        <w:t xml:space="preserve">Setelah pertemuan ini mahasiswa dapat: menyelesaikan generalized eigenvalue problem [K]φ=ω</w:t>
+      </w:r>
+      <w:r>
+        <w:rPr>
+          <w:rFonts w:ascii="Arial" w:hAnsi="Arial" w:cs="Arial"/>
+          <w:b w:val="0"/>
+          <w:i w:val="0"/>
+          <w:sz w:val="22"/>
+          <w:vertAlign w:val="superscript"/>
+        </w:rPr>
+        <w:t xml:space="preserve">2</w:t>
+      </w:r>
+      <w:r>
+        <w:rPr>
+          <w:rFonts w:ascii="Arial" w:hAnsi="Arial" w:cs="Arial"/>
+          <w:b w:val="0"/>
+          <w:i w:val="0"/>
+          <w:sz w:val="22"/>
+        </w:rPr>
+        <w:t xml:space="preserve">[M]φ untuk sistem N-DoF; menerapkan tiga konvensi normalisasi mode shape (mass-normalized, max-normalized, unit-norm); memverifikasi orthogonality mode shape terhadap matriks massa dan kekakuan; melakukan transformasi koordinat fisik ke koordinat modal via modal matrix; dan menyusun respons time-history struktur MDoF memakai modal superposition beserta modal participation factor.</w:t>
       </w:r>
     </w:p>
     <w:p>
@@ -2888,6 +2945,15 @@
         </w:rPr>
         <w:t>Derajat kebebasan (degree of freedom, DoF) sebuah sistem getaran adalah jumlah koordinat independen yang diperlukan untuk mendeskripsikan posisi sistem secara lengkap, dan banyaknya frekuensi pribadi sebuah sistem selalu sama dengan banyaknya derajat kebebasannya. Struktur rekayasa nyata pada dasarnya selalu MDoF: gedung 10 lantai dapat dimodelkan sebagai 10 DoF translasi lateral (satu per lantai), jembatan suspensi memiliki 100 atau lebih DoF, sedangkan sayap pesawat yang dimodelkan dengan metode elemen hingga (finite element method, FEM) dapat memiliki 10 ribu hingga 1 juta DoF. Analisis 1 DoF dan 2 DoF pada pertemuan-pertemuan sebelumnya hanyalah simplifikasi pedagogis; setiap struktur kompleks intrinsik adalah sistem MDoF.</w:t>
       </w:r>
+      <w:r>
+        <w:rPr>
+          <w:rFonts w:ascii="Arial" w:hAnsi="Arial" w:cs="Arial"/>
+          <w:b w:val="0"/>
+          <w:i w:val="0"/>
+          <w:sz w:val="22"/>
+        </w:rPr>
+        <w:t xml:space="preserve"> Hubungan ini dirangkum dalam Persamaan (1).</w:t>
+      </w:r>
     </w:p>
     <w:p>
       <w:pPr>
@@ -2902,7 +2968,38 @@
           <w:color w:val="305496"/>
           <w:sz w:val="22"/>
         </w:rPr>
-        <w:t>Struktur nyata: N = 10 sampai 10^6 derajat kebebasan</w:t>
+        <w:t xml:space="preserve">Struktur nyata: N = 10 sampai 10</w:t>
+      </w:r>
+      <w:r>
+        <w:rPr>
+          <w:rFonts w:ascii="Arial" w:hAnsi="Arial" w:cs="Arial"/>
+          <w:b/>
+          <w:i/>
+          <w:color w:val="305496"/>
+          <w:sz w:val="22"/>
+          <w:vertAlign w:val="superscript"/>
+        </w:rPr>
+        <w:t xml:space="preserve">6</w:t>
+      </w:r>
+      <w:r>
+        <w:rPr>
+          <w:rFonts w:ascii="Arial" w:hAnsi="Arial" w:cs="Arial"/>
+          <w:b/>
+          <w:i/>
+          <w:color w:val="305496"/>
+          <w:sz w:val="22"/>
+        </w:rPr>
+        <w:t xml:space="preserve"> derajat kebebasan</w:t>
+      </w:r>
+      <w:r>
+        <w:rPr>
+          <w:rFonts w:ascii="Arial" w:hAnsi="Arial" w:cs="Arial"/>
+          <w:b/>
+          <w:i/>
+          <w:color w:val="305496"/>
+          <w:sz w:val="22"/>
+        </w:rPr>
+        <w:t xml:space="preserve">   (1)</w:t>
       </w:r>
     </w:p>
     <w:p>
@@ -2928,6 +3025,15 @@
         </w:rPr>
         <w:t>Persamaan gerak MDoF asli berbentuk [M]{x-dobel-titik}+[K]{x}={F(t)}, yaitu N persamaan diferensial yang saling terkait (coupled): gerak satu massa memengaruhi gaya yang dialami massa lainnya melalui kekakuan penghubung, sama seperti pada sistem 2 DoF di Pertemuan 7 dan 9 namun kini untuk N koordinat sekaligus. Menyelesaikan N persamaan coupled secara langsung (direct integration) sangat mahal secara komputasi, terutama untuk N besar. Ide sentral analisis modal adalah decoupling: mentransformasikan N persamaan coupled tersebut menjadi N persamaan independen (decoupled), masing-masing berbentuk persis seperti persamaan gerak 1 DoF sederhana yang sudah dikuasai sejak Pertemuan 1.</w:t>
       </w:r>
+      <w:r>
+        <w:rPr>
+          <w:rFonts w:ascii="Arial" w:hAnsi="Arial" w:cs="Arial"/>
+          <w:b w:val="0"/>
+          <w:i w:val="0"/>
+          <w:sz w:val="22"/>
+        </w:rPr>
+        <w:t xml:space="preserve"> Bentuk ringkasnya dituliskan pada Persamaan (2).</w:t>
+      </w:r>
     </w:p>
     <w:p>
       <w:pPr>
@@ -2942,7 +3048,17 @@
           <w:color w:val="305496"/>
           <w:sz w:val="22"/>
         </w:rPr>
-        <w:t>[M]{x..} + [K]{x} = {F(t)}  (N persamaan coupled)  -&gt;  N persamaan 1-DoF independen</w:t>
+        <w:t xml:space="preserve">[M]{x..} + [K]{x} = {F(t)}  (N persamaan coupled)  →  N persamaan 1-DoF independen</w:t>
+      </w:r>
+      <w:r>
+        <w:rPr>
+          <w:rFonts w:ascii="Arial" w:hAnsi="Arial" w:cs="Arial"/>
+          <w:b/>
+          <w:i/>
+          <w:color w:val="305496"/>
+          <w:sz w:val="22"/>
+        </w:rPr>
+        <w:t xml:space="preserve">   (2)</w:t>
       </w:r>
     </w:p>
     <w:p>
@@ -2966,7 +3082,63 @@
           <w:i w:val="0"/>
           <w:sz w:val="22"/>
         </w:rPr>
-        <w:t>Prosedur analisis modal terdiri atas tiga tahap sistematis yang menjadi kerangka seluruh pertemuan ini. Tahap pertama adalah menyelesaikan generalized eigenvalue problem untuk memperoleh N frekuensi pribadi omega_i dan N mode shape phi_i (dibahas Bagian 2). Tahap kedua adalah modal transformation, yaitu mengubah koordinat fisik {x} menjadi koordinat modal {eta} melalui modal matrix [Phi] (dibahas Bagian 4). Tahap ketiga adalah menyelesaikan N persamaan independen dalam koordinat modal, lalu mentransformasikan hasilnya kembali ke koordinat fisik (dibahas Bagian 4 dan implementasi Python).</w:t>
+        <w:t xml:space="preserve">Prosedur analisis modal terdiri atas tiga tahap sistematis yang menjadi kerangka seluruh pertemuan ini. Tahap pertama adalah menyelesaikan generalized eigenvalue problem untuk memperoleh N frekuensi pribadi </w:t>
+      </w:r>
+      <w:r>
+        <w:rPr>
+          <w:rFonts w:ascii="Arial" w:hAnsi="Arial" w:cs="Arial"/>
+          <w:b w:val="0"/>
+          <w:i w:val="0"/>
+          <w:sz w:val="22"/>
+        </w:rPr>
+        <w:t xml:space="preserve">ω</w:t>
+      </w:r>
+      <w:r>
+        <w:rPr>
+          <w:rFonts w:ascii="Arial" w:hAnsi="Arial" w:cs="Arial"/>
+          <w:b w:val="0"/>
+          <w:i w:val="0"/>
+          <w:sz w:val="22"/>
+          <w:vertAlign w:val="subscript"/>
+        </w:rPr>
+        <w:t xml:space="preserve">i</w:t>
+      </w:r>
+      <w:r>
+        <w:rPr>
+          <w:rFonts w:ascii="Arial" w:hAnsi="Arial" w:cs="Arial"/>
+          <w:b w:val="0"/>
+          <w:i w:val="0"/>
+          <w:sz w:val="22"/>
+        </w:rPr>
+        <w:t xml:space="preserve"> dan N mode shape </w:t>
+      </w:r>
+      <w:r>
+        <w:rPr>
+          <w:rFonts w:ascii="Arial" w:hAnsi="Arial" w:cs="Arial"/>
+          <w:b w:val="0"/>
+          <w:i w:val="0"/>
+          <w:sz w:val="22"/>
+        </w:rPr>
+        <w:t xml:space="preserve">φ</w:t>
+      </w:r>
+      <w:r>
+        <w:rPr>
+          <w:rFonts w:ascii="Arial" w:hAnsi="Arial" w:cs="Arial"/>
+          <w:b w:val="0"/>
+          <w:i w:val="0"/>
+          <w:sz w:val="22"/>
+          <w:vertAlign w:val="subscript"/>
+        </w:rPr>
+        <w:t xml:space="preserve">i</w:t>
+      </w:r>
+      <w:r>
+        <w:rPr>
+          <w:rFonts w:ascii="Arial" w:hAnsi="Arial" w:cs="Arial"/>
+          <w:b w:val="0"/>
+          <w:i w:val="0"/>
+          <w:sz w:val="22"/>
+        </w:rPr>
+        <w:t xml:space="preserve"> (dibahas Bagian 2). Tahap kedua adalah modal transformation, yaitu mengubah koordinat fisik {x} menjadi koordinat modal {η} melalui modal matrix [Φ] (dibahas Bagian 4). Tahap ketiga adalah menyelesaikan N persamaan independen dalam koordinat modal, lalu mentransformasikan hasilnya kembali ke koordinat fisik (dibahas Bagian 4 dan implementasi Python).</w:t>
       </w:r>
     </w:p>
     <w:p>
@@ -2990,7 +3162,63 @@
           <w:i w:val="0"/>
           <w:sz w:val="22"/>
         </w:rPr>
-        <w:t>Analogi yang membantu intuisi: mode shape MDoF seperti not-not individual di dalam sebuah partitur musik. Setiap not memiliki frekuensi tersendiri (mode ke-i dengan frekuensi omega_i) dan amplitudo tersendiri (kontribusi eta_i pada saat tertentu). Respons total struktur adalah chord, yaitu kombinasi simultan seluruh not yang dimainkan bersamaan. Analisis modal pada dasarnya adalah proses mengurai chord kompleks tersebut kembali menjadi not-not penyusunnya yang jauh lebih sederhana untuk dipahami dan dihitung satu per satu.</w:t>
+        <w:t xml:space="preserve">Analogi yang membantu intuisi: mode shape MDoF seperti not-not individual di dalam sebuah partitur musik. Setiap not memiliki frekuensi tersendiri (mode ke-i dengan frekuensi </w:t>
+      </w:r>
+      <w:r>
+        <w:rPr>
+          <w:rFonts w:ascii="Arial" w:hAnsi="Arial" w:cs="Arial"/>
+          <w:b w:val="0"/>
+          <w:i w:val="0"/>
+          <w:sz w:val="22"/>
+        </w:rPr>
+        <w:t xml:space="preserve">ω</w:t>
+      </w:r>
+      <w:r>
+        <w:rPr>
+          <w:rFonts w:ascii="Arial" w:hAnsi="Arial" w:cs="Arial"/>
+          <w:b w:val="0"/>
+          <w:i w:val="0"/>
+          <w:sz w:val="22"/>
+          <w:vertAlign w:val="subscript"/>
+        </w:rPr>
+        <w:t xml:space="preserve">i</w:t>
+      </w:r>
+      <w:r>
+        <w:rPr>
+          <w:rFonts w:ascii="Arial" w:hAnsi="Arial" w:cs="Arial"/>
+          <w:b w:val="0"/>
+          <w:i w:val="0"/>
+          <w:sz w:val="22"/>
+        </w:rPr>
+        <w:t xml:space="preserve">) dan amplitudo tersendiri (kontribusi </w:t>
+      </w:r>
+      <w:r>
+        <w:rPr>
+          <w:rFonts w:ascii="Arial" w:hAnsi="Arial" w:cs="Arial"/>
+          <w:b w:val="0"/>
+          <w:i w:val="0"/>
+          <w:sz w:val="22"/>
+        </w:rPr>
+        <w:t xml:space="preserve">η</w:t>
+      </w:r>
+      <w:r>
+        <w:rPr>
+          <w:rFonts w:ascii="Arial" w:hAnsi="Arial" w:cs="Arial"/>
+          <w:b w:val="0"/>
+          <w:i w:val="0"/>
+          <w:sz w:val="22"/>
+          <w:vertAlign w:val="subscript"/>
+        </w:rPr>
+        <w:t xml:space="preserve">i</w:t>
+      </w:r>
+      <w:r>
+        <w:rPr>
+          <w:rFonts w:ascii="Arial" w:hAnsi="Arial" w:cs="Arial"/>
+          <w:b w:val="0"/>
+          <w:i w:val="0"/>
+          <w:sz w:val="22"/>
+        </w:rPr>
+        <w:t xml:space="preserve"> pada saat tertentu). Respons total struktur adalah chord, yaitu kombinasi simultan seluruh not yang dimainkan bersamaan. Analisis modal pada dasarnya adalah proses mengurai chord kompleks tersebut kembali menjadi not-not penyusunnya yang jauh lebih sederhana untuk dipahami dan dihitung satu per satu.</w:t>
       </w:r>
     </w:p>
     <w:p>
@@ -3061,7 +3289,35 @@
           <w:i w:val="0"/>
           <w:sz w:val="22"/>
         </w:rPr>
-        <w:t>Untuk sistem MDoF tak teredam, dicoba solusi harmonik serempak {x(t)}={X}sin(omega t), sama seperti pendekatan pada sistem 2 DoF di Pertemuan 7. Substitusi ke persamaan gerak [M]{x..}+[K]{x}={0} menghasilkan generalized eigenvalue problem, dengan omega^2 berperan sebagai eigenvalue dan mode shape phi sebagai eigenvector.</w:t>
+        <w:t xml:space="preserve">Untuk sistem MDoF tak teredam, dicoba solusi harmonik serempak {x(t)}={X}sin(ω t), sama seperti pendekatan pada sistem 2 DoF di Pertemuan 7. Substitusi ke persamaan gerak [M]{x..}+[K]{x}={0} menghasilkan generalized eigenvalue problem, dengan ω</w:t>
+      </w:r>
+      <w:r>
+        <w:rPr>
+          <w:rFonts w:ascii="Arial" w:hAnsi="Arial" w:cs="Arial"/>
+          <w:b w:val="0"/>
+          <w:i w:val="0"/>
+          <w:sz w:val="22"/>
+          <w:vertAlign w:val="superscript"/>
+        </w:rPr>
+        <w:t xml:space="preserve">2</w:t>
+      </w:r>
+      <w:r>
+        <w:rPr>
+          <w:rFonts w:ascii="Arial" w:hAnsi="Arial" w:cs="Arial"/>
+          <w:b w:val="0"/>
+          <w:i w:val="0"/>
+          <w:sz w:val="22"/>
+        </w:rPr>
+        <w:t xml:space="preserve"> berperan sebagai eigenvalue dan mode shape φ sebagai eigenvector.</w:t>
+      </w:r>
+      <w:r>
+        <w:rPr>
+          <w:rFonts w:ascii="Arial" w:hAnsi="Arial" w:cs="Arial"/>
+          <w:b w:val="0"/>
+          <w:i w:val="0"/>
+          <w:sz w:val="22"/>
+        </w:rPr>
+        <w:t xml:space="preserve"> Persamaan (3) memadatkan aturan tersebut.</w:t>
       </w:r>
     </w:p>
     <w:p>
@@ -3077,7 +3333,59 @@
           <w:color w:val="305496"/>
           <w:sz w:val="22"/>
         </w:rPr>
-        <w:t>[K]{phi} = omega^2[M]{phi}     &lt;=&gt;     det([K] - omega^2[M]) = 0</w:t>
+        <w:t xml:space="preserve">[K]{φ} = ω</w:t>
+      </w:r>
+      <w:r>
+        <w:rPr>
+          <w:rFonts w:ascii="Arial" w:hAnsi="Arial" w:cs="Arial"/>
+          <w:b/>
+          <w:i/>
+          <w:color w:val="305496"/>
+          <w:sz w:val="22"/>
+          <w:vertAlign w:val="superscript"/>
+        </w:rPr>
+        <w:t xml:space="preserve">2</w:t>
+      </w:r>
+      <w:r>
+        <w:rPr>
+          <w:rFonts w:ascii="Arial" w:hAnsi="Arial" w:cs="Arial"/>
+          <w:b/>
+          <w:i/>
+          <w:color w:val="305496"/>
+          <w:sz w:val="22"/>
+        </w:rPr>
+        <w:t xml:space="preserve">[M]{φ}     ⇔     det([K] - ω</w:t>
+      </w:r>
+      <w:r>
+        <w:rPr>
+          <w:rFonts w:ascii="Arial" w:hAnsi="Arial" w:cs="Arial"/>
+          <w:b/>
+          <w:i/>
+          <w:color w:val="305496"/>
+          <w:sz w:val="22"/>
+          <w:vertAlign w:val="superscript"/>
+        </w:rPr>
+        <w:t xml:space="preserve">2</w:t>
+      </w:r>
+      <w:r>
+        <w:rPr>
+          <w:rFonts w:ascii="Arial" w:hAnsi="Arial" w:cs="Arial"/>
+          <w:b/>
+          <w:i/>
+          <w:color w:val="305496"/>
+          <w:sz w:val="22"/>
+        </w:rPr>
+        <w:t xml:space="preserve">[M]) = 0</w:t>
+      </w:r>
+      <w:r>
+        <w:rPr>
+          <w:rFonts w:ascii="Arial" w:hAnsi="Arial" w:cs="Arial"/>
+          <w:b/>
+          <w:i/>
+          <w:color w:val="305496"/>
+          <w:sz w:val="22"/>
+        </w:rPr>
+        <w:t xml:space="preserve">   (3)</w:t>
       </w:r>
     </w:p>
     <w:p>
@@ -3101,7 +3409,317 @@
           <w:i w:val="0"/>
           <w:sz w:val="22"/>
         </w:rPr>
-        <w:t>Persamaan det([K]-omega^2[M])=0 adalah polinomial karakteristik berderajat N, sehingga memiliki tepat N akar untuk omega^2. Untuk sistem stabil dengan K positive definite, seluruh akar tersebut selalu bernilai positif, menghasilkan N nilai omega_i yang positif dengan konvensi terurut omega_1 kurang dari omega_2 dan seterusnya hingga omega_N. Untuk tiap eigenvalue omega_i^2 yang diperoleh, mode shape phi_i yang bersesuaian dicari dengan menyelesaikan ([K]-omega_i^2[M]){phi_i}={0} untuk vektor non-trivial phi_i, persis generalisasi dari prosedur mode shape 2 DoF yang sudah dikuasai di Pertemuan 7, hanya kini untuk vektor N-dimensi alih-alih 2-dimensi.</w:t>
+        <w:t xml:space="preserve">Persamaan det([K]-ω</w:t>
+      </w:r>
+      <w:r>
+        <w:rPr>
+          <w:rFonts w:ascii="Arial" w:hAnsi="Arial" w:cs="Arial"/>
+          <w:b w:val="0"/>
+          <w:i w:val="0"/>
+          <w:sz w:val="22"/>
+          <w:vertAlign w:val="superscript"/>
+        </w:rPr>
+        <w:t xml:space="preserve">2</w:t>
+      </w:r>
+      <w:r>
+        <w:rPr>
+          <w:rFonts w:ascii="Arial" w:hAnsi="Arial" w:cs="Arial"/>
+          <w:b w:val="0"/>
+          <w:i w:val="0"/>
+          <w:sz w:val="22"/>
+        </w:rPr>
+        <w:t xml:space="preserve">[M])=0 adalah polinomial karakteristik berderajat N, sehingga memiliki tepat N akar untuk ω</w:t>
+      </w:r>
+      <w:r>
+        <w:rPr>
+          <w:rFonts w:ascii="Arial" w:hAnsi="Arial" w:cs="Arial"/>
+          <w:b w:val="0"/>
+          <w:i w:val="0"/>
+          <w:sz w:val="22"/>
+          <w:vertAlign w:val="superscript"/>
+        </w:rPr>
+        <w:t xml:space="preserve">2</w:t>
+      </w:r>
+      <w:r>
+        <w:rPr>
+          <w:rFonts w:ascii="Arial" w:hAnsi="Arial" w:cs="Arial"/>
+          <w:b w:val="0"/>
+          <w:i w:val="0"/>
+          <w:sz w:val="22"/>
+        </w:rPr>
+        <w:t xml:space="preserve">. Untuk sistem stabil dengan K positive definite, seluruh akar tersebut selalu bernilai positif, menghasilkan N nilai </w:t>
+      </w:r>
+      <w:r>
+        <w:rPr>
+          <w:rFonts w:ascii="Arial" w:hAnsi="Arial" w:cs="Arial"/>
+          <w:b w:val="0"/>
+          <w:i w:val="0"/>
+          <w:sz w:val="22"/>
+        </w:rPr>
+        <w:t xml:space="preserve">ω</w:t>
+      </w:r>
+      <w:r>
+        <w:rPr>
+          <w:rFonts w:ascii="Arial" w:hAnsi="Arial" w:cs="Arial"/>
+          <w:b w:val="0"/>
+          <w:i w:val="0"/>
+          <w:sz w:val="22"/>
+          <w:vertAlign w:val="subscript"/>
+        </w:rPr>
+        <w:t xml:space="preserve">i</w:t>
+      </w:r>
+      <w:r>
+        <w:rPr>
+          <w:rFonts w:ascii="Arial" w:hAnsi="Arial" w:cs="Arial"/>
+          <w:b w:val="0"/>
+          <w:i w:val="0"/>
+          <w:sz w:val="22"/>
+        </w:rPr>
+        <w:t xml:space="preserve"> yang positif dengan konvensi terurut </w:t>
+      </w:r>
+      <w:r>
+        <w:rPr>
+          <w:rFonts w:ascii="Arial" w:hAnsi="Arial" w:cs="Arial"/>
+          <w:b w:val="0"/>
+          <w:i w:val="0"/>
+          <w:sz w:val="22"/>
+        </w:rPr>
+        <w:t xml:space="preserve">ω</w:t>
+      </w:r>
+      <w:r>
+        <w:rPr>
+          <w:rFonts w:ascii="Arial" w:hAnsi="Arial" w:cs="Arial"/>
+          <w:b w:val="0"/>
+          <w:i w:val="0"/>
+          <w:sz w:val="22"/>
+          <w:vertAlign w:val="subscript"/>
+        </w:rPr>
+        <w:t xml:space="preserve">1</w:t>
+      </w:r>
+      <w:r>
+        <w:rPr>
+          <w:rFonts w:ascii="Arial" w:hAnsi="Arial" w:cs="Arial"/>
+          <w:b w:val="0"/>
+          <w:i w:val="0"/>
+          <w:sz w:val="22"/>
+        </w:rPr>
+        <w:t xml:space="preserve"> kurang dari </w:t>
+      </w:r>
+      <w:r>
+        <w:rPr>
+          <w:rFonts w:ascii="Arial" w:hAnsi="Arial" w:cs="Arial"/>
+          <w:b w:val="0"/>
+          <w:i w:val="0"/>
+          <w:sz w:val="22"/>
+        </w:rPr>
+        <w:t xml:space="preserve">ω</w:t>
+      </w:r>
+      <w:r>
+        <w:rPr>
+          <w:rFonts w:ascii="Arial" w:hAnsi="Arial" w:cs="Arial"/>
+          <w:b w:val="0"/>
+          <w:i w:val="0"/>
+          <w:sz w:val="22"/>
+          <w:vertAlign w:val="subscript"/>
+        </w:rPr>
+        <w:t xml:space="preserve">2</w:t>
+      </w:r>
+      <w:r>
+        <w:rPr>
+          <w:rFonts w:ascii="Arial" w:hAnsi="Arial" w:cs="Arial"/>
+          <w:b w:val="0"/>
+          <w:i w:val="0"/>
+          <w:sz w:val="22"/>
+        </w:rPr>
+        <w:t xml:space="preserve"> dan seterusnya hingga </w:t>
+      </w:r>
+      <w:r>
+        <w:rPr>
+          <w:rFonts w:ascii="Arial" w:hAnsi="Arial" w:cs="Arial"/>
+          <w:b w:val="0"/>
+          <w:i w:val="0"/>
+          <w:sz w:val="22"/>
+        </w:rPr>
+        <w:t xml:space="preserve">ω</w:t>
+      </w:r>
+      <w:r>
+        <w:rPr>
+          <w:rFonts w:ascii="Arial" w:hAnsi="Arial" w:cs="Arial"/>
+          <w:b w:val="0"/>
+          <w:i w:val="0"/>
+          <w:sz w:val="22"/>
+          <w:vertAlign w:val="subscript"/>
+        </w:rPr>
+        <w:t xml:space="preserve">N</w:t>
+      </w:r>
+      <w:r>
+        <w:rPr>
+          <w:rFonts w:ascii="Arial" w:hAnsi="Arial" w:cs="Arial"/>
+          <w:b w:val="0"/>
+          <w:i w:val="0"/>
+          <w:sz w:val="22"/>
+        </w:rPr>
+        <w:t xml:space="preserve">. Untuk tiap eigenvalue </w:t>
+      </w:r>
+      <w:r>
+        <w:rPr>
+          <w:rFonts w:ascii="Arial" w:hAnsi="Arial" w:cs="Arial"/>
+          <w:b w:val="0"/>
+          <w:i w:val="0"/>
+          <w:sz w:val="22"/>
+        </w:rPr>
+        <w:t xml:space="preserve">ω</w:t>
+      </w:r>
+      <w:r>
+        <w:rPr>
+          <w:rFonts w:ascii="Arial" w:hAnsi="Arial" w:cs="Arial"/>
+          <w:b w:val="0"/>
+          <w:i w:val="0"/>
+          <w:sz w:val="22"/>
+          <w:vertAlign w:val="subscript"/>
+        </w:rPr>
+        <w:t xml:space="preserve">i</w:t>
+      </w:r>
+      <w:r>
+        <w:rPr>
+          <w:rFonts w:ascii="Arial" w:hAnsi="Arial" w:cs="Arial"/>
+          <w:b w:val="0"/>
+          <w:i w:val="0"/>
+          <w:sz w:val="22"/>
+          <w:vertAlign w:val="superscript"/>
+        </w:rPr>
+        <w:t xml:space="preserve">2</w:t>
+      </w:r>
+      <w:r>
+        <w:rPr>
+          <w:rFonts w:ascii="Arial" w:hAnsi="Arial" w:cs="Arial"/>
+          <w:b w:val="0"/>
+          <w:i w:val="0"/>
+          <w:sz w:val="22"/>
+        </w:rPr>
+        <w:t xml:space="preserve"> yang diperoleh, mode shape </w:t>
+      </w:r>
+      <w:r>
+        <w:rPr>
+          <w:rFonts w:ascii="Arial" w:hAnsi="Arial" w:cs="Arial"/>
+          <w:b w:val="0"/>
+          <w:i w:val="0"/>
+          <w:sz w:val="22"/>
+        </w:rPr>
+        <w:t xml:space="preserve">φ</w:t>
+      </w:r>
+      <w:r>
+        <w:rPr>
+          <w:rFonts w:ascii="Arial" w:hAnsi="Arial" w:cs="Arial"/>
+          <w:b w:val="0"/>
+          <w:i w:val="0"/>
+          <w:sz w:val="22"/>
+          <w:vertAlign w:val="subscript"/>
+        </w:rPr>
+        <w:t xml:space="preserve">i</w:t>
+      </w:r>
+      <w:r>
+        <w:rPr>
+          <w:rFonts w:ascii="Arial" w:hAnsi="Arial" w:cs="Arial"/>
+          <w:b w:val="0"/>
+          <w:i w:val="0"/>
+          <w:sz w:val="22"/>
+        </w:rPr>
+        <w:t xml:space="preserve"> yang bersesuaian dicari dengan menyelesaikan ([K]-</w:t>
+      </w:r>
+      <w:r>
+        <w:rPr>
+          <w:rFonts w:ascii="Arial" w:hAnsi="Arial" w:cs="Arial"/>
+          <w:b w:val="0"/>
+          <w:i w:val="0"/>
+          <w:sz w:val="22"/>
+        </w:rPr>
+        <w:t xml:space="preserve">ω</w:t>
+      </w:r>
+      <w:r>
+        <w:rPr>
+          <w:rFonts w:ascii="Arial" w:hAnsi="Arial" w:cs="Arial"/>
+          <w:b w:val="0"/>
+          <w:i w:val="0"/>
+          <w:sz w:val="22"/>
+          <w:vertAlign w:val="subscript"/>
+        </w:rPr>
+        <w:t xml:space="preserve">i</w:t>
+      </w:r>
+      <w:r>
+        <w:rPr>
+          <w:rFonts w:ascii="Arial" w:hAnsi="Arial" w:cs="Arial"/>
+          <w:b w:val="0"/>
+          <w:i w:val="0"/>
+          <w:sz w:val="22"/>
+          <w:vertAlign w:val="superscript"/>
+        </w:rPr>
+        <w:t xml:space="preserve">2</w:t>
+      </w:r>
+      <w:r>
+        <w:rPr>
+          <w:rFonts w:ascii="Arial" w:hAnsi="Arial" w:cs="Arial"/>
+          <w:b w:val="0"/>
+          <w:i w:val="0"/>
+          <w:sz w:val="22"/>
+        </w:rPr>
+        <w:t xml:space="preserve">[M]){</w:t>
+      </w:r>
+      <w:r>
+        <w:rPr>
+          <w:rFonts w:ascii="Arial" w:hAnsi="Arial" w:cs="Arial"/>
+          <w:b w:val="0"/>
+          <w:i w:val="0"/>
+          <w:sz w:val="22"/>
+        </w:rPr>
+        <w:t xml:space="preserve">φ</w:t>
+      </w:r>
+      <w:r>
+        <w:rPr>
+          <w:rFonts w:ascii="Arial" w:hAnsi="Arial" w:cs="Arial"/>
+          <w:b w:val="0"/>
+          <w:i w:val="0"/>
+          <w:sz w:val="22"/>
+          <w:vertAlign w:val="subscript"/>
+        </w:rPr>
+        <w:t xml:space="preserve">i</w:t>
+      </w:r>
+      <w:r>
+        <w:rPr>
+          <w:rFonts w:ascii="Arial" w:hAnsi="Arial" w:cs="Arial"/>
+          <w:b w:val="0"/>
+          <w:i w:val="0"/>
+          <w:sz w:val="22"/>
+        </w:rPr>
+        <w:t xml:space="preserve">}={0} untuk vektor non-trivial </w:t>
+      </w:r>
+      <w:r>
+        <w:rPr>
+          <w:rFonts w:ascii="Arial" w:hAnsi="Arial" w:cs="Arial"/>
+          <w:b w:val="0"/>
+          <w:i w:val="0"/>
+          <w:sz w:val="22"/>
+        </w:rPr>
+        <w:t xml:space="preserve">φ</w:t>
+      </w:r>
+      <w:r>
+        <w:rPr>
+          <w:rFonts w:ascii="Arial" w:hAnsi="Arial" w:cs="Arial"/>
+          <w:b w:val="0"/>
+          <w:i w:val="0"/>
+          <w:sz w:val="22"/>
+          <w:vertAlign w:val="subscript"/>
+        </w:rPr>
+        <w:t xml:space="preserve">i</w:t>
+      </w:r>
+      <w:r>
+        <w:rPr>
+          <w:rFonts w:ascii="Arial" w:hAnsi="Arial" w:cs="Arial"/>
+          <w:b w:val="0"/>
+          <w:i w:val="0"/>
+          <w:sz w:val="22"/>
+        </w:rPr>
+        <w:t xml:space="preserve">, persis generalisasi dari prosedur mode shape 2 DoF yang sudah dikuasai di Pertemuan 7, hanya kini untuk vektor N-dimensi alih-alih 2-dimensi.</w:t>
       </w:r>
     </w:p>
     <w:p>
@@ -3125,7 +3743,194 @@
           <w:i w:val="0"/>
           <w:sz w:val="22"/>
         </w:rPr>
-        <w:t>Sebagai studi kasus utama pertemuan ini, tinjau gedung perkantoran 3 lantai yang dimodelkan sebagai sistem shear-building 3 DoF: massa tiap lantai identik m1=m2=m3=5000 kg, dan kekakuan lateral antar-lantai identik k=8 x 10^6 N/m (kolom penopang, dengan base gedung diasumsikan tetap terhadap tanah). Gambar 2 menunjukkan skematik sistem beserta koordinat x1, x2, x3 yang diukur dari posisi setimbang tiap lantai.</w:t>
+        <w:t xml:space="preserve">Sebagai studi kasus utama pertemuan ini, tinjau gedung perkantoran 3 lantai yang dimodelkan sebagai sistem shear-building 3 DoF: massa tiap lantai identik </w:t>
+      </w:r>
+      <w:r>
+        <w:rPr>
+          <w:rFonts w:ascii="Arial" w:hAnsi="Arial" w:cs="Arial"/>
+          <w:b w:val="0"/>
+          <w:i w:val="0"/>
+          <w:sz w:val="22"/>
+        </w:rPr>
+        <w:t xml:space="preserve">m</w:t>
+      </w:r>
+      <w:r>
+        <w:rPr>
+          <w:rFonts w:ascii="Arial" w:hAnsi="Arial" w:cs="Arial"/>
+          <w:b w:val="0"/>
+          <w:i w:val="0"/>
+          <w:sz w:val="22"/>
+          <w:vertAlign w:val="subscript"/>
+        </w:rPr>
+        <w:t xml:space="preserve">1</w:t>
+      </w:r>
+      <w:r>
+        <w:rPr>
+          <w:rFonts w:ascii="Arial" w:hAnsi="Arial" w:cs="Arial"/>
+          <w:b w:val="0"/>
+          <w:i w:val="0"/>
+          <w:sz w:val="22"/>
+        </w:rPr>
+        <w:t xml:space="preserve">=</w:t>
+      </w:r>
+      <w:r>
+        <w:rPr>
+          <w:rFonts w:ascii="Arial" w:hAnsi="Arial" w:cs="Arial"/>
+          <w:b w:val="0"/>
+          <w:i w:val="0"/>
+          <w:sz w:val="22"/>
+        </w:rPr>
+        <w:t xml:space="preserve">m</w:t>
+      </w:r>
+      <w:r>
+        <w:rPr>
+          <w:rFonts w:ascii="Arial" w:hAnsi="Arial" w:cs="Arial"/>
+          <w:b w:val="0"/>
+          <w:i w:val="0"/>
+          <w:sz w:val="22"/>
+          <w:vertAlign w:val="subscript"/>
+        </w:rPr>
+        <w:t xml:space="preserve">2</w:t>
+      </w:r>
+      <w:r>
+        <w:rPr>
+          <w:rFonts w:ascii="Arial" w:hAnsi="Arial" w:cs="Arial"/>
+          <w:b w:val="0"/>
+          <w:i w:val="0"/>
+          <w:sz w:val="22"/>
+        </w:rPr>
+        <w:t xml:space="preserve">=</w:t>
+      </w:r>
+      <w:r>
+        <w:rPr>
+          <w:rFonts w:ascii="Arial" w:hAnsi="Arial" w:cs="Arial"/>
+          <w:b w:val="0"/>
+          <w:i w:val="0"/>
+          <w:sz w:val="22"/>
+        </w:rPr>
+        <w:t xml:space="preserve">m</w:t>
+      </w:r>
+      <w:r>
+        <w:rPr>
+          <w:rFonts w:ascii="Arial" w:hAnsi="Arial" w:cs="Arial"/>
+          <w:b w:val="0"/>
+          <w:i w:val="0"/>
+          <w:sz w:val="22"/>
+          <w:vertAlign w:val="subscript"/>
+        </w:rPr>
+        <w:t xml:space="preserve">3</w:t>
+      </w:r>
+      <w:r>
+        <w:rPr>
+          <w:rFonts w:ascii="Arial" w:hAnsi="Arial" w:cs="Arial"/>
+          <w:b w:val="0"/>
+          <w:i w:val="0"/>
+          <w:sz w:val="22"/>
+        </w:rPr>
+        <w:t xml:space="preserve">=5000 kg, dan kekakuan lateral antar-lantai identik k=8 x 10</w:t>
+      </w:r>
+      <w:r>
+        <w:rPr>
+          <w:rFonts w:ascii="Arial" w:hAnsi="Arial" w:cs="Arial"/>
+          <w:b w:val="0"/>
+          <w:i w:val="0"/>
+          <w:sz w:val="22"/>
+          <w:vertAlign w:val="superscript"/>
+        </w:rPr>
+        <w:t xml:space="preserve">6</w:t>
+      </w:r>
+      <w:r>
+        <w:rPr>
+          <w:rFonts w:ascii="Arial" w:hAnsi="Arial" w:cs="Arial"/>
+          <w:b w:val="0"/>
+          <w:i w:val="0"/>
+          <w:sz w:val="22"/>
+        </w:rPr>
+        <w:t xml:space="preserve"> N/m (kolom penopang, dengan base gedung diasumsikan tetap terhadap tanah). Gambar 2 menunjukkan skematik sistem beserta koordinat </w:t>
+      </w:r>
+      <w:r>
+        <w:rPr>
+          <w:rFonts w:ascii="Arial" w:hAnsi="Arial" w:cs="Arial"/>
+          <w:b w:val="0"/>
+          <w:i w:val="0"/>
+          <w:sz w:val="22"/>
+        </w:rPr>
+        <w:t xml:space="preserve">x</w:t>
+      </w:r>
+      <w:r>
+        <w:rPr>
+          <w:rFonts w:ascii="Arial" w:hAnsi="Arial" w:cs="Arial"/>
+          <w:b w:val="0"/>
+          <w:i w:val="0"/>
+          <w:sz w:val="22"/>
+          <w:vertAlign w:val="subscript"/>
+        </w:rPr>
+        <w:t xml:space="preserve">1</w:t>
+      </w:r>
+      <w:r>
+        <w:rPr>
+          <w:rFonts w:ascii="Arial" w:hAnsi="Arial" w:cs="Arial"/>
+          <w:b w:val="0"/>
+          <w:i w:val="0"/>
+          <w:sz w:val="22"/>
+        </w:rPr>
+        <w:t xml:space="preserve">, </w:t>
+      </w:r>
+      <w:r>
+        <w:rPr>
+          <w:rFonts w:ascii="Arial" w:hAnsi="Arial" w:cs="Arial"/>
+          <w:b w:val="0"/>
+          <w:i w:val="0"/>
+          <w:sz w:val="22"/>
+        </w:rPr>
+        <w:t xml:space="preserve">x</w:t>
+      </w:r>
+      <w:r>
+        <w:rPr>
+          <w:rFonts w:ascii="Arial" w:hAnsi="Arial" w:cs="Arial"/>
+          <w:b w:val="0"/>
+          <w:i w:val="0"/>
+          <w:sz w:val="22"/>
+          <w:vertAlign w:val="subscript"/>
+        </w:rPr>
+        <w:t xml:space="preserve">2</w:t>
+      </w:r>
+      <w:r>
+        <w:rPr>
+          <w:rFonts w:ascii="Arial" w:hAnsi="Arial" w:cs="Arial"/>
+          <w:b w:val="0"/>
+          <w:i w:val="0"/>
+          <w:sz w:val="22"/>
+        </w:rPr>
+        <w:t xml:space="preserve">, </w:t>
+      </w:r>
+      <w:r>
+        <w:rPr>
+          <w:rFonts w:ascii="Arial" w:hAnsi="Arial" w:cs="Arial"/>
+          <w:b w:val="0"/>
+          <w:i w:val="0"/>
+          <w:sz w:val="22"/>
+        </w:rPr>
+        <w:t xml:space="preserve">x</w:t>
+      </w:r>
+      <w:r>
+        <w:rPr>
+          <w:rFonts w:ascii="Arial" w:hAnsi="Arial" w:cs="Arial"/>
+          <w:b w:val="0"/>
+          <w:i w:val="0"/>
+          <w:sz w:val="22"/>
+          <w:vertAlign w:val="subscript"/>
+        </w:rPr>
+        <w:t xml:space="preserve">3</w:t>
+      </w:r>
+      <w:r>
+        <w:rPr>
+          <w:rFonts w:ascii="Arial" w:hAnsi="Arial" w:cs="Arial"/>
+          <w:b w:val="0"/>
+          <w:i w:val="0"/>
+          <w:sz w:val="22"/>
+        </w:rPr>
+        <w:t xml:space="preserve"> yang diukur dari posisi setimbang tiap lantai.</w:t>
       </w:r>
     </w:p>
     <w:p>
@@ -3182,7 +3987,121 @@
           <w:color w:val="444444"/>
           <w:sz w:val="20"/>
         </w:rPr>
-        <w:t>Gambar 2. Skematik shear-building 3 lantai: massa tiap lantai m=5000 kg, kekakuan antar-lantai k=8x10^6 N/m, koordinat x1, x2, x3 diukur dari posisi setimbang.</w:t>
+        <w:t xml:space="preserve">Gambar 2. Skematik shear-building 3 lantai: massa tiap lantai m=5000 kg, kekakuan antar-lantai k=8x10</w:t>
+      </w:r>
+      <w:r>
+        <w:rPr>
+          <w:rFonts w:ascii="Arial" w:hAnsi="Arial" w:cs="Arial"/>
+          <w:b w:val="0"/>
+          <w:i/>
+          <w:color w:val="444444"/>
+          <w:sz w:val="20"/>
+          <w:vertAlign w:val="superscript"/>
+        </w:rPr>
+        <w:t xml:space="preserve">6</w:t>
+      </w:r>
+      <w:r>
+        <w:rPr>
+          <w:rFonts w:ascii="Arial" w:hAnsi="Arial" w:cs="Arial"/>
+          <w:b w:val="0"/>
+          <w:i/>
+          <w:color w:val="444444"/>
+          <w:sz w:val="20"/>
+        </w:rPr>
+        <w:t xml:space="preserve"> N/m, koordinat </w:t>
+      </w:r>
+      <w:r>
+        <w:rPr>
+          <w:rFonts w:ascii="Arial" w:hAnsi="Arial" w:cs="Arial"/>
+          <w:b w:val="0"/>
+          <w:i/>
+          <w:color w:val="444444"/>
+          <w:sz w:val="20"/>
+        </w:rPr>
+        <w:t xml:space="preserve">x</w:t>
+      </w:r>
+      <w:r>
+        <w:rPr>
+          <w:rFonts w:ascii="Arial" w:hAnsi="Arial" w:cs="Arial"/>
+          <w:b w:val="0"/>
+          <w:i/>
+          <w:color w:val="444444"/>
+          <w:sz w:val="20"/>
+          <w:vertAlign w:val="subscript"/>
+        </w:rPr>
+        <w:t xml:space="preserve">1</w:t>
+      </w:r>
+      <w:r>
+        <w:rPr>
+          <w:rFonts w:ascii="Arial" w:hAnsi="Arial" w:cs="Arial"/>
+          <w:b w:val="0"/>
+          <w:i/>
+          <w:color w:val="444444"/>
+          <w:sz w:val="20"/>
+        </w:rPr>
+        <w:t xml:space="preserve">, </w:t>
+      </w:r>
+      <w:r>
+        <w:rPr>
+          <w:rFonts w:ascii="Arial" w:hAnsi="Arial" w:cs="Arial"/>
+          <w:b w:val="0"/>
+          <w:i/>
+          <w:color w:val="444444"/>
+          <w:sz w:val="20"/>
+        </w:rPr>
+        <w:t xml:space="preserve">x</w:t>
+      </w:r>
+      <w:r>
+        <w:rPr>
+          <w:rFonts w:ascii="Arial" w:hAnsi="Arial" w:cs="Arial"/>
+          <w:b w:val="0"/>
+          <w:i/>
+          <w:color w:val="444444"/>
+          <w:sz w:val="20"/>
+          <w:vertAlign w:val="subscript"/>
+        </w:rPr>
+        <w:t xml:space="preserve">2</w:t>
+      </w:r>
+      <w:r>
+        <w:rPr>
+          <w:rFonts w:ascii="Arial" w:hAnsi="Arial" w:cs="Arial"/>
+          <w:b w:val="0"/>
+          <w:i/>
+          <w:color w:val="444444"/>
+          <w:sz w:val="20"/>
+        </w:rPr>
+        <w:t xml:space="preserve">, </w:t>
+      </w:r>
+      <w:r>
+        <w:rPr>
+          <w:rFonts w:ascii="Arial" w:hAnsi="Arial" w:cs="Arial"/>
+          <w:b w:val="0"/>
+          <w:i/>
+          <w:color w:val="444444"/>
+          <w:sz w:val="20"/>
+        </w:rPr>
+        <w:t xml:space="preserve">x</w:t>
+      </w:r>
+      <w:r>
+        <w:rPr>
+          <w:rFonts w:ascii="Arial" w:hAnsi="Arial" w:cs="Arial"/>
+          <w:b w:val="0"/>
+          <w:i/>
+          <w:color w:val="444444"/>
+          <w:sz w:val="20"/>
+          <w:vertAlign w:val="subscript"/>
+        </w:rPr>
+        <w:t xml:space="preserve">3</w:t>
+      </w:r>
+      <w:r>
+        <w:rPr>
+          <w:rFonts w:ascii="Arial" w:hAnsi="Arial" w:cs="Arial"/>
+          <w:b w:val="0"/>
+          <w:i/>
+          <w:color w:val="444444"/>
+          <w:sz w:val="20"/>
+        </w:rPr>
+        <w:t xml:space="preserve"> diukur dari posisi setimbang.</w:t>
       </w:r>
     </w:p>
     <w:p>
@@ -3208,6 +4127,15 @@
         </w:rPr>
         <w:t>Mengikuti pola umum penyusunan matriks kekakuan yang sudah dipelajari di Pertemuan 9 (elemen diagonal K(i,i) adalah jumlah kekakuan yang menempel langsung ke massa ke-i, elemen off-diagonal K(i,j) adalah negatif kekakuan penghubung langsung antara massa i dan j), matriks kekakuan shear-building 3 lantai berbentuk tridiagonal khas. Matriks massa M adalah matriks diagonal karena model lumped-mass (massa terkonsentrasi di tiap lantai, tanpa kopling massa antar-lantai).</w:t>
       </w:r>
+      <w:r>
+        <w:rPr>
+          <w:rFonts w:ascii="Arial" w:hAnsi="Arial" w:cs="Arial"/>
+          <w:b w:val="0"/>
+          <w:i w:val="0"/>
+          <w:sz w:val="22"/>
+        </w:rPr>
+        <w:t xml:space="preserve"> Rangkuman kuantitatifnya tertulis pada Persamaan (4).</w:t>
+      </w:r>
     </w:p>
     <w:p>
       <w:pPr>
@@ -3222,7 +4150,38 @@
           <w:color w:val="305496"/>
           <w:sz w:val="22"/>
         </w:rPr>
-        <w:t>M = 5000 x I3     K = 8x10^6 x [[2,-1,0], [-1,2,-1], [0,-1,1]]</w:t>
+        <w:t xml:space="preserve">M = 5000 x I3     K = 8x10</w:t>
+      </w:r>
+      <w:r>
+        <w:rPr>
+          <w:rFonts w:ascii="Arial" w:hAnsi="Arial" w:cs="Arial"/>
+          <w:b/>
+          <w:i/>
+          <w:color w:val="305496"/>
+          <w:sz w:val="22"/>
+          <w:vertAlign w:val="superscript"/>
+        </w:rPr>
+        <w:t xml:space="preserve">6</w:t>
+      </w:r>
+      <w:r>
+        <w:rPr>
+          <w:rFonts w:ascii="Arial" w:hAnsi="Arial" w:cs="Arial"/>
+          <w:b/>
+          <w:i/>
+          <w:color w:val="305496"/>
+          <w:sz w:val="22"/>
+        </w:rPr>
+        <w:t xml:space="preserve"> x [[2,-1,0], [-1,2,-1], [0,-1,1]]</w:t>
+      </w:r>
+      <w:r>
+        <w:rPr>
+          <w:rFonts w:ascii="Arial" w:hAnsi="Arial" w:cs="Arial"/>
+          <w:b/>
+          <w:i/>
+          <w:color w:val="305496"/>
+          <w:sz w:val="22"/>
+        </w:rPr>
+        <w:t xml:space="preserve">   (4)</w:t>
       </w:r>
     </w:p>
     <w:p>
@@ -3246,7 +4205,35 @@
           <w:i w:val="0"/>
           <w:sz w:val="22"/>
         </w:rPr>
-        <w:t>Menyelesaikan generalized eigenvalue problem det(K-omega^2 M)=0 untuk matriks 3x3 di atas (secara numerik memakai scipy.linalg.eigh(K,M), dibahas detail pada Bagian Implementasi Python) menghasilkan tiga frekuensi pribadi terurut omega1=17,8017 rad/s, omega2=49,8792 rad/s, dan omega3=72,0775 rad/s. Dikonversi ke Hertz memakai f=omega/(2 pi), diperoleh f1=2,8332 Hz, f2=7,9385 Hz, dan f3=11,4715 Hz, dengan periode berturut-turut T1=0,3530 s, T2=0,1260 s, dan T3=0,0872 s. Tabel 1 merangkum ketiga frekuensi pribadi ini beserta periode dan interpretasi fisiknya.</w:t>
+        <w:t xml:space="preserve">Menyelesaikan generalized eigenvalue problem det(K-ω</w:t>
+      </w:r>
+      <w:r>
+        <w:rPr>
+          <w:rFonts w:ascii="Arial" w:hAnsi="Arial" w:cs="Arial"/>
+          <w:b w:val="0"/>
+          <w:i w:val="0"/>
+          <w:sz w:val="22"/>
+          <w:vertAlign w:val="superscript"/>
+        </w:rPr>
+        <w:t xml:space="preserve">2</w:t>
+      </w:r>
+      <w:r>
+        <w:rPr>
+          <w:rFonts w:ascii="Arial" w:hAnsi="Arial" w:cs="Arial"/>
+          <w:b w:val="0"/>
+          <w:i w:val="0"/>
+          <w:sz w:val="22"/>
+        </w:rPr>
+        <w:t xml:space="preserve"> M)=0 untuk matriks 3x3 di atas (secara numerik memakai scipy.linalg.eigh(K,M), dibahas detail pada Bagian Implementasi Python) menghasilkan tiga frekuensi pribadi terurut omega1=17,8017 rad/s, omega2=49,8792 rad/s, dan omega3=72,0775 rad/s. Dikonversi ke Hertz memakai f=ω/(2 π), diperoleh f1=2,8332 Hz, f2=7,9385 Hz, dan f3=11,4715 Hz, dengan periode berturut-turut T1=0,3530 s, T2=0,1260 s, dan T3=0,0872 s. Tabel 1 merangkum ketiga frekuensi pribadi ini beserta periode dan interpretasi fisiknya.</w:t>
+      </w:r>
+      <w:r>
+        <w:rPr>
+          <w:rFonts w:ascii="Arial" w:hAnsi="Arial" w:cs="Arial"/>
+          <w:b w:val="0"/>
+          <w:i w:val="0"/>
+          <w:sz w:val="22"/>
+        </w:rPr>
+        <w:t xml:space="preserve"> Hubungan ini dirangkum dalam Persamaan (5).</w:t>
       </w:r>
     </w:p>
     <w:p>
@@ -3263,6 +4250,16 @@
           <w:sz w:val="22"/>
         </w:rPr>
         <w:t>omega1=17,80 rad/s   omega2=49,88 rad/s   omega3=72,08 rad/s</w:t>
+      </w:r>
+      <w:r>
+        <w:rPr>
+          <w:rFonts w:ascii="Arial" w:hAnsi="Arial" w:cs="Arial"/>
+          <w:b/>
+          <w:i/>
+          <w:color w:val="305496"/>
+          <w:sz w:val="22"/>
+        </w:rPr>
+        <w:t xml:space="preserve">   (5)</w:t>
       </w:r>
     </w:p>
     <w:p>
@@ -3348,7 +4345,7 @@
                 <w:i w:val="0"/>
                 <w:sz w:val="19"/>
               </w:rPr>
-              <w:t>omega (rad/s)</w:t>
+              <w:t xml:space="preserve">ω (rad/s)</w:t>
             </w:r>
           </w:p>
         </w:tc>
@@ -3861,7 +4858,35 @@
           <w:i w:val="0"/>
           <w:sz w:val="22"/>
         </w:rPr>
-        <w:t>Interpretasi penting dari Tabel 1: frekuensi gempa dominan pada zona seismik moderat umumnya berada di rentang 2 sampai 4 Hz. Frekuensi pribadi mode 1 gedung ini (f1=2,8332 Hz) berada tepat di dalam rentang tersebut, menjadikan mode 1 sebagai mode paling berbahaya untuk desain tahan gempa; mode 2 dan mode 3 berada jauh di luar rentang frekuensi gempa dominan sehingga risiko resonansi jauh lebih rendah. Gambar 3 memvisualisasikan hal ini dari sudut pandang fungsi respons frekuensi: amplitudo simpangan lantai atas terhadap gaya eksitasi harmonik menunjukkan tiga puncak resonansi tajam tepat pada omega1, omega2, dan omega3, dengan puncak mode 1 jauh lebih tinggi karena redaman modal yang relatif lebih kecil terhadap frekuensinya dan karena gaya eksitasi horizontal cenderung paling efisien mengeksitasi mode 1 (dijelaskan lebih detail melalui modal participation factor pada Bagian 4).</w:t>
+        <w:t xml:space="preserve">Interpretasi penting dari Tabel 1: frekuensi gempa dominan pada zona seismik moderat umumnya berada di rentang 2 sampai 4 Hz. Frekuensi pribadi mode 1 gedung ini (</w:t>
+      </w:r>
+      <w:r>
+        <w:rPr>
+          <w:rFonts w:ascii="Arial" w:hAnsi="Arial" w:cs="Arial"/>
+          <w:b w:val="0"/>
+          <w:i w:val="0"/>
+          <w:sz w:val="22"/>
+        </w:rPr>
+        <w:t xml:space="preserve">f</w:t>
+      </w:r>
+      <w:r>
+        <w:rPr>
+          <w:rFonts w:ascii="Arial" w:hAnsi="Arial" w:cs="Arial"/>
+          <w:b w:val="0"/>
+          <w:i w:val="0"/>
+          <w:sz w:val="22"/>
+          <w:vertAlign w:val="subscript"/>
+        </w:rPr>
+        <w:t xml:space="preserve">1</w:t>
+      </w:r>
+      <w:r>
+        <w:rPr>
+          <w:rFonts w:ascii="Arial" w:hAnsi="Arial" w:cs="Arial"/>
+          <w:b w:val="0"/>
+          <w:i w:val="0"/>
+          <w:sz w:val="22"/>
+        </w:rPr>
+        <w:t xml:space="preserve">=2,8332 Hz) berada tepat di dalam rentang tersebut, menjadikan mode 1 sebagai mode paling berbahaya untuk desain tahan gempa; mode 2 dan mode 3 berada jauh di luar rentang frekuensi gempa dominan sehingga risiko resonansi jauh lebih rendah. Gambar 3 memvisualisasikan hal ini dari sudut pandang fungsi respons frekuensi: amplitudo simpangan lantai atas terhadap gaya eksitasi harmonik menunjukkan tiga puncak resonansi tajam tepat pada omega1, omega2, dan omega3, dengan puncak mode 1 jauh lebih tinggi karena redaman modal yang relatif lebih kecil terhadap frekuensinya dan karena gaya eksitasi horizontal cenderung paling efisien mengeksitasi mode 1 (dijelaskan lebih detail melalui modal participation factor pada Bagian 4).</w:t>
       </w:r>
     </w:p>
     <w:p>
@@ -3885,7 +4910,101 @@
           <w:i w:val="0"/>
           <w:sz w:val="22"/>
         </w:rPr>
-        <w:t>Kurva respons frekuensi pada Gambar 3 dihitung memakai fungsi transfer kompleks standar X(omega)=([K]-omega^2[M]+i.omega[C])^-1{F}, dengan gaya harmonik F diberikan pada lantai atas dan matriks redaman [C]=alpha[M]+beta[K] (Rayleigh damping, dibahas detail pada Bagian 4) dipilih menghasilkan rasio redaman modal sekitar 1,3 sampai 1,7 persen untuk ketiga mode, nilai yang realistis untuk struktur beton bertulang tanpa peredam tambahan. Amplitudo di puncak resonansi berbanding terbalik dengan rasio redaman: semakin kecil zeta_i, semakin tajam dan tinggi puncak pada omega_i, sehingga puncak mode 1 pada Gambar 3 tampak jauh lebih dominan dibanding mode 2 dan mode 3 meskipun ketiganya memiliki rasio redaman modal yang tidak jauh berbeda satu sama lain, murni akibat kombinasi frekuensi rendah dan modal participation yang lebih besar.</w:t>
+        <w:t xml:space="preserve">Kurva respons frekuensi pada Gambar 3 dihitung memakai fungsi transfer kompleks standar X(ω)=([K]-ω</w:t>
+      </w:r>
+      <w:r>
+        <w:rPr>
+          <w:rFonts w:ascii="Arial" w:hAnsi="Arial" w:cs="Arial"/>
+          <w:b w:val="0"/>
+          <w:i w:val="0"/>
+          <w:sz w:val="22"/>
+          <w:vertAlign w:val="superscript"/>
+        </w:rPr>
+        <w:t xml:space="preserve">2</w:t>
+      </w:r>
+      <w:r>
+        <w:rPr>
+          <w:rFonts w:ascii="Arial" w:hAnsi="Arial" w:cs="Arial"/>
+          <w:b w:val="0"/>
+          <w:i w:val="0"/>
+          <w:sz w:val="22"/>
+        </w:rPr>
+        <w:t xml:space="preserve">[M]+i·ω[C])</w:t>
+      </w:r>
+      <w:r>
+        <w:rPr>
+          <w:rFonts w:ascii="Arial" w:hAnsi="Arial" w:cs="Arial"/>
+          <w:b w:val="0"/>
+          <w:i w:val="0"/>
+          <w:sz w:val="22"/>
+          <w:vertAlign w:val="superscript"/>
+        </w:rPr>
+        <w:t xml:space="preserve">-1</w:t>
+      </w:r>
+      <w:r>
+        <w:rPr>
+          <w:rFonts w:ascii="Arial" w:hAnsi="Arial" w:cs="Arial"/>
+          <w:b w:val="0"/>
+          <w:i w:val="0"/>
+          <w:sz w:val="22"/>
+        </w:rPr>
+        <w:t xml:space="preserve">{F}, dengan gaya harmonik F diberikan pada lantai atas dan matriks redaman [C]=α[M]+β[K] (Rayleigh damping, dibahas detail pada Bagian 4) dipilih menghasilkan rasio redaman modal sekitar 1,3 sampai 1,7 persen untuk ketiga mode, nilai yang realistis untuk struktur beton bertulang tanpa peredam tambahan. Amplitudo di puncak resonansi berbanding terbalik dengan rasio redaman: semakin kecil </w:t>
+      </w:r>
+      <w:r>
+        <w:rPr>
+          <w:rFonts w:ascii="Arial" w:hAnsi="Arial" w:cs="Arial"/>
+          <w:b w:val="0"/>
+          <w:i w:val="0"/>
+          <w:sz w:val="22"/>
+        </w:rPr>
+        <w:t xml:space="preserve">ζ</w:t>
+      </w:r>
+      <w:r>
+        <w:rPr>
+          <w:rFonts w:ascii="Arial" w:hAnsi="Arial" w:cs="Arial"/>
+          <w:b w:val="0"/>
+          <w:i w:val="0"/>
+          <w:sz w:val="22"/>
+          <w:vertAlign w:val="subscript"/>
+        </w:rPr>
+        <w:t xml:space="preserve">i</w:t>
+      </w:r>
+      <w:r>
+        <w:rPr>
+          <w:rFonts w:ascii="Arial" w:hAnsi="Arial" w:cs="Arial"/>
+          <w:b w:val="0"/>
+          <w:i w:val="0"/>
+          <w:sz w:val="22"/>
+        </w:rPr>
+        <w:t xml:space="preserve">, semakin tajam dan tinggi puncak pada </w:t>
+      </w:r>
+      <w:r>
+        <w:rPr>
+          <w:rFonts w:ascii="Arial" w:hAnsi="Arial" w:cs="Arial"/>
+          <w:b w:val="0"/>
+          <w:i w:val="0"/>
+          <w:sz w:val="22"/>
+        </w:rPr>
+        <w:t xml:space="preserve">ω</w:t>
+      </w:r>
+      <w:r>
+        <w:rPr>
+          <w:rFonts w:ascii="Arial" w:hAnsi="Arial" w:cs="Arial"/>
+          <w:b w:val="0"/>
+          <w:i w:val="0"/>
+          <w:sz w:val="22"/>
+          <w:vertAlign w:val="subscript"/>
+        </w:rPr>
+        <w:t xml:space="preserve">i</w:t>
+      </w:r>
+      <w:r>
+        <w:rPr>
+          <w:rFonts w:ascii="Arial" w:hAnsi="Arial" w:cs="Arial"/>
+          <w:b w:val="0"/>
+          <w:i w:val="0"/>
+          <w:sz w:val="22"/>
+        </w:rPr>
+        <w:t xml:space="preserve">, sehingga puncak mode 1 pada Gambar 3 tampak jauh lebih dominan dibanding mode 2 dan mode 3 meskipun ketiganya memiliki rasio redaman modal yang tidak jauh berbeda satu sama lain, murni akibat kombinasi frekuensi rendah dan modal participation yang lebih besar.</w:t>
       </w:r>
     </w:p>
     <w:p>
@@ -3966,7 +5085,159 @@
           <w:i w:val="0"/>
           <w:sz w:val="22"/>
         </w:rPr>
-        <w:t>Sebagai verifikasi cepat tanpa perlu menyelesaikan ulang eigenvalue problem, trace(K)=k(2+2+1)=8x10^6x5=4,0x10^7 dan det(K) dapat dihitung langsung dari matriks K di atas, menghasilkan 5,12x10^20. Untuk sistem dengan M=m.I (kelipatan skalar identitas), berlaku identitas bahwa jumlah omega_i^2 sebanding dengan trace(K)/m dan hasil kali omega_i^2 sebanding dengan det(K)/m^3, generalisasi langsung dari identitas Vieta 2 DoF yang telah dipelajari di Pertemuan 7. Untuk sistem berukuran lebih besar (N lebih dari 100), menyelesaikan determinan secara manual menjadi sangat tidak praktis karena derajat polinomial karakteristik naik seiring N; solusi praktis di industri adalah memakai algoritma iteratif seperti Lanczos atau subspace iteration (tersedia via scipy.sparse.linalg.eigsh atau eigs pada MATLAB), yang hanya menghitung beberapa eigenvalue terendah tanpa perlu menyelesaikan seluruh N mode sekaligus, karena mode dengan frekuensi rendah yang paling penting secara praktis untuk loading realistis seperti gempa dan angin.</w:t>
+        <w:t xml:space="preserve">Sebagai verifikasi cepat tanpa perlu menyelesaikan ulang eigenvalue problem, trace(K)=k(2+2+1)=8x10</w:t>
+      </w:r>
+      <w:r>
+        <w:rPr>
+          <w:rFonts w:ascii="Arial" w:hAnsi="Arial" w:cs="Arial"/>
+          <w:b w:val="0"/>
+          <w:i w:val="0"/>
+          <w:sz w:val="22"/>
+          <w:vertAlign w:val="superscript"/>
+        </w:rPr>
+        <w:t xml:space="preserve">6x5</w:t>
+      </w:r>
+      <w:r>
+        <w:rPr>
+          <w:rFonts w:ascii="Arial" w:hAnsi="Arial" w:cs="Arial"/>
+          <w:b w:val="0"/>
+          <w:i w:val="0"/>
+          <w:sz w:val="22"/>
+        </w:rPr>
+        <w:t xml:space="preserve">=4,0x10</w:t>
+      </w:r>
+      <w:r>
+        <w:rPr>
+          <w:rFonts w:ascii="Arial" w:hAnsi="Arial" w:cs="Arial"/>
+          <w:b w:val="0"/>
+          <w:i w:val="0"/>
+          <w:sz w:val="22"/>
+          <w:vertAlign w:val="superscript"/>
+        </w:rPr>
+        <w:t xml:space="preserve">7</w:t>
+      </w:r>
+      <w:r>
+        <w:rPr>
+          <w:rFonts w:ascii="Arial" w:hAnsi="Arial" w:cs="Arial"/>
+          <w:b w:val="0"/>
+          <w:i w:val="0"/>
+          <w:sz w:val="22"/>
+        </w:rPr>
+        <w:t xml:space="preserve"> dan det(K) dapat dihitung langsung dari matriks K di atas, menghasilkan 5,12x10</w:t>
+      </w:r>
+      <w:r>
+        <w:rPr>
+          <w:rFonts w:ascii="Arial" w:hAnsi="Arial" w:cs="Arial"/>
+          <w:b w:val="0"/>
+          <w:i w:val="0"/>
+          <w:sz w:val="22"/>
+          <w:vertAlign w:val="superscript"/>
+        </w:rPr>
+        <w:t xml:space="preserve">20</w:t>
+      </w:r>
+      <w:r>
+        <w:rPr>
+          <w:rFonts w:ascii="Arial" w:hAnsi="Arial" w:cs="Arial"/>
+          <w:b w:val="0"/>
+          <w:i w:val="0"/>
+          <w:sz w:val="22"/>
+        </w:rPr>
+        <w:t xml:space="preserve">. Untuk sistem dengan M=m.I (kelipatan skalar identitas), berlaku identitas bahwa jumlah </w:t>
+      </w:r>
+      <w:r>
+        <w:rPr>
+          <w:rFonts w:ascii="Arial" w:hAnsi="Arial" w:cs="Arial"/>
+          <w:b w:val="0"/>
+          <w:i w:val="0"/>
+          <w:sz w:val="22"/>
+        </w:rPr>
+        <w:t xml:space="preserve">ω</w:t>
+      </w:r>
+      <w:r>
+        <w:rPr>
+          <w:rFonts w:ascii="Arial" w:hAnsi="Arial" w:cs="Arial"/>
+          <w:b w:val="0"/>
+          <w:i w:val="0"/>
+          <w:sz w:val="22"/>
+          <w:vertAlign w:val="subscript"/>
+        </w:rPr>
+        <w:t xml:space="preserve">i</w:t>
+      </w:r>
+      <w:r>
+        <w:rPr>
+          <w:rFonts w:ascii="Arial" w:hAnsi="Arial" w:cs="Arial"/>
+          <w:b w:val="0"/>
+          <w:i w:val="0"/>
+          <w:sz w:val="22"/>
+          <w:vertAlign w:val="superscript"/>
+        </w:rPr>
+        <w:t xml:space="preserve">2</w:t>
+      </w:r>
+      <w:r>
+        <w:rPr>
+          <w:rFonts w:ascii="Arial" w:hAnsi="Arial" w:cs="Arial"/>
+          <w:b w:val="0"/>
+          <w:i w:val="0"/>
+          <w:sz w:val="22"/>
+        </w:rPr>
+        <w:t xml:space="preserve"> sebanding dengan trace(K)/m dan hasil kali </w:t>
+      </w:r>
+      <w:r>
+        <w:rPr>
+          <w:rFonts w:ascii="Arial" w:hAnsi="Arial" w:cs="Arial"/>
+          <w:b w:val="0"/>
+          <w:i w:val="0"/>
+          <w:sz w:val="22"/>
+        </w:rPr>
+        <w:t xml:space="preserve">ω</w:t>
+      </w:r>
+      <w:r>
+        <w:rPr>
+          <w:rFonts w:ascii="Arial" w:hAnsi="Arial" w:cs="Arial"/>
+          <w:b w:val="0"/>
+          <w:i w:val="0"/>
+          <w:sz w:val="22"/>
+          <w:vertAlign w:val="subscript"/>
+        </w:rPr>
+        <w:t xml:space="preserve">i</w:t>
+      </w:r>
+      <w:r>
+        <w:rPr>
+          <w:rFonts w:ascii="Arial" w:hAnsi="Arial" w:cs="Arial"/>
+          <w:b w:val="0"/>
+          <w:i w:val="0"/>
+          <w:sz w:val="22"/>
+          <w:vertAlign w:val="superscript"/>
+        </w:rPr>
+        <w:t xml:space="preserve">2</w:t>
+      </w:r>
+      <w:r>
+        <w:rPr>
+          <w:rFonts w:ascii="Arial" w:hAnsi="Arial" w:cs="Arial"/>
+          <w:b w:val="0"/>
+          <w:i w:val="0"/>
+          <w:sz w:val="22"/>
+        </w:rPr>
+        <w:t xml:space="preserve"> sebanding dengan det(K)/m</w:t>
+      </w:r>
+      <w:r>
+        <w:rPr>
+          <w:rFonts w:ascii="Arial" w:hAnsi="Arial" w:cs="Arial"/>
+          <w:b w:val="0"/>
+          <w:i w:val="0"/>
+          <w:sz w:val="22"/>
+          <w:vertAlign w:val="superscript"/>
+        </w:rPr>
+        <w:t xml:space="preserve">3</w:t>
+      </w:r>
+      <w:r>
+        <w:rPr>
+          <w:rFonts w:ascii="Arial" w:hAnsi="Arial" w:cs="Arial"/>
+          <w:b w:val="0"/>
+          <w:i w:val="0"/>
+          <w:sz w:val="22"/>
+        </w:rPr>
+        <w:t xml:space="preserve">, generalisasi langsung dari identitas Vieta 2 DoF yang telah dipelajari di Pertemuan 7. Untuk sistem berukuran lebih besar (N lebih dari 100), menyelesaikan determinan secara manual menjadi sangat tidak praktis karena derajat polinomial karakteristik naik seiring N; solusi praktis di industri adalah memakai algoritma iteratif seperti Lanczos atau subspace iteration (tersedia via scipy.sparse.linalg.eigsh atau eigs pada MATLAB), yang hanya menghitung beberapa eigenvalue terendah tanpa perlu menyelesaikan seluruh N mode sekaligus, karena mode dengan frekuensi rendah yang paling penting secara praktis untuk loading realistis seperti gempa dan angin.</w:t>
       </w:r>
     </w:p>
     <w:p>
@@ -4013,7 +5284,138 @@
           <w:i w:val="0"/>
           <w:sz w:val="22"/>
         </w:rPr>
-        <w:t>Mode shape phi_i menjelaskan pola relatif gerak tiap massa pada mode ke-i, bukan amplitudo absolut. Karena persamaan ([K]-omega_i^2[M]){phi_i}={0} bersifat homogen, magnitudo eigenvector yang diperoleh dari solver numerik bersifat arbitrer (tergantung implementasi library); hanya rasio antar-elemen phi_i yang bermakna fisis, persis seperti mode shape 2 DoF [1,1] dan [1,-1] pada Pertemuan 7 yang juga hanya bermakna sebagai rasio. Untuk konsistensi dan analisis lanjutan, mode shape MDoF biasanya dinormalisasi memakai salah satu dari tiga konvensi standar yang dirangkum pada Tabel 2.</w:t>
+        <w:t xml:space="preserve">Mode shape </w:t>
+      </w:r>
+      <w:r>
+        <w:rPr>
+          <w:rFonts w:ascii="Arial" w:hAnsi="Arial" w:cs="Arial"/>
+          <w:b w:val="0"/>
+          <w:i w:val="0"/>
+          <w:sz w:val="22"/>
+        </w:rPr>
+        <w:t xml:space="preserve">φ</w:t>
+      </w:r>
+      <w:r>
+        <w:rPr>
+          <w:rFonts w:ascii="Arial" w:hAnsi="Arial" w:cs="Arial"/>
+          <w:b w:val="0"/>
+          <w:i w:val="0"/>
+          <w:sz w:val="22"/>
+          <w:vertAlign w:val="subscript"/>
+        </w:rPr>
+        <w:t xml:space="preserve">i</w:t>
+      </w:r>
+      <w:r>
+        <w:rPr>
+          <w:rFonts w:ascii="Arial" w:hAnsi="Arial" w:cs="Arial"/>
+          <w:b w:val="0"/>
+          <w:i w:val="0"/>
+          <w:sz w:val="22"/>
+        </w:rPr>
+        <w:t xml:space="preserve"> menjelaskan pola relatif gerak tiap massa pada mode ke-i, bukan amplitudo absolut. Karena persamaan ([K]-</w:t>
+      </w:r>
+      <w:r>
+        <w:rPr>
+          <w:rFonts w:ascii="Arial" w:hAnsi="Arial" w:cs="Arial"/>
+          <w:b w:val="0"/>
+          <w:i w:val="0"/>
+          <w:sz w:val="22"/>
+        </w:rPr>
+        <w:t xml:space="preserve">ω</w:t>
+      </w:r>
+      <w:r>
+        <w:rPr>
+          <w:rFonts w:ascii="Arial" w:hAnsi="Arial" w:cs="Arial"/>
+          <w:b w:val="0"/>
+          <w:i w:val="0"/>
+          <w:sz w:val="22"/>
+          <w:vertAlign w:val="subscript"/>
+        </w:rPr>
+        <w:t xml:space="preserve">i</w:t>
+      </w:r>
+      <w:r>
+        <w:rPr>
+          <w:rFonts w:ascii="Arial" w:hAnsi="Arial" w:cs="Arial"/>
+          <w:b w:val="0"/>
+          <w:i w:val="0"/>
+          <w:sz w:val="22"/>
+          <w:vertAlign w:val="superscript"/>
+        </w:rPr>
+        <w:t xml:space="preserve">2</w:t>
+      </w:r>
+      <w:r>
+        <w:rPr>
+          <w:rFonts w:ascii="Arial" w:hAnsi="Arial" w:cs="Arial"/>
+          <w:b w:val="0"/>
+          <w:i w:val="0"/>
+          <w:sz w:val="22"/>
+        </w:rPr>
+        <w:t xml:space="preserve">[M]){</w:t>
+      </w:r>
+      <w:r>
+        <w:rPr>
+          <w:rFonts w:ascii="Arial" w:hAnsi="Arial" w:cs="Arial"/>
+          <w:b w:val="0"/>
+          <w:i w:val="0"/>
+          <w:sz w:val="22"/>
+        </w:rPr>
+        <w:t xml:space="preserve">φ</w:t>
+      </w:r>
+      <w:r>
+        <w:rPr>
+          <w:rFonts w:ascii="Arial" w:hAnsi="Arial" w:cs="Arial"/>
+          <w:b w:val="0"/>
+          <w:i w:val="0"/>
+          <w:sz w:val="22"/>
+          <w:vertAlign w:val="subscript"/>
+        </w:rPr>
+        <w:t xml:space="preserve">i</w:t>
+      </w:r>
+      <w:r>
+        <w:rPr>
+          <w:rFonts w:ascii="Arial" w:hAnsi="Arial" w:cs="Arial"/>
+          <w:b w:val="0"/>
+          <w:i w:val="0"/>
+          <w:sz w:val="22"/>
+        </w:rPr>
+        <w:t xml:space="preserve">}={0} bersifat homogen, magnitudo eigenvector yang diperoleh dari solver numerik bersifat arbitrer (tergantung implementasi library); hanya rasio antar-elemen </w:t>
+      </w:r>
+      <w:r>
+        <w:rPr>
+          <w:rFonts w:ascii="Arial" w:hAnsi="Arial" w:cs="Arial"/>
+          <w:b w:val="0"/>
+          <w:i w:val="0"/>
+          <w:sz w:val="22"/>
+        </w:rPr>
+        <w:t xml:space="preserve">φ</w:t>
+      </w:r>
+      <w:r>
+        <w:rPr>
+          <w:rFonts w:ascii="Arial" w:hAnsi="Arial" w:cs="Arial"/>
+          <w:b w:val="0"/>
+          <w:i w:val="0"/>
+          <w:sz w:val="22"/>
+          <w:vertAlign w:val="subscript"/>
+        </w:rPr>
+        <w:t xml:space="preserve">i</w:t>
+      </w:r>
+      <w:r>
+        <w:rPr>
+          <w:rFonts w:ascii="Arial" w:hAnsi="Arial" w:cs="Arial"/>
+          <w:b w:val="0"/>
+          <w:i w:val="0"/>
+          <w:sz w:val="22"/>
+        </w:rPr>
+        <w:t xml:space="preserve"> yang bermakna fisis, persis seperti mode shape 2 DoF [1,1] dan [1,-1] pada Pertemuan 7 yang juga hanya bermakna sebagai rasio. Untuk konsistensi dan analisis lanjutan, mode shape MDoF biasanya dinormalisasi memakai salah satu dari tiga konvensi standar yang dirangkum pada Tabel 2.</w:t>
+      </w:r>
+      <w:r>
+        <w:rPr>
+          <w:rFonts w:ascii="Arial" w:hAnsi="Arial" w:cs="Arial"/>
+          <w:b w:val="0"/>
+          <w:i w:val="0"/>
+          <w:sz w:val="22"/>
+        </w:rPr>
+        <w:t xml:space="preserve"> Bentuk ringkasnya dituliskan pada Persamaan (6).</w:t>
       </w:r>
     </w:p>
     <w:p>
@@ -4029,7 +5431,69 @@
           <w:color w:val="305496"/>
           <w:sz w:val="22"/>
         </w:rPr>
-        <w:t>Tiga konvensi: Mass-normalized (phi^T M phi = 1) | Max-normalized (phi_max = 1) | Unit-norm (||phi|| = 1)</w:t>
+        <w:t xml:space="preserve">Tiga konvensi: Mass-normalized (φ</w:t>
+      </w:r>
+      <w:r>
+        <w:rPr>
+          <w:rFonts w:ascii="Arial" w:hAnsi="Arial" w:cs="Arial"/>
+          <w:b/>
+          <w:i/>
+          <w:color w:val="305496"/>
+          <w:sz w:val="22"/>
+          <w:vertAlign w:val="superscript"/>
+        </w:rPr>
+        <w:t xml:space="preserve">T</w:t>
+      </w:r>
+      <w:r>
+        <w:rPr>
+          <w:rFonts w:ascii="Arial" w:hAnsi="Arial" w:cs="Arial"/>
+          <w:b/>
+          <w:i/>
+          <w:color w:val="305496"/>
+          <w:sz w:val="22"/>
+        </w:rPr>
+        <w:t xml:space="preserve"> M φ = 1) | Max-normalized (</w:t>
+      </w:r>
+      <w:r>
+        <w:rPr>
+          <w:rFonts w:ascii="Arial" w:hAnsi="Arial" w:cs="Arial"/>
+          <w:b/>
+          <w:i/>
+          <w:color w:val="305496"/>
+          <w:sz w:val="22"/>
+        </w:rPr>
+        <w:t xml:space="preserve">φ</w:t>
+      </w:r>
+      <w:r>
+        <w:rPr>
+          <w:rFonts w:ascii="Arial" w:hAnsi="Arial" w:cs="Arial"/>
+          <w:b/>
+          <w:i/>
+          <w:color w:val="305496"/>
+          <w:sz w:val="22"/>
+          <w:vertAlign w:val="subscript"/>
+        </w:rPr>
+        <w:t xml:space="preserve">max</w:t>
+      </w:r>
+      <w:r>
+        <w:rPr>
+          <w:rFonts w:ascii="Arial" w:hAnsi="Arial" w:cs="Arial"/>
+          <w:b/>
+          <w:i/>
+          <w:color w:val="305496"/>
+          <w:sz w:val="22"/>
+        </w:rPr>
+        <w:t xml:space="preserve"> = 1) | Unit-norm (||φ|| = 1)</w:t>
+      </w:r>
+      <w:r>
+        <w:rPr>
+          <w:rFonts w:ascii="Arial" w:hAnsi="Arial" w:cs="Arial"/>
+          <w:b/>
+          <w:i/>
+          <w:color w:val="305496"/>
+          <w:sz w:val="22"/>
+        </w:rPr>
+        <w:t xml:space="preserve">   (6)</w:t>
       </w:r>
     </w:p>
     <w:p>
@@ -4225,7 +5689,73 @@
                 <w:i w:val="0"/>
                 <w:sz w:val="19"/>
               </w:rPr>
-              <w:t>phi_i^T [M] phi_i = 1</w:t>
+              <w:t xml:space="preserve"/>
+            </w:r>
+            <w:r>
+              <w:rPr>
+                <w:rFonts w:ascii="Arial" w:hAnsi="Arial" w:cs="Arial"/>
+                <w:b w:val="0"/>
+                <w:i w:val="0"/>
+                <w:sz w:val="19"/>
+              </w:rPr>
+              <w:t xml:space="preserve">φ</w:t>
+            </w:r>
+            <w:r>
+              <w:rPr>
+                <w:rFonts w:ascii="Arial" w:hAnsi="Arial" w:cs="Arial"/>
+                <w:b w:val="0"/>
+                <w:i w:val="0"/>
+                <w:sz w:val="19"/>
+                <w:vertAlign w:val="subscript"/>
+              </w:rPr>
+              <w:t xml:space="preserve">i</w:t>
+            </w:r>
+            <w:r>
+              <w:rPr>
+                <w:rFonts w:ascii="Arial" w:hAnsi="Arial" w:cs="Arial"/>
+                <w:b w:val="0"/>
+                <w:i w:val="0"/>
+                <w:sz w:val="19"/>
+                <w:vertAlign w:val="superscript"/>
+              </w:rPr>
+              <w:t xml:space="preserve">T</w:t>
+            </w:r>
+            <w:r>
+              <w:rPr>
+                <w:rFonts w:ascii="Arial" w:hAnsi="Arial" w:cs="Arial"/>
+                <w:b w:val="0"/>
+                <w:i w:val="0"/>
+                <w:sz w:val="19"/>
+              </w:rPr>
+              <w:t xml:space="preserve"> [M] </w:t>
+            </w:r>
+            <w:r>
+              <w:rPr>
+                <w:rFonts w:ascii="Arial" w:hAnsi="Arial" w:cs="Arial"/>
+                <w:b w:val="0"/>
+                <w:i w:val="0"/>
+                <w:sz w:val="19"/>
+              </w:rPr>
+              <w:t xml:space="preserve">φ</w:t>
+            </w:r>
+            <w:r>
+              <w:rPr>
+                <w:rFonts w:ascii="Arial" w:hAnsi="Arial" w:cs="Arial"/>
+                <w:b w:val="0"/>
+                <w:i w:val="0"/>
+                <w:sz w:val="19"/>
+                <w:vertAlign w:val="subscript"/>
+              </w:rPr>
+              <w:t xml:space="preserve">i</w:t>
+            </w:r>
+            <w:r>
+              <w:rPr>
+                <w:rFonts w:ascii="Arial" w:hAnsi="Arial" w:cs="Arial"/>
+                <w:b w:val="0"/>
+                <w:i w:val="0"/>
+                <w:sz w:val="19"/>
+              </w:rPr>
+              <w:t xml:space="preserve"> = 1</w:t>
             </w:r>
           </w:p>
         </w:tc>
@@ -4251,7 +5781,111 @@
                 <w:i w:val="0"/>
                 <w:sz w:val="19"/>
               </w:rPr>
-              <w:t>phi_i^T [K] phi_i = omega_i^2 (modal stiffness bersih)</w:t>
+              <w:t xml:space="preserve"/>
+            </w:r>
+            <w:r>
+              <w:rPr>
+                <w:rFonts w:ascii="Arial" w:hAnsi="Arial" w:cs="Arial"/>
+                <w:b w:val="0"/>
+                <w:i w:val="0"/>
+                <w:sz w:val="19"/>
+              </w:rPr>
+              <w:t xml:space="preserve">φ</w:t>
+            </w:r>
+            <w:r>
+              <w:rPr>
+                <w:rFonts w:ascii="Arial" w:hAnsi="Arial" w:cs="Arial"/>
+                <w:b w:val="0"/>
+                <w:i w:val="0"/>
+                <w:sz w:val="19"/>
+                <w:vertAlign w:val="subscript"/>
+              </w:rPr>
+              <w:t xml:space="preserve">i</w:t>
+            </w:r>
+            <w:r>
+              <w:rPr>
+                <w:rFonts w:ascii="Arial" w:hAnsi="Arial" w:cs="Arial"/>
+                <w:b w:val="0"/>
+                <w:i w:val="0"/>
+                <w:sz w:val="19"/>
+                <w:vertAlign w:val="superscript"/>
+              </w:rPr>
+              <w:t xml:space="preserve">T</w:t>
+            </w:r>
+            <w:r>
+              <w:rPr>
+                <w:rFonts w:ascii="Arial" w:hAnsi="Arial" w:cs="Arial"/>
+                <w:b w:val="0"/>
+                <w:i w:val="0"/>
+                <w:sz w:val="19"/>
+              </w:rPr>
+              <w:t xml:space="preserve"> [K] </w:t>
+            </w:r>
+            <w:r>
+              <w:rPr>
+                <w:rFonts w:ascii="Arial" w:hAnsi="Arial" w:cs="Arial"/>
+                <w:b w:val="0"/>
+                <w:i w:val="0"/>
+                <w:sz w:val="19"/>
+              </w:rPr>
+              <w:t xml:space="preserve">φ</w:t>
+            </w:r>
+            <w:r>
+              <w:rPr>
+                <w:rFonts w:ascii="Arial" w:hAnsi="Arial" w:cs="Arial"/>
+                <w:b w:val="0"/>
+                <w:i w:val="0"/>
+                <w:sz w:val="19"/>
+                <w:vertAlign w:val="subscript"/>
+              </w:rPr>
+              <w:t xml:space="preserve">i</w:t>
+            </w:r>
+            <w:r>
+              <w:rPr>
+                <w:rFonts w:ascii="Arial" w:hAnsi="Arial" w:cs="Arial"/>
+                <w:b w:val="0"/>
+                <w:i w:val="0"/>
+                <w:sz w:val="19"/>
+              </w:rPr>
+              <w:t xml:space="preserve"> = </w:t>
+            </w:r>
+            <w:r>
+              <w:rPr>
+                <w:rFonts w:ascii="Arial" w:hAnsi="Arial" w:cs="Arial"/>
+                <w:b w:val="0"/>
+                <w:i w:val="0"/>
+                <w:sz w:val="19"/>
+              </w:rPr>
+              <w:t xml:space="preserve">ω</w:t>
+            </w:r>
+            <w:r>
+              <w:rPr>
+                <w:rFonts w:ascii="Arial" w:hAnsi="Arial" w:cs="Arial"/>
+                <w:b w:val="0"/>
+                <w:i w:val="0"/>
+                <w:sz w:val="19"/>
+                <w:vertAlign w:val="subscript"/>
+              </w:rPr>
+              <w:t xml:space="preserve">i</w:t>
+            </w:r>
+            <w:r>
+              <w:rPr>
+                <w:rFonts w:ascii="Arial" w:hAnsi="Arial" w:cs="Arial"/>
+                <w:b w:val="0"/>
+                <w:i w:val="0"/>
+                <w:sz w:val="19"/>
+                <w:vertAlign w:val="superscript"/>
+              </w:rPr>
+              <w:t xml:space="preserve">2</w:t>
+            </w:r>
+            <w:r>
+              <w:rPr>
+                <w:rFonts w:ascii="Arial" w:hAnsi="Arial" w:cs="Arial"/>
+                <w:b w:val="0"/>
+                <w:i w:val="0"/>
+                <w:sz w:val="19"/>
+              </w:rPr>
+              <w:t xml:space="preserve"> (modal stiffness bersih)</w:t>
             </w:r>
           </w:p>
         </w:tc>
@@ -4334,7 +5968,35 @@
                 <w:i w:val="0"/>
                 <w:sz w:val="19"/>
               </w:rPr>
-              <w:t>max(|phi_i|) = 1 (atau -1)</w:t>
+              <w:t xml:space="preserve">max(|</w:t>
+            </w:r>
+            <w:r>
+              <w:rPr>
+                <w:rFonts w:ascii="Arial" w:hAnsi="Arial" w:cs="Arial"/>
+                <w:b w:val="0"/>
+                <w:i w:val="0"/>
+                <w:sz w:val="19"/>
+              </w:rPr>
+              <w:t xml:space="preserve">φ</w:t>
+            </w:r>
+            <w:r>
+              <w:rPr>
+                <w:rFonts w:ascii="Arial" w:hAnsi="Arial" w:cs="Arial"/>
+                <w:b w:val="0"/>
+                <w:i w:val="0"/>
+                <w:sz w:val="19"/>
+                <w:vertAlign w:val="subscript"/>
+              </w:rPr>
+              <w:t xml:space="preserve">i</w:t>
+            </w:r>
+            <w:r>
+              <w:rPr>
+                <w:rFonts w:ascii="Arial" w:hAnsi="Arial" w:cs="Arial"/>
+                <w:b w:val="0"/>
+                <w:i w:val="0"/>
+                <w:sz w:val="19"/>
+              </w:rPr>
+              <w:t xml:space="preserve">|) = 1 (atau -1)</w:t>
             </w:r>
           </w:p>
         </w:tc>
@@ -4441,7 +6103,101 @@
                 <w:i w:val="0"/>
                 <w:sz w:val="19"/>
               </w:rPr>
-              <w:t>||phi_i|| = akar(phi_i^T phi_i) = 1</w:t>
+              <w:t xml:space="preserve">||</w:t>
+            </w:r>
+            <w:r>
+              <w:rPr>
+                <w:rFonts w:ascii="Arial" w:hAnsi="Arial" w:cs="Arial"/>
+                <w:b w:val="0"/>
+                <w:i w:val="0"/>
+                <w:sz w:val="19"/>
+              </w:rPr>
+              <w:t xml:space="preserve">φ</w:t>
+            </w:r>
+            <w:r>
+              <w:rPr>
+                <w:rFonts w:ascii="Arial" w:hAnsi="Arial" w:cs="Arial"/>
+                <w:b w:val="0"/>
+                <w:i w:val="0"/>
+                <w:sz w:val="19"/>
+                <w:vertAlign w:val="subscript"/>
+              </w:rPr>
+              <w:t xml:space="preserve">i</w:t>
+            </w:r>
+            <w:r>
+              <w:rPr>
+                <w:rFonts w:ascii="Arial" w:hAnsi="Arial" w:cs="Arial"/>
+                <w:b w:val="0"/>
+                <w:i w:val="0"/>
+                <w:sz w:val="19"/>
+              </w:rPr>
+              <w:t xml:space="preserve">|| = √(</w:t>
+            </w:r>
+            <w:r>
+              <w:rPr>
+                <w:rFonts w:ascii="Arial" w:hAnsi="Arial" w:cs="Arial"/>
+                <w:b w:val="0"/>
+                <w:i w:val="0"/>
+                <w:sz w:val="19"/>
+              </w:rPr>
+              <w:t xml:space="preserve">φ</w:t>
+            </w:r>
+            <w:r>
+              <w:rPr>
+                <w:rFonts w:ascii="Arial" w:hAnsi="Arial" w:cs="Arial"/>
+                <w:b w:val="0"/>
+                <w:i w:val="0"/>
+                <w:sz w:val="19"/>
+                <w:vertAlign w:val="subscript"/>
+              </w:rPr>
+              <w:t xml:space="preserve">i</w:t>
+            </w:r>
+            <w:r>
+              <w:rPr>
+                <w:rFonts w:ascii="Arial" w:hAnsi="Arial" w:cs="Arial"/>
+                <w:b w:val="0"/>
+                <w:i w:val="0"/>
+                <w:sz w:val="19"/>
+                <w:vertAlign w:val="superscript"/>
+              </w:rPr>
+              <w:t xml:space="preserve">T</w:t>
+            </w:r>
+            <w:r>
+              <w:rPr>
+                <w:rFonts w:ascii="Arial" w:hAnsi="Arial" w:cs="Arial"/>
+                <w:b w:val="0"/>
+                <w:i w:val="0"/>
+                <w:sz w:val="19"/>
+              </w:rPr>
+              <w:t xml:space="preserve"> </w:t>
+            </w:r>
+            <w:r>
+              <w:rPr>
+                <w:rFonts w:ascii="Arial" w:hAnsi="Arial" w:cs="Arial"/>
+                <w:b w:val="0"/>
+                <w:i w:val="0"/>
+                <w:sz w:val="19"/>
+              </w:rPr>
+              <w:t xml:space="preserve">φ</w:t>
+            </w:r>
+            <w:r>
+              <w:rPr>
+                <w:rFonts w:ascii="Arial" w:hAnsi="Arial" w:cs="Arial"/>
+                <w:b w:val="0"/>
+                <w:i w:val="0"/>
+                <w:sz w:val="19"/>
+                <w:vertAlign w:val="subscript"/>
+              </w:rPr>
+              <w:t xml:space="preserve">i</w:t>
+            </w:r>
+            <w:r>
+              <w:rPr>
+                <w:rFonts w:ascii="Arial" w:hAnsi="Arial" w:cs="Arial"/>
+                <w:b w:val="0"/>
+                <w:i w:val="0"/>
+                <w:sz w:val="19"/>
+              </w:rPr>
+              <w:t xml:space="preserve">) = 1</w:t>
             </w:r>
           </w:p>
         </w:tc>
@@ -4523,7 +6279,345 @@
           <w:i w:val="0"/>
           <w:sz w:val="22"/>
         </w:rPr>
-        <w:t>Mass-normalization adalah konvensi paling banyak dipakai di industri karena menyederhanakan persamaan respons secara drastis. Modal mass m_i=phi_i^T[M]phi_i menjadi tepat 1 (tanpa perlu scaling tambahan), modal stiffness k_i=phi_i^T[K]phi_i menjadi tepat omega_i^2, dan persamaan modal untuk tiap mode menjadi eta_i..+2 zeta_i omega_i eta_i.+omega_i^2 eta_i=f_i(t), bentuk standar 1-DoF yang sudah sangat familiar sejak Pertemuan 1. Untuk gedung 3 lantai, scipy.linalg.eigh(K,M) secara otomatis mengembalikan eigenvector yang sudah mass-normalized. Untuk keperluan visualisasi dan interpretasi fisik yang lebih intuitif pada modul ini, mode shape juga ditampilkan dalam bentuk max-normalized dengan elemen lantai atas dinormalisasi ke 1.</w:t>
+        <w:t xml:space="preserve">Mass-normalization adalah konvensi paling banyak dipakai di industri karena menyederhanakan persamaan respons secara drastis. Modal mass </w:t>
+      </w:r>
+      <w:r>
+        <w:rPr>
+          <w:rFonts w:ascii="Arial" w:hAnsi="Arial" w:cs="Arial"/>
+          <w:b w:val="0"/>
+          <w:i w:val="0"/>
+          <w:sz w:val="22"/>
+        </w:rPr>
+        <w:t xml:space="preserve">m</w:t>
+      </w:r>
+      <w:r>
+        <w:rPr>
+          <w:rFonts w:ascii="Arial" w:hAnsi="Arial" w:cs="Arial"/>
+          <w:b w:val="0"/>
+          <w:i w:val="0"/>
+          <w:sz w:val="22"/>
+          <w:vertAlign w:val="subscript"/>
+        </w:rPr>
+        <w:t xml:space="preserve">i</w:t>
+      </w:r>
+      <w:r>
+        <w:rPr>
+          <w:rFonts w:ascii="Arial" w:hAnsi="Arial" w:cs="Arial"/>
+          <w:b w:val="0"/>
+          <w:i w:val="0"/>
+          <w:sz w:val="22"/>
+        </w:rPr>
+        <w:t xml:space="preserve">=</w:t>
+      </w:r>
+      <w:r>
+        <w:rPr>
+          <w:rFonts w:ascii="Arial" w:hAnsi="Arial" w:cs="Arial"/>
+          <w:b w:val="0"/>
+          <w:i w:val="0"/>
+          <w:sz w:val="22"/>
+        </w:rPr>
+        <w:t xml:space="preserve">φ</w:t>
+      </w:r>
+      <w:r>
+        <w:rPr>
+          <w:rFonts w:ascii="Arial" w:hAnsi="Arial" w:cs="Arial"/>
+          <w:b w:val="0"/>
+          <w:i w:val="0"/>
+          <w:sz w:val="22"/>
+          <w:vertAlign w:val="subscript"/>
+        </w:rPr>
+        <w:t xml:space="preserve">i</w:t>
+      </w:r>
+      <w:r>
+        <w:rPr>
+          <w:rFonts w:ascii="Arial" w:hAnsi="Arial" w:cs="Arial"/>
+          <w:b w:val="0"/>
+          <w:i w:val="0"/>
+          <w:sz w:val="22"/>
+          <w:vertAlign w:val="superscript"/>
+        </w:rPr>
+        <w:t xml:space="preserve">T</w:t>
+      </w:r>
+      <w:r>
+        <w:rPr>
+          <w:rFonts w:ascii="Arial" w:hAnsi="Arial" w:cs="Arial"/>
+          <w:b w:val="0"/>
+          <w:i w:val="0"/>
+          <w:sz w:val="22"/>
+        </w:rPr>
+        <w:t xml:space="preserve">[M]</w:t>
+      </w:r>
+      <w:r>
+        <w:rPr>
+          <w:rFonts w:ascii="Arial" w:hAnsi="Arial" w:cs="Arial"/>
+          <w:b w:val="0"/>
+          <w:i w:val="0"/>
+          <w:sz w:val="22"/>
+        </w:rPr>
+        <w:t xml:space="preserve">φ</w:t>
+      </w:r>
+      <w:r>
+        <w:rPr>
+          <w:rFonts w:ascii="Arial" w:hAnsi="Arial" w:cs="Arial"/>
+          <w:b w:val="0"/>
+          <w:i w:val="0"/>
+          <w:sz w:val="22"/>
+          <w:vertAlign w:val="subscript"/>
+        </w:rPr>
+        <w:t xml:space="preserve">i</w:t>
+      </w:r>
+      <w:r>
+        <w:rPr>
+          <w:rFonts w:ascii="Arial" w:hAnsi="Arial" w:cs="Arial"/>
+          <w:b w:val="0"/>
+          <w:i w:val="0"/>
+          <w:sz w:val="22"/>
+        </w:rPr>
+        <w:t xml:space="preserve"> menjadi tepat 1 (tanpa perlu scaling tambahan), modal stiffness </w:t>
+      </w:r>
+      <w:r>
+        <w:rPr>
+          <w:rFonts w:ascii="Arial" w:hAnsi="Arial" w:cs="Arial"/>
+          <w:b w:val="0"/>
+          <w:i w:val="0"/>
+          <w:sz w:val="22"/>
+        </w:rPr>
+        <w:t xml:space="preserve">k</w:t>
+      </w:r>
+      <w:r>
+        <w:rPr>
+          <w:rFonts w:ascii="Arial" w:hAnsi="Arial" w:cs="Arial"/>
+          <w:b w:val="0"/>
+          <w:i w:val="0"/>
+          <w:sz w:val="22"/>
+          <w:vertAlign w:val="subscript"/>
+        </w:rPr>
+        <w:t xml:space="preserve">i</w:t>
+      </w:r>
+      <w:r>
+        <w:rPr>
+          <w:rFonts w:ascii="Arial" w:hAnsi="Arial" w:cs="Arial"/>
+          <w:b w:val="0"/>
+          <w:i w:val="0"/>
+          <w:sz w:val="22"/>
+        </w:rPr>
+        <w:t xml:space="preserve">=</w:t>
+      </w:r>
+      <w:r>
+        <w:rPr>
+          <w:rFonts w:ascii="Arial" w:hAnsi="Arial" w:cs="Arial"/>
+          <w:b w:val="0"/>
+          <w:i w:val="0"/>
+          <w:sz w:val="22"/>
+        </w:rPr>
+        <w:t xml:space="preserve">φ</w:t>
+      </w:r>
+      <w:r>
+        <w:rPr>
+          <w:rFonts w:ascii="Arial" w:hAnsi="Arial" w:cs="Arial"/>
+          <w:b w:val="0"/>
+          <w:i w:val="0"/>
+          <w:sz w:val="22"/>
+          <w:vertAlign w:val="subscript"/>
+        </w:rPr>
+        <w:t xml:space="preserve">i</w:t>
+      </w:r>
+      <w:r>
+        <w:rPr>
+          <w:rFonts w:ascii="Arial" w:hAnsi="Arial" w:cs="Arial"/>
+          <w:b w:val="0"/>
+          <w:i w:val="0"/>
+          <w:sz w:val="22"/>
+          <w:vertAlign w:val="superscript"/>
+        </w:rPr>
+        <w:t xml:space="preserve">T</w:t>
+      </w:r>
+      <w:r>
+        <w:rPr>
+          <w:rFonts w:ascii="Arial" w:hAnsi="Arial" w:cs="Arial"/>
+          <w:b w:val="0"/>
+          <w:i w:val="0"/>
+          <w:sz w:val="22"/>
+        </w:rPr>
+        <w:t xml:space="preserve">[K]</w:t>
+      </w:r>
+      <w:r>
+        <w:rPr>
+          <w:rFonts w:ascii="Arial" w:hAnsi="Arial" w:cs="Arial"/>
+          <w:b w:val="0"/>
+          <w:i w:val="0"/>
+          <w:sz w:val="22"/>
+        </w:rPr>
+        <w:t xml:space="preserve">φ</w:t>
+      </w:r>
+      <w:r>
+        <w:rPr>
+          <w:rFonts w:ascii="Arial" w:hAnsi="Arial" w:cs="Arial"/>
+          <w:b w:val="0"/>
+          <w:i w:val="0"/>
+          <w:sz w:val="22"/>
+          <w:vertAlign w:val="subscript"/>
+        </w:rPr>
+        <w:t xml:space="preserve">i</w:t>
+      </w:r>
+      <w:r>
+        <w:rPr>
+          <w:rFonts w:ascii="Arial" w:hAnsi="Arial" w:cs="Arial"/>
+          <w:b w:val="0"/>
+          <w:i w:val="0"/>
+          <w:sz w:val="22"/>
+        </w:rPr>
+        <w:t xml:space="preserve"> menjadi tepat omega_i</w:t>
+      </w:r>
+      <w:r>
+        <w:rPr>
+          <w:rFonts w:ascii="Arial" w:hAnsi="Arial" w:cs="Arial"/>
+          <w:b w:val="0"/>
+          <w:i w:val="0"/>
+          <w:sz w:val="22"/>
+          <w:vertAlign w:val="superscript"/>
+        </w:rPr>
+        <w:t xml:space="preserve">2</w:t>
+      </w:r>
+      <w:r>
+        <w:rPr>
+          <w:rFonts w:ascii="Arial" w:hAnsi="Arial" w:cs="Arial"/>
+          <w:b w:val="0"/>
+          <w:i w:val="0"/>
+          <w:sz w:val="22"/>
+        </w:rPr>
+        <w:t xml:space="preserve">, dan persamaan modal untuk tiap mode menjadi </w:t>
+      </w:r>
+      <w:r>
+        <w:rPr>
+          <w:rFonts w:ascii="Arial" w:hAnsi="Arial" w:cs="Arial"/>
+          <w:b w:val="0"/>
+          <w:i w:val="0"/>
+          <w:sz w:val="22"/>
+        </w:rPr>
+        <w:t xml:space="preserve">η</w:t>
+      </w:r>
+      <w:r>
+        <w:rPr>
+          <w:rFonts w:ascii="Arial" w:hAnsi="Arial" w:cs="Arial"/>
+          <w:b w:val="0"/>
+          <w:i w:val="0"/>
+          <w:sz w:val="22"/>
+          <w:vertAlign w:val="subscript"/>
+        </w:rPr>
+        <w:t xml:space="preserve">i</w:t>
+      </w:r>
+      <w:r>
+        <w:rPr>
+          <w:rFonts w:ascii="Arial" w:hAnsi="Arial" w:cs="Arial"/>
+          <w:b w:val="0"/>
+          <w:i w:val="0"/>
+          <w:sz w:val="22"/>
+        </w:rPr>
+        <w:t xml:space="preserve">..+2 zeta_i omega_i </w:t>
+      </w:r>
+      <w:r>
+        <w:rPr>
+          <w:rFonts w:ascii="Arial" w:hAnsi="Arial" w:cs="Arial"/>
+          <w:b w:val="0"/>
+          <w:i w:val="0"/>
+          <w:sz w:val="22"/>
+        </w:rPr>
+        <w:t xml:space="preserve">η</w:t>
+      </w:r>
+      <w:r>
+        <w:rPr>
+          <w:rFonts w:ascii="Arial" w:hAnsi="Arial" w:cs="Arial"/>
+          <w:b w:val="0"/>
+          <w:i w:val="0"/>
+          <w:sz w:val="22"/>
+          <w:vertAlign w:val="subscript"/>
+        </w:rPr>
+        <w:t xml:space="preserve">i</w:t>
+      </w:r>
+      <w:r>
+        <w:rPr>
+          <w:rFonts w:ascii="Arial" w:hAnsi="Arial" w:cs="Arial"/>
+          <w:b w:val="0"/>
+          <w:i w:val="0"/>
+          <w:sz w:val="22"/>
+        </w:rPr>
+        <w:t xml:space="preserve">.+omega_i</w:t>
+      </w:r>
+      <w:r>
+        <w:rPr>
+          <w:rFonts w:ascii="Arial" w:hAnsi="Arial" w:cs="Arial"/>
+          <w:b w:val="0"/>
+          <w:i w:val="0"/>
+          <w:sz w:val="22"/>
+          <w:vertAlign w:val="superscript"/>
+        </w:rPr>
+        <w:t xml:space="preserve">2</w:t>
+      </w:r>
+      <w:r>
+        <w:rPr>
+          <w:rFonts w:ascii="Arial" w:hAnsi="Arial" w:cs="Arial"/>
+          <w:b w:val="0"/>
+          <w:i w:val="0"/>
+          <w:sz w:val="22"/>
+        </w:rPr>
+        <w:t xml:space="preserve"> </w:t>
+      </w:r>
+      <w:r>
+        <w:rPr>
+          <w:rFonts w:ascii="Arial" w:hAnsi="Arial" w:cs="Arial"/>
+          <w:b w:val="0"/>
+          <w:i w:val="0"/>
+          <w:sz w:val="22"/>
+        </w:rPr>
+        <w:t xml:space="preserve">η</w:t>
+      </w:r>
+      <w:r>
+        <w:rPr>
+          <w:rFonts w:ascii="Arial" w:hAnsi="Arial" w:cs="Arial"/>
+          <w:b w:val="0"/>
+          <w:i w:val="0"/>
+          <w:sz w:val="22"/>
+          <w:vertAlign w:val="subscript"/>
+        </w:rPr>
+        <w:t xml:space="preserve">i</w:t>
+      </w:r>
+      <w:r>
+        <w:rPr>
+          <w:rFonts w:ascii="Arial" w:hAnsi="Arial" w:cs="Arial"/>
+          <w:b w:val="0"/>
+          <w:i w:val="0"/>
+          <w:sz w:val="22"/>
+        </w:rPr>
+        <w:t xml:space="preserve">=</w:t>
+      </w:r>
+      <w:r>
+        <w:rPr>
+          <w:rFonts w:ascii="Arial" w:hAnsi="Arial" w:cs="Arial"/>
+          <w:b w:val="0"/>
+          <w:i w:val="0"/>
+          <w:sz w:val="22"/>
+        </w:rPr>
+        <w:t xml:space="preserve">f</w:t>
+      </w:r>
+      <w:r>
+        <w:rPr>
+          <w:rFonts w:ascii="Arial" w:hAnsi="Arial" w:cs="Arial"/>
+          <w:b w:val="0"/>
+          <w:i w:val="0"/>
+          <w:sz w:val="22"/>
+          <w:vertAlign w:val="subscript"/>
+        </w:rPr>
+        <w:t xml:space="preserve">i</w:t>
+      </w:r>
+      <w:r>
+        <w:rPr>
+          <w:rFonts w:ascii="Arial" w:hAnsi="Arial" w:cs="Arial"/>
+          <w:b w:val="0"/>
+          <w:i w:val="0"/>
+          <w:sz w:val="22"/>
+        </w:rPr>
+        <w:t xml:space="preserve">(t), bentuk standar 1-DoF yang sudah sangat familiar sejak Pertemuan 1. Untuk gedung 3 lantai, scipy.linalg.eigh(K,M) secara otomatis mengembalikan eigenvector yang sudah mass-normalized. Untuk keperluan visualisasi dan interpretasi fisik yang lebih intuitif pada modul ini, mode shape juga ditampilkan dalam bentuk max-normalized dengan elemen lantai atas dinormalisasi ke 1.</w:t>
       </w:r>
     </w:p>
     <w:p>
@@ -4547,7 +6641,7 @@
           <w:i w:val="0"/>
           <w:sz w:val="22"/>
         </w:rPr>
-        <w:t>Dinormalisasi terhadap lantai atas (phi[lantai atas]=1), tiga mode shape gedung 3 lantai adalah sebagai berikut. Mode 1 bernilai [0,445; 0,802; 1,000], seluruhnya bertanda sama (positif) sehingga disebut monotonic: seluruh lantai bergerak searah, dengan simpangan membesar dari lantai bawah ke lantai atas seperti gedung melentur perlahan sebagai satu kesatuan. Mode 2 bernilai [-1,247; -0,555; 1,000], memiliki 1 zero crossing: lantai bawah bergerak berlawanan arah dengan lantai atas. Mode 3 bernilai [1,802; -2,247; 1,000], memiliki 2 zero crossing: lantai tengah bergerak berlawanan arah dengan lantai bawah dan lantai atas. Pola jumlah zero crossing yang bertambah seiring nomor mode (mode ke-i memiliki i-1 zero crossing) berlaku umum untuk sistem shear-building N-DoF berapa pun, dan menjadi ciri khas yang membantu identifikasi mode dari data eksperimen lapangan.</w:t>
+        <w:t xml:space="preserve">Dinormalisasi terhadap lantai atas (φ[lantai atas]=1), tiga mode shape gedung 3 lantai adalah sebagai berikut. Mode 1 bernilai [0,445; 0,802; 1,000], seluruhnya bertanda sama (positif) sehingga disebut monotonic: seluruh lantai bergerak searah, dengan simpangan membesar dari lantai bawah ke lantai atas seperti gedung melentur perlahan sebagai satu kesatuan. Mode 2 bernilai [-1,247; -0,555; 1,000], memiliki 1 zero crossing: lantai bawah bergerak berlawanan arah dengan lantai atas. Mode 3 bernilai [1,802; -2,247; 1,000], memiliki 2 zero crossing: lantai tengah bergerak berlawanan arah dengan lantai bawah dan lantai atas. Pola jumlah zero crossing yang bertambah seiring nomor mode (mode ke-i memiliki i-1 zero crossing) berlaku umum untuk sistem shear-building N-DoF berapa pun, dan menjadi ciri khas yang membantu identifikasi mode dari data eksperimen lapangan.</w:t>
       </w:r>
     </w:p>
     <w:p>
@@ -4628,7 +6722,261 @@
           <w:i w:val="0"/>
           <w:sz w:val="22"/>
         </w:rPr>
-        <w:t>Properti paling fundamental dari mode shape adalah orthogonality terhadap matriks massa dan kekakuan: untuk dua mode berbeda i tidak sama dengan j, berlaku phi_i^T[M]phi_j=0 dan phi_i^T[K]phi_j=0. Bukti singkatnya mengikuti pola yang sama seperti verifikasi orthogonality 2 DoF di Pertemuan 7: kalikan silang kedua persamaan eigenvalue dengan mode lawannya, kurangkan, dan karena omega_i tidak sama dengan omega_j maka suku yang tersisa memaksa phi_i^T[M]phi_j=0. Inilah kunci matematis yang memungkinkan modal decoupling; tanpa orthogonality, transformasi koordinat modal pada Bagian 4 tidak akan menghasilkan sistem persamaan yang benar-benar independen.</w:t>
+        <w:t xml:space="preserve">Properti paling fundamental dari mode shape adalah orthogonality terhadap matriks massa dan kekakuan: untuk dua mode berbeda i tidak sama dengan j, berlaku </w:t>
+      </w:r>
+      <w:r>
+        <w:rPr>
+          <w:rFonts w:ascii="Arial" w:hAnsi="Arial" w:cs="Arial"/>
+          <w:b w:val="0"/>
+          <w:i w:val="0"/>
+          <w:sz w:val="22"/>
+        </w:rPr>
+        <w:t xml:space="preserve">φ</w:t>
+      </w:r>
+      <w:r>
+        <w:rPr>
+          <w:rFonts w:ascii="Arial" w:hAnsi="Arial" w:cs="Arial"/>
+          <w:b w:val="0"/>
+          <w:i w:val="0"/>
+          <w:sz w:val="22"/>
+          <w:vertAlign w:val="subscript"/>
+        </w:rPr>
+        <w:t xml:space="preserve">i</w:t>
+      </w:r>
+      <w:r>
+        <w:rPr>
+          <w:rFonts w:ascii="Arial" w:hAnsi="Arial" w:cs="Arial"/>
+          <w:b w:val="0"/>
+          <w:i w:val="0"/>
+          <w:sz w:val="22"/>
+          <w:vertAlign w:val="superscript"/>
+        </w:rPr>
+        <w:t xml:space="preserve">T</w:t>
+      </w:r>
+      <w:r>
+        <w:rPr>
+          <w:rFonts w:ascii="Arial" w:hAnsi="Arial" w:cs="Arial"/>
+          <w:b w:val="0"/>
+          <w:i w:val="0"/>
+          <w:sz w:val="22"/>
+        </w:rPr>
+        <w:t xml:space="preserve">[M]</w:t>
+      </w:r>
+      <w:r>
+        <w:rPr>
+          <w:rFonts w:ascii="Arial" w:hAnsi="Arial" w:cs="Arial"/>
+          <w:b w:val="0"/>
+          <w:i w:val="0"/>
+          <w:sz w:val="22"/>
+        </w:rPr>
+        <w:t xml:space="preserve">φ</w:t>
+      </w:r>
+      <w:r>
+        <w:rPr>
+          <w:rFonts w:ascii="Arial" w:hAnsi="Arial" w:cs="Arial"/>
+          <w:b w:val="0"/>
+          <w:i w:val="0"/>
+          <w:sz w:val="22"/>
+          <w:vertAlign w:val="subscript"/>
+        </w:rPr>
+        <w:t xml:space="preserve">j</w:t>
+      </w:r>
+      <w:r>
+        <w:rPr>
+          <w:rFonts w:ascii="Arial" w:hAnsi="Arial" w:cs="Arial"/>
+          <w:b w:val="0"/>
+          <w:i w:val="0"/>
+          <w:sz w:val="22"/>
+        </w:rPr>
+        <w:t xml:space="preserve">=0 dan </w:t>
+      </w:r>
+      <w:r>
+        <w:rPr>
+          <w:rFonts w:ascii="Arial" w:hAnsi="Arial" w:cs="Arial"/>
+          <w:b w:val="0"/>
+          <w:i w:val="0"/>
+          <w:sz w:val="22"/>
+        </w:rPr>
+        <w:t xml:space="preserve">φ</w:t>
+      </w:r>
+      <w:r>
+        <w:rPr>
+          <w:rFonts w:ascii="Arial" w:hAnsi="Arial" w:cs="Arial"/>
+          <w:b w:val="0"/>
+          <w:i w:val="0"/>
+          <w:sz w:val="22"/>
+          <w:vertAlign w:val="subscript"/>
+        </w:rPr>
+        <w:t xml:space="preserve">i</w:t>
+      </w:r>
+      <w:r>
+        <w:rPr>
+          <w:rFonts w:ascii="Arial" w:hAnsi="Arial" w:cs="Arial"/>
+          <w:b w:val="0"/>
+          <w:i w:val="0"/>
+          <w:sz w:val="22"/>
+          <w:vertAlign w:val="superscript"/>
+        </w:rPr>
+        <w:t xml:space="preserve">T</w:t>
+      </w:r>
+      <w:r>
+        <w:rPr>
+          <w:rFonts w:ascii="Arial" w:hAnsi="Arial" w:cs="Arial"/>
+          <w:b w:val="0"/>
+          <w:i w:val="0"/>
+          <w:sz w:val="22"/>
+        </w:rPr>
+        <w:t xml:space="preserve">[K]</w:t>
+      </w:r>
+      <w:r>
+        <w:rPr>
+          <w:rFonts w:ascii="Arial" w:hAnsi="Arial" w:cs="Arial"/>
+          <w:b w:val="0"/>
+          <w:i w:val="0"/>
+          <w:sz w:val="22"/>
+        </w:rPr>
+        <w:t xml:space="preserve">φ</w:t>
+      </w:r>
+      <w:r>
+        <w:rPr>
+          <w:rFonts w:ascii="Arial" w:hAnsi="Arial" w:cs="Arial"/>
+          <w:b w:val="0"/>
+          <w:i w:val="0"/>
+          <w:sz w:val="22"/>
+          <w:vertAlign w:val="subscript"/>
+        </w:rPr>
+        <w:t xml:space="preserve">j</w:t>
+      </w:r>
+      <w:r>
+        <w:rPr>
+          <w:rFonts w:ascii="Arial" w:hAnsi="Arial" w:cs="Arial"/>
+          <w:b w:val="0"/>
+          <w:i w:val="0"/>
+          <w:sz w:val="22"/>
+        </w:rPr>
+        <w:t xml:space="preserve">=0. Bukti singkatnya mengikuti pola yang sama seperti verifikasi orthogonality 2 DoF di Pertemuan 7: kalikan silang kedua persamaan eigenvalue dengan mode lawannya, kurangkan, dan karena </w:t>
+      </w:r>
+      <w:r>
+        <w:rPr>
+          <w:rFonts w:ascii="Arial" w:hAnsi="Arial" w:cs="Arial"/>
+          <w:b w:val="0"/>
+          <w:i w:val="0"/>
+          <w:sz w:val="22"/>
+        </w:rPr>
+        <w:t xml:space="preserve">ω</w:t>
+      </w:r>
+      <w:r>
+        <w:rPr>
+          <w:rFonts w:ascii="Arial" w:hAnsi="Arial" w:cs="Arial"/>
+          <w:b w:val="0"/>
+          <w:i w:val="0"/>
+          <w:sz w:val="22"/>
+          <w:vertAlign w:val="subscript"/>
+        </w:rPr>
+        <w:t xml:space="preserve">i</w:t>
+      </w:r>
+      <w:r>
+        <w:rPr>
+          <w:rFonts w:ascii="Arial" w:hAnsi="Arial" w:cs="Arial"/>
+          <w:b w:val="0"/>
+          <w:i w:val="0"/>
+          <w:sz w:val="22"/>
+        </w:rPr>
+        <w:t xml:space="preserve"> tidak sama dengan </w:t>
+      </w:r>
+      <w:r>
+        <w:rPr>
+          <w:rFonts w:ascii="Arial" w:hAnsi="Arial" w:cs="Arial"/>
+          <w:b w:val="0"/>
+          <w:i w:val="0"/>
+          <w:sz w:val="22"/>
+        </w:rPr>
+        <w:t xml:space="preserve">ω</w:t>
+      </w:r>
+      <w:r>
+        <w:rPr>
+          <w:rFonts w:ascii="Arial" w:hAnsi="Arial" w:cs="Arial"/>
+          <w:b w:val="0"/>
+          <w:i w:val="0"/>
+          <w:sz w:val="22"/>
+          <w:vertAlign w:val="subscript"/>
+        </w:rPr>
+        <w:t xml:space="preserve">j</w:t>
+      </w:r>
+      <w:r>
+        <w:rPr>
+          <w:rFonts w:ascii="Arial" w:hAnsi="Arial" w:cs="Arial"/>
+          <w:b w:val="0"/>
+          <w:i w:val="0"/>
+          <w:sz w:val="22"/>
+        </w:rPr>
+        <w:t xml:space="preserve"> maka suku yang tersisa memaksa </w:t>
+      </w:r>
+      <w:r>
+        <w:rPr>
+          <w:rFonts w:ascii="Arial" w:hAnsi="Arial" w:cs="Arial"/>
+          <w:b w:val="0"/>
+          <w:i w:val="0"/>
+          <w:sz w:val="22"/>
+        </w:rPr>
+        <w:t xml:space="preserve">φ</w:t>
+      </w:r>
+      <w:r>
+        <w:rPr>
+          <w:rFonts w:ascii="Arial" w:hAnsi="Arial" w:cs="Arial"/>
+          <w:b w:val="0"/>
+          <w:i w:val="0"/>
+          <w:sz w:val="22"/>
+          <w:vertAlign w:val="subscript"/>
+        </w:rPr>
+        <w:t xml:space="preserve">i</w:t>
+      </w:r>
+      <w:r>
+        <w:rPr>
+          <w:rFonts w:ascii="Arial" w:hAnsi="Arial" w:cs="Arial"/>
+          <w:b w:val="0"/>
+          <w:i w:val="0"/>
+          <w:sz w:val="22"/>
+          <w:vertAlign w:val="superscript"/>
+        </w:rPr>
+        <w:t xml:space="preserve">T</w:t>
+      </w:r>
+      <w:r>
+        <w:rPr>
+          <w:rFonts w:ascii="Arial" w:hAnsi="Arial" w:cs="Arial"/>
+          <w:b w:val="0"/>
+          <w:i w:val="0"/>
+          <w:sz w:val="22"/>
+        </w:rPr>
+        <w:t xml:space="preserve">[M]</w:t>
+      </w:r>
+      <w:r>
+        <w:rPr>
+          <w:rFonts w:ascii="Arial" w:hAnsi="Arial" w:cs="Arial"/>
+          <w:b w:val="0"/>
+          <w:i w:val="0"/>
+          <w:sz w:val="22"/>
+        </w:rPr>
+        <w:t xml:space="preserve">φ</w:t>
+      </w:r>
+      <w:r>
+        <w:rPr>
+          <w:rFonts w:ascii="Arial" w:hAnsi="Arial" w:cs="Arial"/>
+          <w:b w:val="0"/>
+          <w:i w:val="0"/>
+          <w:sz w:val="22"/>
+          <w:vertAlign w:val="subscript"/>
+        </w:rPr>
+        <w:t xml:space="preserve">j</w:t>
+      </w:r>
+      <w:r>
+        <w:rPr>
+          <w:rFonts w:ascii="Arial" w:hAnsi="Arial" w:cs="Arial"/>
+          <w:b w:val="0"/>
+          <w:i w:val="0"/>
+          <w:sz w:val="22"/>
+        </w:rPr>
+        <w:t xml:space="preserve">=0. Inilah kunci matematis yang memungkinkan modal decoupling; tanpa orthogonality, transformasi koordinat modal pada Bagian 4 tidak akan menghasilkan sistem persamaan yang benar-benar independen.</w:t>
       </w:r>
     </w:p>
     <w:p>
@@ -4644,7 +6992,153 @@
           <w:color w:val="305496"/>
           <w:sz w:val="22"/>
         </w:rPr>
-        <w:t>phi_i^T [M] phi_j = 0   dan   phi_i^T [K] phi_j = 0     untuk i tidak sama dengan j</w:t>
+        <w:t xml:space="preserve"/>
+      </w:r>
+      <w:r>
+        <w:rPr>
+          <w:rFonts w:ascii="Arial" w:hAnsi="Arial" w:cs="Arial"/>
+          <w:b/>
+          <w:i/>
+          <w:color w:val="305496"/>
+          <w:sz w:val="22"/>
+        </w:rPr>
+        <w:t xml:space="preserve">φ</w:t>
+      </w:r>
+      <w:r>
+        <w:rPr>
+          <w:rFonts w:ascii="Arial" w:hAnsi="Arial" w:cs="Arial"/>
+          <w:b/>
+          <w:i/>
+          <w:color w:val="305496"/>
+          <w:sz w:val="22"/>
+          <w:vertAlign w:val="subscript"/>
+        </w:rPr>
+        <w:t xml:space="preserve">i</w:t>
+      </w:r>
+      <w:r>
+        <w:rPr>
+          <w:rFonts w:ascii="Arial" w:hAnsi="Arial" w:cs="Arial"/>
+          <w:b/>
+          <w:i/>
+          <w:color w:val="305496"/>
+          <w:sz w:val="22"/>
+          <w:vertAlign w:val="superscript"/>
+        </w:rPr>
+        <w:t xml:space="preserve">T</w:t>
+      </w:r>
+      <w:r>
+        <w:rPr>
+          <w:rFonts w:ascii="Arial" w:hAnsi="Arial" w:cs="Arial"/>
+          <w:b/>
+          <w:i/>
+          <w:color w:val="305496"/>
+          <w:sz w:val="22"/>
+        </w:rPr>
+        <w:t xml:space="preserve"> [M] </w:t>
+      </w:r>
+      <w:r>
+        <w:rPr>
+          <w:rFonts w:ascii="Arial" w:hAnsi="Arial" w:cs="Arial"/>
+          <w:b/>
+          <w:i/>
+          <w:color w:val="305496"/>
+          <w:sz w:val="22"/>
+        </w:rPr>
+        <w:t xml:space="preserve">φ</w:t>
+      </w:r>
+      <w:r>
+        <w:rPr>
+          <w:rFonts w:ascii="Arial" w:hAnsi="Arial" w:cs="Arial"/>
+          <w:b/>
+          <w:i/>
+          <w:color w:val="305496"/>
+          <w:sz w:val="22"/>
+          <w:vertAlign w:val="subscript"/>
+        </w:rPr>
+        <w:t xml:space="preserve">j</w:t>
+      </w:r>
+      <w:r>
+        <w:rPr>
+          <w:rFonts w:ascii="Arial" w:hAnsi="Arial" w:cs="Arial"/>
+          <w:b/>
+          <w:i/>
+          <w:color w:val="305496"/>
+          <w:sz w:val="22"/>
+        </w:rPr>
+        <w:t xml:space="preserve"> = 0   dan   </w:t>
+      </w:r>
+      <w:r>
+        <w:rPr>
+          <w:rFonts w:ascii="Arial" w:hAnsi="Arial" w:cs="Arial"/>
+          <w:b/>
+          <w:i/>
+          <w:color w:val="305496"/>
+          <w:sz w:val="22"/>
+        </w:rPr>
+        <w:t xml:space="preserve">φ</w:t>
+      </w:r>
+      <w:r>
+        <w:rPr>
+          <w:rFonts w:ascii="Arial" w:hAnsi="Arial" w:cs="Arial"/>
+          <w:b/>
+          <w:i/>
+          <w:color w:val="305496"/>
+          <w:sz w:val="22"/>
+          <w:vertAlign w:val="subscript"/>
+        </w:rPr>
+        <w:t xml:space="preserve">i</w:t>
+      </w:r>
+      <w:r>
+        <w:rPr>
+          <w:rFonts w:ascii="Arial" w:hAnsi="Arial" w:cs="Arial"/>
+          <w:b/>
+          <w:i/>
+          <w:color w:val="305496"/>
+          <w:sz w:val="22"/>
+          <w:vertAlign w:val="superscript"/>
+        </w:rPr>
+        <w:t xml:space="preserve">T</w:t>
+      </w:r>
+      <w:r>
+        <w:rPr>
+          <w:rFonts w:ascii="Arial" w:hAnsi="Arial" w:cs="Arial"/>
+          <w:b/>
+          <w:i/>
+          <w:color w:val="305496"/>
+          <w:sz w:val="22"/>
+        </w:rPr>
+        <w:t xml:space="preserve"> [K] </w:t>
+      </w:r>
+      <w:r>
+        <w:rPr>
+          <w:rFonts w:ascii="Arial" w:hAnsi="Arial" w:cs="Arial"/>
+          <w:b/>
+          <w:i/>
+          <w:color w:val="305496"/>
+          <w:sz w:val="22"/>
+        </w:rPr>
+        <w:t xml:space="preserve">φ</w:t>
+      </w:r>
+      <w:r>
+        <w:rPr>
+          <w:rFonts w:ascii="Arial" w:hAnsi="Arial" w:cs="Arial"/>
+          <w:b/>
+          <w:i/>
+          <w:color w:val="305496"/>
+          <w:sz w:val="22"/>
+          <w:vertAlign w:val="subscript"/>
+        </w:rPr>
+        <w:t xml:space="preserve">j</w:t>
+      </w:r>
+      <w:r>
+        <w:rPr>
+          <w:rFonts w:ascii="Arial" w:hAnsi="Arial" w:cs="Arial"/>
+          <w:b/>
+          <w:i/>
+          <w:color w:val="305496"/>
+          <w:sz w:val="22"/>
+        </w:rPr>
+        <w:t xml:space="preserve"> = 0     untuk i tidak sama dengan j</w:t>
       </w:r>
     </w:p>
     <w:p>
@@ -4668,7 +7162,130 @@
           <w:i w:val="0"/>
           <w:sz w:val="22"/>
         </w:rPr>
-        <w:t>Poin krusial yang sering keliru dipahami mahasiswa: mode shape TIDAK orthogonal dalam pengertian geometris biasa (phi_i^T phi_j secara umum tidak sama dengan nol); orthogonality hanya berlaku terhadap matriks massa dan kekakuan, sehingga sering disebut weighted orthogonality atau generalisasi dari orthogonality biasa. Gambar 5 memvisualisasikan perbedaan ini secara eksplisit dengan dua heatmap untuk gedung 3 lantai: heatmap kiri menunjukkan phi^T[M]phi (mode mass-normalized) yang persis membentuk matriks identitas 3x3, sedangkan heatmap kanan menunjukkan phi^T phi (dot product geometris biasa, mode dinormalisasi ke lantai atas) yang jelas bukan matriks diagonal. Verifikasi numerik semacam ini wajib dilakukan setelah setiap solve eigenvalue: jika ada elemen off-diagonal phi^T M phi yang lebih besar dari toleransi numerik (misalnya 1e-10), kemungkinan besar ada bug pada kode atau matriks M/K yang dipakai.</w:t>
+        <w:t xml:space="preserve">Poin krusial yang sering keliru dipahami mahasiswa: mode shape TIDAK orthogonal dalam pengertian geometris biasa (</w:t>
+      </w:r>
+      <w:r>
+        <w:rPr>
+          <w:rFonts w:ascii="Arial" w:hAnsi="Arial" w:cs="Arial"/>
+          <w:b w:val="0"/>
+          <w:i w:val="0"/>
+          <w:sz w:val="22"/>
+        </w:rPr>
+        <w:t xml:space="preserve">φ</w:t>
+      </w:r>
+      <w:r>
+        <w:rPr>
+          <w:rFonts w:ascii="Arial" w:hAnsi="Arial" w:cs="Arial"/>
+          <w:b w:val="0"/>
+          <w:i w:val="0"/>
+          <w:sz w:val="22"/>
+          <w:vertAlign w:val="subscript"/>
+        </w:rPr>
+        <w:t xml:space="preserve">i</w:t>
+      </w:r>
+      <w:r>
+        <w:rPr>
+          <w:rFonts w:ascii="Arial" w:hAnsi="Arial" w:cs="Arial"/>
+          <w:b w:val="0"/>
+          <w:i w:val="0"/>
+          <w:sz w:val="22"/>
+          <w:vertAlign w:val="superscript"/>
+        </w:rPr>
+        <w:t xml:space="preserve">T</w:t>
+      </w:r>
+      <w:r>
+        <w:rPr>
+          <w:rFonts w:ascii="Arial" w:hAnsi="Arial" w:cs="Arial"/>
+          <w:b w:val="0"/>
+          <w:i w:val="0"/>
+          <w:sz w:val="22"/>
+        </w:rPr>
+        <w:t xml:space="preserve"> </w:t>
+      </w:r>
+      <w:r>
+        <w:rPr>
+          <w:rFonts w:ascii="Arial" w:hAnsi="Arial" w:cs="Arial"/>
+          <w:b w:val="0"/>
+          <w:i w:val="0"/>
+          <w:sz w:val="22"/>
+        </w:rPr>
+        <w:t xml:space="preserve">φ</w:t>
+      </w:r>
+      <w:r>
+        <w:rPr>
+          <w:rFonts w:ascii="Arial" w:hAnsi="Arial" w:cs="Arial"/>
+          <w:b w:val="0"/>
+          <w:i w:val="0"/>
+          <w:sz w:val="22"/>
+          <w:vertAlign w:val="subscript"/>
+        </w:rPr>
+        <w:t xml:space="preserve">j</w:t>
+      </w:r>
+      <w:r>
+        <w:rPr>
+          <w:rFonts w:ascii="Arial" w:hAnsi="Arial" w:cs="Arial"/>
+          <w:b w:val="0"/>
+          <w:i w:val="0"/>
+          <w:sz w:val="22"/>
+        </w:rPr>
+        <w:t xml:space="preserve"> secara umum tidak sama dengan nol); orthogonality hanya berlaku terhadap matriks massa dan kekakuan, sehingga sering disebut weighted orthogonality atau generalisasi dari orthogonality biasa. Gambar 5 memvisualisasikan perbedaan ini secara eksplisit dengan dua heatmap untuk gedung 3 lantai: heatmap kiri menunjukkan φ</w:t>
+      </w:r>
+      <w:r>
+        <w:rPr>
+          <w:rFonts w:ascii="Arial" w:hAnsi="Arial" w:cs="Arial"/>
+          <w:b w:val="0"/>
+          <w:i w:val="0"/>
+          <w:sz w:val="22"/>
+          <w:vertAlign w:val="superscript"/>
+        </w:rPr>
+        <w:t xml:space="preserve">T</w:t>
+      </w:r>
+      <w:r>
+        <w:rPr>
+          <w:rFonts w:ascii="Arial" w:hAnsi="Arial" w:cs="Arial"/>
+          <w:b w:val="0"/>
+          <w:i w:val="0"/>
+          <w:sz w:val="22"/>
+        </w:rPr>
+        <w:t xml:space="preserve">[M]φ (mode mass-normalized) yang persis membentuk matriks identitas 3x3, sedangkan heatmap kanan menunjukkan φ</w:t>
+      </w:r>
+      <w:r>
+        <w:rPr>
+          <w:rFonts w:ascii="Arial" w:hAnsi="Arial" w:cs="Arial"/>
+          <w:b w:val="0"/>
+          <w:i w:val="0"/>
+          <w:sz w:val="22"/>
+          <w:vertAlign w:val="superscript"/>
+        </w:rPr>
+        <w:t xml:space="preserve">T</w:t>
+      </w:r>
+      <w:r>
+        <w:rPr>
+          <w:rFonts w:ascii="Arial" w:hAnsi="Arial" w:cs="Arial"/>
+          <w:b w:val="0"/>
+          <w:i w:val="0"/>
+          <w:sz w:val="22"/>
+        </w:rPr>
+        <w:t xml:space="preserve"> φ (dot product geometris biasa, mode dinormalisasi ke lantai atas) yang jelas bukan matriks diagonal. Verifikasi numerik semacam ini wajib dilakukan setelah setiap solve eigenvalue: jika ada elemen off-diagonal φ</w:t>
+      </w:r>
+      <w:r>
+        <w:rPr>
+          <w:rFonts w:ascii="Arial" w:hAnsi="Arial" w:cs="Arial"/>
+          <w:b w:val="0"/>
+          <w:i w:val="0"/>
+          <w:sz w:val="22"/>
+          <w:vertAlign w:val="superscript"/>
+        </w:rPr>
+        <w:t xml:space="preserve">T</w:t>
+      </w:r>
+      <w:r>
+        <w:rPr>
+          <w:rFonts w:ascii="Arial" w:hAnsi="Arial" w:cs="Arial"/>
+          <w:b w:val="0"/>
+          <w:i w:val="0"/>
+          <w:sz w:val="22"/>
+        </w:rPr>
+        <w:t xml:space="preserve"> M φ yang lebih besar dari toleransi numerik (misalnya 1e-10), kemungkinan besar ada bug pada kode atau matriks M/K yang dipakai.</w:t>
       </w:r>
     </w:p>
     <w:p>
@@ -4725,7 +7342,49 @@
           <w:color w:val="444444"/>
           <w:sz w:val="20"/>
         </w:rPr>
-        <w:t>Gambar 5. Verifikasi orthogonality gedung 3 lantai: phi^T[M]phi (kiri) persis identitas, sedangkan phi^T phi (kanan, dot product geometris biasa) bukan matriks diagonal.</w:t>
+        <w:t xml:space="preserve">Gambar 5. Verifikasi orthogonality gedung 3 lantai: φ</w:t>
+      </w:r>
+      <w:r>
+        <w:rPr>
+          <w:rFonts w:ascii="Arial" w:hAnsi="Arial" w:cs="Arial"/>
+          <w:b w:val="0"/>
+          <w:i/>
+          <w:color w:val="444444"/>
+          <w:sz w:val="20"/>
+          <w:vertAlign w:val="superscript"/>
+        </w:rPr>
+        <w:t xml:space="preserve">T</w:t>
+      </w:r>
+      <w:r>
+        <w:rPr>
+          <w:rFonts w:ascii="Arial" w:hAnsi="Arial" w:cs="Arial"/>
+          <w:b w:val="0"/>
+          <w:i/>
+          <w:color w:val="444444"/>
+          <w:sz w:val="20"/>
+        </w:rPr>
+        <w:t xml:space="preserve">[M]φ (kiri) persis identitas, sedangkan φ</w:t>
+      </w:r>
+      <w:r>
+        <w:rPr>
+          <w:rFonts w:ascii="Arial" w:hAnsi="Arial" w:cs="Arial"/>
+          <w:b w:val="0"/>
+          <w:i/>
+          <w:color w:val="444444"/>
+          <w:sz w:val="20"/>
+          <w:vertAlign w:val="superscript"/>
+        </w:rPr>
+        <w:t xml:space="preserve">T</w:t>
+      </w:r>
+      <w:r>
+        <w:rPr>
+          <w:rFonts w:ascii="Arial" w:hAnsi="Arial" w:cs="Arial"/>
+          <w:b w:val="0"/>
+          <w:i/>
+          <w:color w:val="444444"/>
+          <w:sz w:val="20"/>
+        </w:rPr>
+        <w:t xml:space="preserve"> φ (kanan, dot product geometris biasa) bukan matriks diagonal.</w:t>
       </w:r>
     </w:p>
     <w:p>
@@ -4796,7 +7455,100 @@
           <w:i w:val="0"/>
           <w:sz w:val="22"/>
         </w:rPr>
-        <w:t>Modal matrix [Phi] adalah matriks N x N yang kolom-kolomnya berisi seluruh N mode shape sistem, [Phi]=[phi_1, phi_2, ..., phi_N]. Untuk gedung 3 lantai, [Phi] berukuran 3x3 dengan kolom pertama Mode 1, kolom kedua Mode 2, dan kolom ketiga Mode 3. Matriks inilah yang menjadi jembatan transformasi antara koordinat fisik {x} (perpindahan tiap lantai yang terukur langsung) dan koordinat modal {eta} (amplitudo kontribusi tiap mode, tidak terukur langsung namun jauh lebih mudah dianalisis karena saling independen).</w:t>
+        <w:t xml:space="preserve">Modal matrix [Φ] adalah matriks N x N yang kolom-kolomnya berisi seluruh N mode shape sistem, [Φ]=[</w:t>
+      </w:r>
+      <w:r>
+        <w:rPr>
+          <w:rFonts w:ascii="Arial" w:hAnsi="Arial" w:cs="Arial"/>
+          <w:b w:val="0"/>
+          <w:i w:val="0"/>
+          <w:sz w:val="22"/>
+        </w:rPr>
+        <w:t xml:space="preserve">φ</w:t>
+      </w:r>
+      <w:r>
+        <w:rPr>
+          <w:rFonts w:ascii="Arial" w:hAnsi="Arial" w:cs="Arial"/>
+          <w:b w:val="0"/>
+          <w:i w:val="0"/>
+          <w:sz w:val="22"/>
+          <w:vertAlign w:val="subscript"/>
+        </w:rPr>
+        <w:t xml:space="preserve">1</w:t>
+      </w:r>
+      <w:r>
+        <w:rPr>
+          <w:rFonts w:ascii="Arial" w:hAnsi="Arial" w:cs="Arial"/>
+          <w:b w:val="0"/>
+          <w:i w:val="0"/>
+          <w:sz w:val="22"/>
+        </w:rPr>
+        <w:t xml:space="preserve">, </w:t>
+      </w:r>
+      <w:r>
+        <w:rPr>
+          <w:rFonts w:ascii="Arial" w:hAnsi="Arial" w:cs="Arial"/>
+          <w:b w:val="0"/>
+          <w:i w:val="0"/>
+          <w:sz w:val="22"/>
+        </w:rPr>
+        <w:t xml:space="preserve">φ</w:t>
+      </w:r>
+      <w:r>
+        <w:rPr>
+          <w:rFonts w:ascii="Arial" w:hAnsi="Arial" w:cs="Arial"/>
+          <w:b w:val="0"/>
+          <w:i w:val="0"/>
+          <w:sz w:val="22"/>
+          <w:vertAlign w:val="subscript"/>
+        </w:rPr>
+        <w:t xml:space="preserve">2</w:t>
+      </w:r>
+      <w:r>
+        <w:rPr>
+          <w:rFonts w:ascii="Arial" w:hAnsi="Arial" w:cs="Arial"/>
+          <w:b w:val="0"/>
+          <w:i w:val="0"/>
+          <w:sz w:val="22"/>
+        </w:rPr>
+        <w:t xml:space="preserve">, ..., </w:t>
+      </w:r>
+      <w:r>
+        <w:rPr>
+          <w:rFonts w:ascii="Arial" w:hAnsi="Arial" w:cs="Arial"/>
+          <w:b w:val="0"/>
+          <w:i w:val="0"/>
+          <w:sz w:val="22"/>
+        </w:rPr>
+        <w:t xml:space="preserve">φ</w:t>
+      </w:r>
+      <w:r>
+        <w:rPr>
+          <w:rFonts w:ascii="Arial" w:hAnsi="Arial" w:cs="Arial"/>
+          <w:b w:val="0"/>
+          <w:i w:val="0"/>
+          <w:sz w:val="22"/>
+          <w:vertAlign w:val="subscript"/>
+        </w:rPr>
+        <w:t xml:space="preserve">N</w:t>
+      </w:r>
+      <w:r>
+        <w:rPr>
+          <w:rFonts w:ascii="Arial" w:hAnsi="Arial" w:cs="Arial"/>
+          <w:b w:val="0"/>
+          <w:i w:val="0"/>
+          <w:sz w:val="22"/>
+        </w:rPr>
+        <w:t xml:space="preserve">]. Untuk gedung 3 lantai, [Φ] berukuran 3x3 dengan kolom pertama Mode 1, kolom kedua Mode 2, dan kolom ketiga Mode 3. Matriks inilah yang menjadi jembatan transformasi antara koordinat fisik {x} (perpindahan tiap lantai yang terukur langsung) dan koordinat modal {η} (amplitudo kontribusi tiap mode, tidak terukur langsung namun jauh lebih mudah dianalisis karena saling independen).</w:t>
+      </w:r>
+      <w:r>
+        <w:rPr>
+          <w:rFonts w:ascii="Arial" w:hAnsi="Arial" w:cs="Arial"/>
+          <w:b w:val="0"/>
+          <w:i w:val="0"/>
+          <w:sz w:val="22"/>
+        </w:rPr>
+        <w:t xml:space="preserve"> Persamaan (7) memadatkan aturan tersebut.</w:t>
       </w:r>
     </w:p>
     <w:p>
@@ -4812,7 +7564,17 @@
           <w:color w:val="305496"/>
           <w:sz w:val="22"/>
         </w:rPr>
-        <w:t>{x} = [Phi]{eta}     (transformasi balik, koordinat modal ke fisik)</w:t>
+        <w:t xml:space="preserve">{x} = [Φ]{η}     (transformasi balik, koordinat modal ke fisik)</w:t>
+      </w:r>
+      <w:r>
+        <w:rPr>
+          <w:rFonts w:ascii="Arial" w:hAnsi="Arial" w:cs="Arial"/>
+          <w:b/>
+          <w:i/>
+          <w:color w:val="305496"/>
+          <w:sz w:val="22"/>
+        </w:rPr>
+        <w:t xml:space="preserve">   (7)</w:t>
       </w:r>
     </w:p>
     <w:p>
@@ -4836,7 +7598,168 @@
           <w:i w:val="0"/>
           <w:sz w:val="22"/>
         </w:rPr>
-        <w:t>Substitusi {x}=[Phi]{eta} ke persamaan gerak asli [M]{x..}+[K]{x}={F(t)}, lalu pre-multiply kedua ruas dengan [Phi]^T, menghasilkan [Phi]^T[M][Phi]{eta..}+[Phi]^T[K][Phi]{eta}=[Phi]^T{F(t)}. Karena sifat orthogonality yang telah diverifikasi pada Bagian 3, kedua matriks [Phi]^T[M][Phi] dan [Phi]^T[K][Phi] menjadi diagonal (untuk mode mass-normalized, tepatnya menjadi matriks identitas dan diag(omega_i^2)). Inilah esensi decoupling: seluruh suku off-diagonal yang menyebabkan kopling antar-koordinat pada persamaan asli lenyap sepenuhnya, dan sistem tereduksi menjadi N persamaan independen.</w:t>
+        <w:t xml:space="preserve">Substitusi {x}=[Φ]{η} ke persamaan gerak asli [M]{x..}+[K]{x}={F(t)}, lalu pre-multiply kedua ruas dengan [Φ]</w:t>
+      </w:r>
+      <w:r>
+        <w:rPr>
+          <w:rFonts w:ascii="Arial" w:hAnsi="Arial" w:cs="Arial"/>
+          <w:b w:val="0"/>
+          <w:i w:val="0"/>
+          <w:sz w:val="22"/>
+          <w:vertAlign w:val="superscript"/>
+        </w:rPr>
+        <w:t xml:space="preserve">T</w:t>
+      </w:r>
+      <w:r>
+        <w:rPr>
+          <w:rFonts w:ascii="Arial" w:hAnsi="Arial" w:cs="Arial"/>
+          <w:b w:val="0"/>
+          <w:i w:val="0"/>
+          <w:sz w:val="22"/>
+        </w:rPr>
+        <w:t xml:space="preserve">, menghasilkan [Φ]</w:t>
+      </w:r>
+      <w:r>
+        <w:rPr>
+          <w:rFonts w:ascii="Arial" w:hAnsi="Arial" w:cs="Arial"/>
+          <w:b w:val="0"/>
+          <w:i w:val="0"/>
+          <w:sz w:val="22"/>
+          <w:vertAlign w:val="superscript"/>
+        </w:rPr>
+        <w:t xml:space="preserve">T</w:t>
+      </w:r>
+      <w:r>
+        <w:rPr>
+          <w:rFonts w:ascii="Arial" w:hAnsi="Arial" w:cs="Arial"/>
+          <w:b w:val="0"/>
+          <w:i w:val="0"/>
+          <w:sz w:val="22"/>
+        </w:rPr>
+        <w:t xml:space="preserve">[M][Φ]{η..}+[Φ]</w:t>
+      </w:r>
+      <w:r>
+        <w:rPr>
+          <w:rFonts w:ascii="Arial" w:hAnsi="Arial" w:cs="Arial"/>
+          <w:b w:val="0"/>
+          <w:i w:val="0"/>
+          <w:sz w:val="22"/>
+          <w:vertAlign w:val="superscript"/>
+        </w:rPr>
+        <w:t xml:space="preserve">T</w:t>
+      </w:r>
+      <w:r>
+        <w:rPr>
+          <w:rFonts w:ascii="Arial" w:hAnsi="Arial" w:cs="Arial"/>
+          <w:b w:val="0"/>
+          <w:i w:val="0"/>
+          <w:sz w:val="22"/>
+        </w:rPr>
+        <w:t xml:space="preserve">[K][Φ]{η}=[Φ]</w:t>
+      </w:r>
+      <w:r>
+        <w:rPr>
+          <w:rFonts w:ascii="Arial" w:hAnsi="Arial" w:cs="Arial"/>
+          <w:b w:val="0"/>
+          <w:i w:val="0"/>
+          <w:sz w:val="22"/>
+          <w:vertAlign w:val="superscript"/>
+        </w:rPr>
+        <w:t xml:space="preserve">T</w:t>
+      </w:r>
+      <w:r>
+        <w:rPr>
+          <w:rFonts w:ascii="Arial" w:hAnsi="Arial" w:cs="Arial"/>
+          <w:b w:val="0"/>
+          <w:i w:val="0"/>
+          <w:sz w:val="22"/>
+        </w:rPr>
+        <w:t xml:space="preserve">{F(t)}. Karena sifat orthogonality yang telah diverifikasi pada Bagian 3, kedua matriks [Φ]</w:t>
+      </w:r>
+      <w:r>
+        <w:rPr>
+          <w:rFonts w:ascii="Arial" w:hAnsi="Arial" w:cs="Arial"/>
+          <w:b w:val="0"/>
+          <w:i w:val="0"/>
+          <w:sz w:val="22"/>
+          <w:vertAlign w:val="superscript"/>
+        </w:rPr>
+        <w:t xml:space="preserve">T</w:t>
+      </w:r>
+      <w:r>
+        <w:rPr>
+          <w:rFonts w:ascii="Arial" w:hAnsi="Arial" w:cs="Arial"/>
+          <w:b w:val="0"/>
+          <w:i w:val="0"/>
+          <w:sz w:val="22"/>
+        </w:rPr>
+        <w:t xml:space="preserve">[M][Φ] dan [Φ]</w:t>
+      </w:r>
+      <w:r>
+        <w:rPr>
+          <w:rFonts w:ascii="Arial" w:hAnsi="Arial" w:cs="Arial"/>
+          <w:b w:val="0"/>
+          <w:i w:val="0"/>
+          <w:sz w:val="22"/>
+          <w:vertAlign w:val="superscript"/>
+        </w:rPr>
+        <w:t xml:space="preserve">T</w:t>
+      </w:r>
+      <w:r>
+        <w:rPr>
+          <w:rFonts w:ascii="Arial" w:hAnsi="Arial" w:cs="Arial"/>
+          <w:b w:val="0"/>
+          <w:i w:val="0"/>
+          <w:sz w:val="22"/>
+        </w:rPr>
+        <w:t xml:space="preserve">[K][Φ] menjadi diagonal (untuk mode mass-normalized, tepatnya menjadi matriks identitas dan diag(</w:t>
+      </w:r>
+      <w:r>
+        <w:rPr>
+          <w:rFonts w:ascii="Arial" w:hAnsi="Arial" w:cs="Arial"/>
+          <w:b w:val="0"/>
+          <w:i w:val="0"/>
+          <w:sz w:val="22"/>
+        </w:rPr>
+        <w:t xml:space="preserve">ω</w:t>
+      </w:r>
+      <w:r>
+        <w:rPr>
+          <w:rFonts w:ascii="Arial" w:hAnsi="Arial" w:cs="Arial"/>
+          <w:b w:val="0"/>
+          <w:i w:val="0"/>
+          <w:sz w:val="22"/>
+          <w:vertAlign w:val="subscript"/>
+        </w:rPr>
+        <w:t xml:space="preserve">i</w:t>
+      </w:r>
+      <w:r>
+        <w:rPr>
+          <w:rFonts w:ascii="Arial" w:hAnsi="Arial" w:cs="Arial"/>
+          <w:b w:val="0"/>
+          <w:i w:val="0"/>
+          <w:sz w:val="22"/>
+          <w:vertAlign w:val="superscript"/>
+        </w:rPr>
+        <w:t xml:space="preserve">2</w:t>
+      </w:r>
+      <w:r>
+        <w:rPr>
+          <w:rFonts w:ascii="Arial" w:hAnsi="Arial" w:cs="Arial"/>
+          <w:b w:val="0"/>
+          <w:i w:val="0"/>
+          <w:sz w:val="22"/>
+        </w:rPr>
+        <w:t xml:space="preserve">)). Inilah esensi decoupling: seluruh suku off-diagonal yang menyebabkan kopling antar-koordinat pada persamaan asli lenyap sepenuhnya, dan sistem tereduksi menjadi N persamaan independen.</w:t>
+      </w:r>
+      <w:r>
+        <w:rPr>
+          <w:rFonts w:ascii="Arial" w:hAnsi="Arial" w:cs="Arial"/>
+          <w:b w:val="0"/>
+          <w:i w:val="0"/>
+          <w:sz w:val="22"/>
+        </w:rPr>
+        <w:t xml:space="preserve"> Rangkuman kuantitatifnya tertulis pada Persamaan (8).</w:t>
       </w:r>
     </w:p>
     <w:p>
@@ -4852,7 +7775,225 @@
           <w:color w:val="305496"/>
           <w:sz w:val="22"/>
         </w:rPr>
-        <w:t>eta_i.. + omega_i^2 eta_i = f_i(t)     untuk i = 1, 2, ..., N   (dengan f_i(t) = phi_i^T{F(t)})</w:t>
+        <w:t xml:space="preserve"/>
+      </w:r>
+      <w:r>
+        <w:rPr>
+          <w:rFonts w:ascii="Arial" w:hAnsi="Arial" w:cs="Arial"/>
+          <w:b/>
+          <w:i/>
+          <w:color w:val="305496"/>
+          <w:sz w:val="22"/>
+        </w:rPr>
+        <w:t xml:space="preserve">η</w:t>
+      </w:r>
+      <w:r>
+        <w:rPr>
+          <w:rFonts w:ascii="Arial" w:hAnsi="Arial" w:cs="Arial"/>
+          <w:b/>
+          <w:i/>
+          <w:color w:val="305496"/>
+          <w:sz w:val="22"/>
+          <w:vertAlign w:val="subscript"/>
+        </w:rPr>
+        <w:t xml:space="preserve">i</w:t>
+      </w:r>
+      <w:r>
+        <w:rPr>
+          <w:rFonts w:ascii="Arial" w:hAnsi="Arial" w:cs="Arial"/>
+          <w:b/>
+          <w:i/>
+          <w:color w:val="305496"/>
+          <w:sz w:val="22"/>
+        </w:rPr>
+        <w:t xml:space="preserve">.. + </w:t>
+      </w:r>
+      <w:r>
+        <w:rPr>
+          <w:rFonts w:ascii="Arial" w:hAnsi="Arial" w:cs="Arial"/>
+          <w:b/>
+          <w:i/>
+          <w:color w:val="305496"/>
+          <w:sz w:val="22"/>
+        </w:rPr>
+        <w:t xml:space="preserve">ω</w:t>
+      </w:r>
+      <w:r>
+        <w:rPr>
+          <w:rFonts w:ascii="Arial" w:hAnsi="Arial" w:cs="Arial"/>
+          <w:b/>
+          <w:i/>
+          <w:color w:val="305496"/>
+          <w:sz w:val="22"/>
+          <w:vertAlign w:val="subscript"/>
+        </w:rPr>
+        <w:t xml:space="preserve">i</w:t>
+      </w:r>
+      <w:r>
+        <w:rPr>
+          <w:rFonts w:ascii="Arial" w:hAnsi="Arial" w:cs="Arial"/>
+          <w:b/>
+          <w:i/>
+          <w:color w:val="305496"/>
+          <w:sz w:val="22"/>
+          <w:vertAlign w:val="superscript"/>
+        </w:rPr>
+        <w:t xml:space="preserve">2</w:t>
+      </w:r>
+      <w:r>
+        <w:rPr>
+          <w:rFonts w:ascii="Arial" w:hAnsi="Arial" w:cs="Arial"/>
+          <w:b/>
+          <w:i/>
+          <w:color w:val="305496"/>
+          <w:sz w:val="22"/>
+        </w:rPr>
+        <w:t xml:space="preserve"> </w:t>
+      </w:r>
+      <w:r>
+        <w:rPr>
+          <w:rFonts w:ascii="Arial" w:hAnsi="Arial" w:cs="Arial"/>
+          <w:b/>
+          <w:i/>
+          <w:color w:val="305496"/>
+          <w:sz w:val="22"/>
+        </w:rPr>
+        <w:t xml:space="preserve">η</w:t>
+      </w:r>
+      <w:r>
+        <w:rPr>
+          <w:rFonts w:ascii="Arial" w:hAnsi="Arial" w:cs="Arial"/>
+          <w:b/>
+          <w:i/>
+          <w:color w:val="305496"/>
+          <w:sz w:val="22"/>
+          <w:vertAlign w:val="subscript"/>
+        </w:rPr>
+        <w:t xml:space="preserve">i</w:t>
+      </w:r>
+      <w:r>
+        <w:rPr>
+          <w:rFonts w:ascii="Arial" w:hAnsi="Arial" w:cs="Arial"/>
+          <w:b/>
+          <w:i/>
+          <w:color w:val="305496"/>
+          <w:sz w:val="22"/>
+        </w:rPr>
+        <w:t xml:space="preserve"> = </w:t>
+      </w:r>
+      <w:r>
+        <w:rPr>
+          <w:rFonts w:ascii="Arial" w:hAnsi="Arial" w:cs="Arial"/>
+          <w:b/>
+          <w:i/>
+          <w:color w:val="305496"/>
+          <w:sz w:val="22"/>
+        </w:rPr>
+        <w:t xml:space="preserve">f</w:t>
+      </w:r>
+      <w:r>
+        <w:rPr>
+          <w:rFonts w:ascii="Arial" w:hAnsi="Arial" w:cs="Arial"/>
+          <w:b/>
+          <w:i/>
+          <w:color w:val="305496"/>
+          <w:sz w:val="22"/>
+          <w:vertAlign w:val="subscript"/>
+        </w:rPr>
+        <w:t xml:space="preserve">i</w:t>
+      </w:r>
+      <w:r>
+        <w:rPr>
+          <w:rFonts w:ascii="Arial" w:hAnsi="Arial" w:cs="Arial"/>
+          <w:b/>
+          <w:i/>
+          <w:color w:val="305496"/>
+          <w:sz w:val="22"/>
+        </w:rPr>
+        <w:t xml:space="preserve">(t)     untuk i = 1, 2, ..., N   (dengan </w:t>
+      </w:r>
+      <w:r>
+        <w:rPr>
+          <w:rFonts w:ascii="Arial" w:hAnsi="Arial" w:cs="Arial"/>
+          <w:b/>
+          <w:i/>
+          <w:color w:val="305496"/>
+          <w:sz w:val="22"/>
+        </w:rPr>
+        <w:t xml:space="preserve">f</w:t>
+      </w:r>
+      <w:r>
+        <w:rPr>
+          <w:rFonts w:ascii="Arial" w:hAnsi="Arial" w:cs="Arial"/>
+          <w:b/>
+          <w:i/>
+          <w:color w:val="305496"/>
+          <w:sz w:val="22"/>
+          <w:vertAlign w:val="subscript"/>
+        </w:rPr>
+        <w:t xml:space="preserve">i</w:t>
+      </w:r>
+      <w:r>
+        <w:rPr>
+          <w:rFonts w:ascii="Arial" w:hAnsi="Arial" w:cs="Arial"/>
+          <w:b/>
+          <w:i/>
+          <w:color w:val="305496"/>
+          <w:sz w:val="22"/>
+        </w:rPr>
+        <w:t xml:space="preserve">(t) = </w:t>
+      </w:r>
+      <w:r>
+        <w:rPr>
+          <w:rFonts w:ascii="Arial" w:hAnsi="Arial" w:cs="Arial"/>
+          <w:b/>
+          <w:i/>
+          <w:color w:val="305496"/>
+          <w:sz w:val="22"/>
+        </w:rPr>
+        <w:t xml:space="preserve">φ</w:t>
+      </w:r>
+      <w:r>
+        <w:rPr>
+          <w:rFonts w:ascii="Arial" w:hAnsi="Arial" w:cs="Arial"/>
+          <w:b/>
+          <w:i/>
+          <w:color w:val="305496"/>
+          <w:sz w:val="22"/>
+          <w:vertAlign w:val="subscript"/>
+        </w:rPr>
+        <w:t xml:space="preserve">i</w:t>
+      </w:r>
+      <w:r>
+        <w:rPr>
+          <w:rFonts w:ascii="Arial" w:hAnsi="Arial" w:cs="Arial"/>
+          <w:b/>
+          <w:i/>
+          <w:color w:val="305496"/>
+          <w:sz w:val="22"/>
+          <w:vertAlign w:val="superscript"/>
+        </w:rPr>
+        <w:t xml:space="preserve">T</w:t>
+      </w:r>
+      <w:r>
+        <w:rPr>
+          <w:rFonts w:ascii="Arial" w:hAnsi="Arial" w:cs="Arial"/>
+          <w:b/>
+          <w:i/>
+          <w:color w:val="305496"/>
+          <w:sz w:val="22"/>
+        </w:rPr>
+        <w:t xml:space="preserve">{F(t)})</w:t>
+      </w:r>
+      <w:r>
+        <w:rPr>
+          <w:rFonts w:ascii="Arial" w:hAnsi="Arial" w:cs="Arial"/>
+          <w:b/>
+          <w:i/>
+          <w:color w:val="305496"/>
+          <w:sz w:val="22"/>
+        </w:rPr>
+        <w:t xml:space="preserve">   (8)</w:t>
       </w:r>
     </w:p>
     <w:p>
@@ -4876,7 +8017,250 @@
           <w:i w:val="0"/>
           <w:sz w:val="22"/>
         </w:rPr>
-        <w:t>Setiap persamaan modal di atas persis berbentuk standar osilator 1-DoF tak teredam yang telah dikuasai sejak Pertemuan 1, hanya kini indeksnya i menandakan mode ke berapa, bukan sistem fisik yang berbeda. Untuk sistem dengan redaman, konvensi paling praktis di industri adalah Rayleigh damping (proportional damping), yaitu matriks redaman [C]=alpha[M]+beta[K] dengan alpha dan beta konstanta skalar. Sifat penting Rayleigh damping adalah ia turut terdiagonalisasi oleh modal matrix [Phi] yang sama, sehingga tiap mode memperoleh rasio redaman zeta_i sendiri secara independen, dan persamaan modal menjadi eta_i..+2 zeta_i omega_i eta_i.+omega_i^2 eta_i=f_i(t), persis bentuk osilator 1-DoF teredam standar.</w:t>
+        <w:t xml:space="preserve">Setiap persamaan modal di atas persis berbentuk standar osilator 1-DoF tak teredam yang telah dikuasai sejak Pertemuan 1, hanya kini indeksnya i menandakan mode ke berapa, bukan sistem fisik yang berbeda. Untuk sistem dengan redaman, konvensi paling praktis di industri adalah Rayleigh damping (proportional damping), yaitu matriks redaman [C]=α[M]+β[K] dengan α dan β konstanta skalar. Sifat penting Rayleigh damping adalah ia turut terdiagonalisasi oleh modal matrix [Φ] yang sama, sehingga tiap mode memperoleh rasio redaman </w:t>
+      </w:r>
+      <w:r>
+        <w:rPr>
+          <w:rFonts w:ascii="Arial" w:hAnsi="Arial" w:cs="Arial"/>
+          <w:b w:val="0"/>
+          <w:i w:val="0"/>
+          <w:sz w:val="22"/>
+        </w:rPr>
+        <w:t xml:space="preserve">ζ</w:t>
+      </w:r>
+      <w:r>
+        <w:rPr>
+          <w:rFonts w:ascii="Arial" w:hAnsi="Arial" w:cs="Arial"/>
+          <w:b w:val="0"/>
+          <w:i w:val="0"/>
+          <w:sz w:val="22"/>
+          <w:vertAlign w:val="subscript"/>
+        </w:rPr>
+        <w:t xml:space="preserve">i</w:t>
+      </w:r>
+      <w:r>
+        <w:rPr>
+          <w:rFonts w:ascii="Arial" w:hAnsi="Arial" w:cs="Arial"/>
+          <w:b w:val="0"/>
+          <w:i w:val="0"/>
+          <w:sz w:val="22"/>
+        </w:rPr>
+        <w:t xml:space="preserve"> sendiri secara independen, dan persamaan modal menjadi </w:t>
+      </w:r>
+      <w:r>
+        <w:rPr>
+          <w:rFonts w:ascii="Arial" w:hAnsi="Arial" w:cs="Arial"/>
+          <w:b w:val="0"/>
+          <w:i w:val="0"/>
+          <w:sz w:val="22"/>
+        </w:rPr>
+        <w:t xml:space="preserve">η</w:t>
+      </w:r>
+      <w:r>
+        <w:rPr>
+          <w:rFonts w:ascii="Arial" w:hAnsi="Arial" w:cs="Arial"/>
+          <w:b w:val="0"/>
+          <w:i w:val="0"/>
+          <w:sz w:val="22"/>
+          <w:vertAlign w:val="subscript"/>
+        </w:rPr>
+        <w:t xml:space="preserve">i</w:t>
+      </w:r>
+      <w:r>
+        <w:rPr>
+          <w:rFonts w:ascii="Arial" w:hAnsi="Arial" w:cs="Arial"/>
+          <w:b w:val="0"/>
+          <w:i w:val="0"/>
+          <w:sz w:val="22"/>
+        </w:rPr>
+        <w:t xml:space="preserve">..+2 </w:t>
+      </w:r>
+      <w:r>
+        <w:rPr>
+          <w:rFonts w:ascii="Arial" w:hAnsi="Arial" w:cs="Arial"/>
+          <w:b w:val="0"/>
+          <w:i w:val="0"/>
+          <w:sz w:val="22"/>
+        </w:rPr>
+        <w:t xml:space="preserve">ζ</w:t>
+      </w:r>
+      <w:r>
+        <w:rPr>
+          <w:rFonts w:ascii="Arial" w:hAnsi="Arial" w:cs="Arial"/>
+          <w:b w:val="0"/>
+          <w:i w:val="0"/>
+          <w:sz w:val="22"/>
+          <w:vertAlign w:val="subscript"/>
+        </w:rPr>
+        <w:t xml:space="preserve">i</w:t>
+      </w:r>
+      <w:r>
+        <w:rPr>
+          <w:rFonts w:ascii="Arial" w:hAnsi="Arial" w:cs="Arial"/>
+          <w:b w:val="0"/>
+          <w:i w:val="0"/>
+          <w:sz w:val="22"/>
+        </w:rPr>
+        <w:t xml:space="preserve"> </w:t>
+      </w:r>
+      <w:r>
+        <w:rPr>
+          <w:rFonts w:ascii="Arial" w:hAnsi="Arial" w:cs="Arial"/>
+          <w:b w:val="0"/>
+          <w:i w:val="0"/>
+          <w:sz w:val="22"/>
+        </w:rPr>
+        <w:t xml:space="preserve">ω</w:t>
+      </w:r>
+      <w:r>
+        <w:rPr>
+          <w:rFonts w:ascii="Arial" w:hAnsi="Arial" w:cs="Arial"/>
+          <w:b w:val="0"/>
+          <w:i w:val="0"/>
+          <w:sz w:val="22"/>
+          <w:vertAlign w:val="subscript"/>
+        </w:rPr>
+        <w:t xml:space="preserve">i</w:t>
+      </w:r>
+      <w:r>
+        <w:rPr>
+          <w:rFonts w:ascii="Arial" w:hAnsi="Arial" w:cs="Arial"/>
+          <w:b w:val="0"/>
+          <w:i w:val="0"/>
+          <w:sz w:val="22"/>
+        </w:rPr>
+        <w:t xml:space="preserve"> </w:t>
+      </w:r>
+      <w:r>
+        <w:rPr>
+          <w:rFonts w:ascii="Arial" w:hAnsi="Arial" w:cs="Arial"/>
+          <w:b w:val="0"/>
+          <w:i w:val="0"/>
+          <w:sz w:val="22"/>
+        </w:rPr>
+        <w:t xml:space="preserve">η</w:t>
+      </w:r>
+      <w:r>
+        <w:rPr>
+          <w:rFonts w:ascii="Arial" w:hAnsi="Arial" w:cs="Arial"/>
+          <w:b w:val="0"/>
+          <w:i w:val="0"/>
+          <w:sz w:val="22"/>
+          <w:vertAlign w:val="subscript"/>
+        </w:rPr>
+        <w:t xml:space="preserve">i</w:t>
+      </w:r>
+      <w:r>
+        <w:rPr>
+          <w:rFonts w:ascii="Arial" w:hAnsi="Arial" w:cs="Arial"/>
+          <w:b w:val="0"/>
+          <w:i w:val="0"/>
+          <w:sz w:val="22"/>
+        </w:rPr>
+        <w:t xml:space="preserve">.+</w:t>
+      </w:r>
+      <w:r>
+        <w:rPr>
+          <w:rFonts w:ascii="Arial" w:hAnsi="Arial" w:cs="Arial"/>
+          <w:b w:val="0"/>
+          <w:i w:val="0"/>
+          <w:sz w:val="22"/>
+        </w:rPr>
+        <w:t xml:space="preserve">ω</w:t>
+      </w:r>
+      <w:r>
+        <w:rPr>
+          <w:rFonts w:ascii="Arial" w:hAnsi="Arial" w:cs="Arial"/>
+          <w:b w:val="0"/>
+          <w:i w:val="0"/>
+          <w:sz w:val="22"/>
+          <w:vertAlign w:val="subscript"/>
+        </w:rPr>
+        <w:t xml:space="preserve">i</w:t>
+      </w:r>
+      <w:r>
+        <w:rPr>
+          <w:rFonts w:ascii="Arial" w:hAnsi="Arial" w:cs="Arial"/>
+          <w:b w:val="0"/>
+          <w:i w:val="0"/>
+          <w:sz w:val="22"/>
+          <w:vertAlign w:val="superscript"/>
+        </w:rPr>
+        <w:t xml:space="preserve">2</w:t>
+      </w:r>
+      <w:r>
+        <w:rPr>
+          <w:rFonts w:ascii="Arial" w:hAnsi="Arial" w:cs="Arial"/>
+          <w:b w:val="0"/>
+          <w:i w:val="0"/>
+          <w:sz w:val="22"/>
+        </w:rPr>
+        <w:t xml:space="preserve"> </w:t>
+      </w:r>
+      <w:r>
+        <w:rPr>
+          <w:rFonts w:ascii="Arial" w:hAnsi="Arial" w:cs="Arial"/>
+          <w:b w:val="0"/>
+          <w:i w:val="0"/>
+          <w:sz w:val="22"/>
+        </w:rPr>
+        <w:t xml:space="preserve">η</w:t>
+      </w:r>
+      <w:r>
+        <w:rPr>
+          <w:rFonts w:ascii="Arial" w:hAnsi="Arial" w:cs="Arial"/>
+          <w:b w:val="0"/>
+          <w:i w:val="0"/>
+          <w:sz w:val="22"/>
+          <w:vertAlign w:val="subscript"/>
+        </w:rPr>
+        <w:t xml:space="preserve">i</w:t>
+      </w:r>
+      <w:r>
+        <w:rPr>
+          <w:rFonts w:ascii="Arial" w:hAnsi="Arial" w:cs="Arial"/>
+          <w:b w:val="0"/>
+          <w:i w:val="0"/>
+          <w:sz w:val="22"/>
+        </w:rPr>
+        <w:t xml:space="preserve">=</w:t>
+      </w:r>
+      <w:r>
+        <w:rPr>
+          <w:rFonts w:ascii="Arial" w:hAnsi="Arial" w:cs="Arial"/>
+          <w:b w:val="0"/>
+          <w:i w:val="0"/>
+          <w:sz w:val="22"/>
+        </w:rPr>
+        <w:t xml:space="preserve">f</w:t>
+      </w:r>
+      <w:r>
+        <w:rPr>
+          <w:rFonts w:ascii="Arial" w:hAnsi="Arial" w:cs="Arial"/>
+          <w:b w:val="0"/>
+          <w:i w:val="0"/>
+          <w:sz w:val="22"/>
+          <w:vertAlign w:val="subscript"/>
+        </w:rPr>
+        <w:t xml:space="preserve">i</w:t>
+      </w:r>
+      <w:r>
+        <w:rPr>
+          <w:rFonts w:ascii="Arial" w:hAnsi="Arial" w:cs="Arial"/>
+          <w:b w:val="0"/>
+          <w:i w:val="0"/>
+          <w:sz w:val="22"/>
+        </w:rPr>
+        <w:t xml:space="preserve">(t), persis bentuk osilator 1-DoF teredam standar.</w:t>
+      </w:r>
+      <w:r>
+        <w:rPr>
+          <w:rFonts w:ascii="Arial" w:hAnsi="Arial" w:cs="Arial"/>
+          <w:b w:val="0"/>
+          <w:i w:val="0"/>
+          <w:sz w:val="22"/>
+        </w:rPr>
+        <w:t xml:space="preserve"> Hubungan ini dirangkum dalam Persamaan (9).</w:t>
       </w:r>
     </w:p>
     <w:p>
@@ -4892,7 +8276,17 @@
           <w:color w:val="305496"/>
           <w:sz w:val="22"/>
         </w:rPr>
-        <w:t>[C] = alpha[M] + beta[K]     (Rayleigh damping, ikut terdiagonalisasi oleh Phi)</w:t>
+        <w:t xml:space="preserve">[C] = α[M] + β[K]     (Rayleigh damping, ikut terdiagonalisasi oleh Φ)</w:t>
+      </w:r>
+      <w:r>
+        <w:rPr>
+          <w:rFonts w:ascii="Arial" w:hAnsi="Arial" w:cs="Arial"/>
+          <w:b/>
+          <w:i/>
+          <w:color w:val="305496"/>
+          <w:sz w:val="22"/>
+        </w:rPr>
+        <w:t xml:space="preserve">   (9)</w:t>
       </w:r>
     </w:p>
     <w:p>
@@ -4916,7 +8310,167 @@
           <w:i w:val="0"/>
           <w:sz w:val="22"/>
         </w:rPr>
-        <w:t>Untuk eksitasi berupa percepatan dasar (ground acceleration) seperti gempa, gaya efektif per mode dinyatakan lewat modal participation factor Gamma_i=phi_i^T[M]{r}/(phi_i^T[M]phi_i), dengan {r} adalah influence vector yang menandakan arah eksitasi (untuk gempa horizontal pada shear-building, r=[1,1,1]^T karena seluruh lantai terdorong ke arah yang sama oleh percepatan tanah). Untuk gedung 3 lantai dengan mode mass-normalized, perhitungan menghasilkan Gamma1=117,09, Gamma2=-33,51, dan Gamma3=-12,87 (magnitudo relatif Gamma1 jauh lebih besar dari Gamma2 dan Gamma3), mengonfirmasi secara kuantitatif mengapa mode 1 mendominasi respons: seluruh elemen mode 1 bertanda sama (monotonic), sehingga proyeksinya terhadap arah eksitasi horizontal seragam {r} adalah yang paling besar; mode 2 dan mode 3 mengalami kanselasi parsial akibat elemen yang berganti tanda (zero crossing), sehingga partisipasinya jauh lebih kecil. Prinsip ini persis menjelaskan mengapa 70 persen atau lebih respons gempa pada gedung bertingkat rendah-menengah biasanya didominasi oleh mode 1 saja.</w:t>
+        <w:t xml:space="preserve">Untuk eksitasi berupa percepatan dasar (ground acceleration) seperti gempa, gaya efektif per mode dinyatakan lewat modal participation factor </w:t>
+      </w:r>
+      <w:r>
+        <w:rPr>
+          <w:rFonts w:ascii="Arial" w:hAnsi="Arial" w:cs="Arial"/>
+          <w:b w:val="0"/>
+          <w:i w:val="0"/>
+          <w:sz w:val="22"/>
+        </w:rPr>
+        <w:t xml:space="preserve">Γ</w:t>
+      </w:r>
+      <w:r>
+        <w:rPr>
+          <w:rFonts w:ascii="Arial" w:hAnsi="Arial" w:cs="Arial"/>
+          <w:b w:val="0"/>
+          <w:i w:val="0"/>
+          <w:sz w:val="22"/>
+          <w:vertAlign w:val="subscript"/>
+        </w:rPr>
+        <w:t xml:space="preserve">i</w:t>
+      </w:r>
+      <w:r>
+        <w:rPr>
+          <w:rFonts w:ascii="Arial" w:hAnsi="Arial" w:cs="Arial"/>
+          <w:b w:val="0"/>
+          <w:i w:val="0"/>
+          <w:sz w:val="22"/>
+        </w:rPr>
+        <w:t xml:space="preserve">=</w:t>
+      </w:r>
+      <w:r>
+        <w:rPr>
+          <w:rFonts w:ascii="Arial" w:hAnsi="Arial" w:cs="Arial"/>
+          <w:b w:val="0"/>
+          <w:i w:val="0"/>
+          <w:sz w:val="22"/>
+        </w:rPr>
+        <w:t xml:space="preserve">φ</w:t>
+      </w:r>
+      <w:r>
+        <w:rPr>
+          <w:rFonts w:ascii="Arial" w:hAnsi="Arial" w:cs="Arial"/>
+          <w:b w:val="0"/>
+          <w:i w:val="0"/>
+          <w:sz w:val="22"/>
+          <w:vertAlign w:val="subscript"/>
+        </w:rPr>
+        <w:t xml:space="preserve">i</w:t>
+      </w:r>
+      <w:r>
+        <w:rPr>
+          <w:rFonts w:ascii="Arial" w:hAnsi="Arial" w:cs="Arial"/>
+          <w:b w:val="0"/>
+          <w:i w:val="0"/>
+          <w:sz w:val="22"/>
+          <w:vertAlign w:val="superscript"/>
+        </w:rPr>
+        <w:t xml:space="preserve">T</w:t>
+      </w:r>
+      <w:r>
+        <w:rPr>
+          <w:rFonts w:ascii="Arial" w:hAnsi="Arial" w:cs="Arial"/>
+          <w:b w:val="0"/>
+          <w:i w:val="0"/>
+          <w:sz w:val="22"/>
+        </w:rPr>
+        <w:t xml:space="preserve">[M]{r}/(</w:t>
+      </w:r>
+      <w:r>
+        <w:rPr>
+          <w:rFonts w:ascii="Arial" w:hAnsi="Arial" w:cs="Arial"/>
+          <w:b w:val="0"/>
+          <w:i w:val="0"/>
+          <w:sz w:val="22"/>
+        </w:rPr>
+        <w:t xml:space="preserve">φ</w:t>
+      </w:r>
+      <w:r>
+        <w:rPr>
+          <w:rFonts w:ascii="Arial" w:hAnsi="Arial" w:cs="Arial"/>
+          <w:b w:val="0"/>
+          <w:i w:val="0"/>
+          <w:sz w:val="22"/>
+          <w:vertAlign w:val="subscript"/>
+        </w:rPr>
+        <w:t xml:space="preserve">i</w:t>
+      </w:r>
+      <w:r>
+        <w:rPr>
+          <w:rFonts w:ascii="Arial" w:hAnsi="Arial" w:cs="Arial"/>
+          <w:b w:val="0"/>
+          <w:i w:val="0"/>
+          <w:sz w:val="22"/>
+          <w:vertAlign w:val="superscript"/>
+        </w:rPr>
+        <w:t xml:space="preserve">T</w:t>
+      </w:r>
+      <w:r>
+        <w:rPr>
+          <w:rFonts w:ascii="Arial" w:hAnsi="Arial" w:cs="Arial"/>
+          <w:b w:val="0"/>
+          <w:i w:val="0"/>
+          <w:sz w:val="22"/>
+        </w:rPr>
+        <w:t xml:space="preserve">[M]</w:t>
+      </w:r>
+      <w:r>
+        <w:rPr>
+          <w:rFonts w:ascii="Arial" w:hAnsi="Arial" w:cs="Arial"/>
+          <w:b w:val="0"/>
+          <w:i w:val="0"/>
+          <w:sz w:val="22"/>
+        </w:rPr>
+        <w:t xml:space="preserve">φ</w:t>
+      </w:r>
+      <w:r>
+        <w:rPr>
+          <w:rFonts w:ascii="Arial" w:hAnsi="Arial" w:cs="Arial"/>
+          <w:b w:val="0"/>
+          <w:i w:val="0"/>
+          <w:sz w:val="22"/>
+          <w:vertAlign w:val="subscript"/>
+        </w:rPr>
+        <w:t xml:space="preserve">i</w:t>
+      </w:r>
+      <w:r>
+        <w:rPr>
+          <w:rFonts w:ascii="Arial" w:hAnsi="Arial" w:cs="Arial"/>
+          <w:b w:val="0"/>
+          <w:i w:val="0"/>
+          <w:sz w:val="22"/>
+        </w:rPr>
+        <w:t xml:space="preserve">), dengan {r} adalah influence vector yang menandakan arah eksitasi (untuk gempa horizontal pada shear-building, r=[1,1,1]</w:t>
+      </w:r>
+      <w:r>
+        <w:rPr>
+          <w:rFonts w:ascii="Arial" w:hAnsi="Arial" w:cs="Arial"/>
+          <w:b w:val="0"/>
+          <w:i w:val="0"/>
+          <w:sz w:val="22"/>
+          <w:vertAlign w:val="superscript"/>
+        </w:rPr>
+        <w:t xml:space="preserve">T</w:t>
+      </w:r>
+      <w:r>
+        <w:rPr>
+          <w:rFonts w:ascii="Arial" w:hAnsi="Arial" w:cs="Arial"/>
+          <w:b w:val="0"/>
+          <w:i w:val="0"/>
+          <w:sz w:val="22"/>
+        </w:rPr>
+        <w:t xml:space="preserve"> karena seluruh lantai terdorong ke arah yang sama oleh percepatan tanah). Untuk gedung 3 lantai dengan mode mass-normalized, perhitungan menghasilkan Gamma1=117,09, Gamma2=-33,51, dan Gamma3=-12,87 (magnitudo relatif Gamma1 jauh lebih besar dari Gamma2 dan Gamma3), mengonfirmasi secara kuantitatif mengapa mode 1 mendominasi respons: seluruh elemen mode 1 bertanda sama (monotonic), sehingga proyeksinya terhadap arah eksitasi horizontal seragam {r} adalah yang paling besar; mode 2 dan mode 3 mengalami kanselasi parsial akibat elemen yang berganti tanda (zero crossing), sehingga partisipasinya jauh lebih kecil. Prinsip ini persis menjelaskan mengapa 70 persen atau lebih respons gempa pada gedung bertingkat rendah-menengah biasanya didominasi oleh mode 1 saja.</w:t>
+      </w:r>
+      <w:r>
+        <w:rPr>
+          <w:rFonts w:ascii="Arial" w:hAnsi="Arial" w:cs="Arial"/>
+          <w:b w:val="0"/>
+          <w:i w:val="0"/>
+          <w:sz w:val="22"/>
+        </w:rPr>
+        <w:t xml:space="preserve"> Bentuk ringkasnya dituliskan pada Persamaan (10).</w:t>
       </w:r>
     </w:p>
     <w:p>
@@ -4932,7 +8486,184 @@
           <w:color w:val="305496"/>
           <w:sz w:val="22"/>
         </w:rPr>
-        <w:t>Gamma_i = phi_i^T[M]{r} / (phi_i^T[M]phi_i)     dengan {r}=[1,1,1]^T untuk gempa horizontal</w:t>
+        <w:t xml:space="preserve"/>
+      </w:r>
+      <w:r>
+        <w:rPr>
+          <w:rFonts w:ascii="Arial" w:hAnsi="Arial" w:cs="Arial"/>
+          <w:b/>
+          <w:i/>
+          <w:color w:val="305496"/>
+          <w:sz w:val="22"/>
+        </w:rPr>
+        <w:t xml:space="preserve">Γ</w:t>
+      </w:r>
+      <w:r>
+        <w:rPr>
+          <w:rFonts w:ascii="Arial" w:hAnsi="Arial" w:cs="Arial"/>
+          <w:b/>
+          <w:i/>
+          <w:color w:val="305496"/>
+          <w:sz w:val="22"/>
+          <w:vertAlign w:val="subscript"/>
+        </w:rPr>
+        <w:t xml:space="preserve">i</w:t>
+      </w:r>
+      <w:r>
+        <w:rPr>
+          <w:rFonts w:ascii="Arial" w:hAnsi="Arial" w:cs="Arial"/>
+          <w:b/>
+          <w:i/>
+          <w:color w:val="305496"/>
+          <w:sz w:val="22"/>
+        </w:rPr>
+        <w:t xml:space="preserve"> = </w:t>
+      </w:r>
+      <w:r>
+        <w:rPr>
+          <w:rFonts w:ascii="Arial" w:hAnsi="Arial" w:cs="Arial"/>
+          <w:b/>
+          <w:i/>
+          <w:color w:val="305496"/>
+          <w:sz w:val="22"/>
+        </w:rPr>
+        <w:t xml:space="preserve">φ</w:t>
+      </w:r>
+      <w:r>
+        <w:rPr>
+          <w:rFonts w:ascii="Arial" w:hAnsi="Arial" w:cs="Arial"/>
+          <w:b/>
+          <w:i/>
+          <w:color w:val="305496"/>
+          <w:sz w:val="22"/>
+          <w:vertAlign w:val="subscript"/>
+        </w:rPr>
+        <w:t xml:space="preserve">i</w:t>
+      </w:r>
+      <w:r>
+        <w:rPr>
+          <w:rFonts w:ascii="Arial" w:hAnsi="Arial" w:cs="Arial"/>
+          <w:b/>
+          <w:i/>
+          <w:color w:val="305496"/>
+          <w:sz w:val="22"/>
+          <w:vertAlign w:val="superscript"/>
+        </w:rPr>
+        <w:t xml:space="preserve">T</w:t>
+      </w:r>
+      <w:r>
+        <w:rPr>
+          <w:rFonts w:ascii="Arial" w:hAnsi="Arial" w:cs="Arial"/>
+          <w:b/>
+          <w:i/>
+          <w:color w:val="305496"/>
+          <w:sz w:val="22"/>
+        </w:rPr>
+        <w:t xml:space="preserve">[M]{r} / (</w:t>
+      </w:r>
+      <w:r>
+        <w:rPr>
+          <w:rFonts w:ascii="Arial" w:hAnsi="Arial" w:cs="Arial"/>
+          <w:b/>
+          <w:i/>
+          <w:color w:val="305496"/>
+          <w:sz w:val="22"/>
+        </w:rPr>
+        <w:t xml:space="preserve">φ</w:t>
+      </w:r>
+      <w:r>
+        <w:rPr>
+          <w:rFonts w:ascii="Arial" w:hAnsi="Arial" w:cs="Arial"/>
+          <w:b/>
+          <w:i/>
+          <w:color w:val="305496"/>
+          <w:sz w:val="22"/>
+          <w:vertAlign w:val="subscript"/>
+        </w:rPr>
+        <w:t xml:space="preserve">i</w:t>
+      </w:r>
+      <w:r>
+        <w:rPr>
+          <w:rFonts w:ascii="Arial" w:hAnsi="Arial" w:cs="Arial"/>
+          <w:b/>
+          <w:i/>
+          <w:color w:val="305496"/>
+          <w:sz w:val="22"/>
+          <w:vertAlign w:val="superscript"/>
+        </w:rPr>
+        <w:t xml:space="preserve">T</w:t>
+      </w:r>
+      <w:r>
+        <w:rPr>
+          <w:rFonts w:ascii="Arial" w:hAnsi="Arial" w:cs="Arial"/>
+          <w:b/>
+          <w:i/>
+          <w:color w:val="305496"/>
+          <w:sz w:val="22"/>
+        </w:rPr>
+        <w:t xml:space="preserve">[M]</w:t>
+      </w:r>
+      <w:r>
+        <w:rPr>
+          <w:rFonts w:ascii="Arial" w:hAnsi="Arial" w:cs="Arial"/>
+          <w:b/>
+          <w:i/>
+          <w:color w:val="305496"/>
+          <w:sz w:val="22"/>
+        </w:rPr>
+        <w:t xml:space="preserve">φ</w:t>
+      </w:r>
+      <w:r>
+        <w:rPr>
+          <w:rFonts w:ascii="Arial" w:hAnsi="Arial" w:cs="Arial"/>
+          <w:b/>
+          <w:i/>
+          <w:color w:val="305496"/>
+          <w:sz w:val="22"/>
+          <w:vertAlign w:val="subscript"/>
+        </w:rPr>
+        <w:t xml:space="preserve">i</w:t>
+      </w:r>
+      <w:r>
+        <w:rPr>
+          <w:rFonts w:ascii="Arial" w:hAnsi="Arial" w:cs="Arial"/>
+          <w:b/>
+          <w:i/>
+          <w:color w:val="305496"/>
+          <w:sz w:val="22"/>
+        </w:rPr>
+        <w:t xml:space="preserve">)     dengan {r}=[1,1,1]</w:t>
+      </w:r>
+      <w:r>
+        <w:rPr>
+          <w:rFonts w:ascii="Arial" w:hAnsi="Arial" w:cs="Arial"/>
+          <w:b/>
+          <w:i/>
+          <w:color w:val="305496"/>
+          <w:sz w:val="22"/>
+          <w:vertAlign w:val="superscript"/>
+        </w:rPr>
+        <w:t xml:space="preserve">T</w:t>
+      </w:r>
+      <w:r>
+        <w:rPr>
+          <w:rFonts w:ascii="Arial" w:hAnsi="Arial" w:cs="Arial"/>
+          <w:b/>
+          <w:i/>
+          <w:color w:val="305496"/>
+          <w:sz w:val="22"/>
+        </w:rPr>
+        <w:t xml:space="preserve"> untuk gempa horizontal</w:t>
+      </w:r>
+      <w:r>
+        <w:rPr>
+          <w:rFonts w:ascii="Arial" w:hAnsi="Arial" w:cs="Arial"/>
+          <w:b/>
+          <w:i/>
+          <w:color w:val="305496"/>
+          <w:sz w:val="22"/>
+        </w:rPr>
+        <w:t xml:space="preserve">   (10)</w:t>
       </w:r>
     </w:p>
     <w:p>
@@ -4956,7 +8687,82 @@
           <w:i w:val="0"/>
           <w:sz w:val="22"/>
         </w:rPr>
-        <w:t>Untuk struktur berukuran besar (N=100 lantai misalnya), tidak perlu menghitung dan menyimpan seluruh N mode. Modal truncation memotong perhitungan hanya pada beberapa mode dominan (biasanya mode dengan effective modal mass M_eff,i=(Gamma_i)^2 terbesar), dengan kriteria kumulatif effective modal mass melebihi 90 persen sesuai syarat kode desain gempa seperti ASCE 7. Untuk gedung sederhana hingga 30 lantai, 5 sampai 10 mode pertama umumnya sudah mencukupi, memberikan reduksi komputasi 10 hingga 100 kali lipat dibanding direct integration yang menyelesaikan seluruh sistem coupled asli secara langsung. Tabel 3 merangkum perbandingan modal superposition versus direct integration untuk membantu mahasiswa memilih metode yang tepat sesuai kebutuhan.</w:t>
+        <w:t xml:space="preserve">Untuk struktur berukuran besar (N=100 lantai misalnya), tidak perlu menghitung dan menyimpan seluruh N mode. Modal truncation memotong perhitungan hanya pada beberapa mode dominan (biasanya mode dengan effective modal mass </w:t>
+      </w:r>
+      <w:r>
+        <w:rPr>
+          <w:rFonts w:ascii="Arial" w:hAnsi="Arial" w:cs="Arial"/>
+          <w:b w:val="0"/>
+          <w:i w:val="0"/>
+          <w:sz w:val="22"/>
+        </w:rPr>
+        <w:t xml:space="preserve">M</w:t>
+      </w:r>
+      <w:r>
+        <w:rPr>
+          <w:rFonts w:ascii="Arial" w:hAnsi="Arial" w:cs="Arial"/>
+          <w:b w:val="0"/>
+          <w:i w:val="0"/>
+          <w:sz w:val="22"/>
+          <w:vertAlign w:val="subscript"/>
+        </w:rPr>
+        <w:t xml:space="preserve">eff</w:t>
+      </w:r>
+      <w:r>
+        <w:rPr>
+          <w:rFonts w:ascii="Arial" w:hAnsi="Arial" w:cs="Arial"/>
+          <w:b w:val="0"/>
+          <w:i w:val="0"/>
+          <w:sz w:val="22"/>
+        </w:rPr>
+        <w:t xml:space="preserve">,i=(</w:t>
+      </w:r>
+      <w:r>
+        <w:rPr>
+          <w:rFonts w:ascii="Arial" w:hAnsi="Arial" w:cs="Arial"/>
+          <w:b w:val="0"/>
+          <w:i w:val="0"/>
+          <w:sz w:val="22"/>
+        </w:rPr>
+        <w:t xml:space="preserve">Γ</w:t>
+      </w:r>
+      <w:r>
+        <w:rPr>
+          <w:rFonts w:ascii="Arial" w:hAnsi="Arial" w:cs="Arial"/>
+          <w:b w:val="0"/>
+          <w:i w:val="0"/>
+          <w:sz w:val="22"/>
+          <w:vertAlign w:val="subscript"/>
+        </w:rPr>
+        <w:t xml:space="preserve">i</w:t>
+      </w:r>
+      <w:r>
+        <w:rPr>
+          <w:rFonts w:ascii="Arial" w:hAnsi="Arial" w:cs="Arial"/>
+          <w:b w:val="0"/>
+          <w:i w:val="0"/>
+          <w:sz w:val="22"/>
+        </w:rPr>
+        <w:t xml:space="preserve">)</w:t>
+      </w:r>
+      <w:r>
+        <w:rPr>
+          <w:rFonts w:ascii="Arial" w:hAnsi="Arial" w:cs="Arial"/>
+          <w:b w:val="0"/>
+          <w:i w:val="0"/>
+          <w:sz w:val="22"/>
+          <w:vertAlign w:val="superscript"/>
+        </w:rPr>
+        <w:t xml:space="preserve">2</w:t>
+      </w:r>
+      <w:r>
+        <w:rPr>
+          <w:rFonts w:ascii="Arial" w:hAnsi="Arial" w:cs="Arial"/>
+          <w:b w:val="0"/>
+          <w:i w:val="0"/>
+          <w:sz w:val="22"/>
+        </w:rPr>
+        <w:t xml:space="preserve"> terbesar), dengan kriteria kumulatif effective modal mass melebihi 90 persen sesuai syarat kode desain gempa seperti ASCE 7. Untuk gedung sederhana hingga 30 lantai, 5 sampai 10 mode pertama umumnya sudah mencukupi, memberikan reduksi komputasi 10 hingga 100 kali lipat dibanding direct integration yang menyelesaikan seluruh sistem coupled asli secara langsung. Tabel 3 merangkum perbandingan modal superposition versus direct integration untuk membantu mahasiswa memilih metode yang tepat sesuai kebutuhan.</w:t>
       </w:r>
     </w:p>
     <w:p>
@@ -5067,7 +8873,7 @@
                 <w:i w:val="0"/>
                 <w:sz w:val="19"/>
               </w:rPr>
-              <w:t>Direct Integration (Newmark, Wilson-theta)</w:t>
+              <w:t xml:space="preserve">Direct Integration (Newmark, Wilson-θ)</w:t>
             </w:r>
           </w:p>
         </w:tc>
@@ -5150,7 +8956,26 @@
                 <w:i w:val="0"/>
                 <w:sz w:val="19"/>
               </w:rPr>
-              <w:t>Lambat, O(N^2) per langkah waktu</w:t>
+              <w:t xml:space="preserve">Lambat, O(N</w:t>
+            </w:r>
+            <w:r>
+              <w:rPr>
+                <w:rFonts w:ascii="Arial" w:hAnsi="Arial" w:cs="Arial"/>
+                <w:b w:val="0"/>
+                <w:i w:val="0"/>
+                <w:sz w:val="19"/>
+                <w:vertAlign w:val="superscript"/>
+              </w:rPr>
+              <w:t xml:space="preserve">2</w:t>
+            </w:r>
+            <w:r>
+              <w:rPr>
+                <w:rFonts w:ascii="Arial" w:hAnsi="Arial" w:cs="Arial"/>
+                <w:b w:val="0"/>
+                <w:i w:val="0"/>
+                <w:sz w:val="19"/>
+              </w:rPr>
+              <w:t xml:space="preserve">) per langkah waktu</w:t>
             </w:r>
           </w:p>
         </w:tc>
@@ -5502,16 +9327,16 @@
           <w:i w:val="0"/>
           <w:sz w:val="22"/>
         </w:rPr>
-        <w:t xml:space="preserve">Pemilihan Rasio Redaman zeta=5 Persen. </w:t>
-      </w:r>
-      <w:r>
-        <w:rPr>
-          <w:rFonts w:ascii="Arial" w:hAnsi="Arial" w:cs="Arial"/>
-          <w:b w:val="0"/>
-          <w:i w:val="0"/>
-          <w:sz w:val="22"/>
-        </w:rPr>
-        <w:t>Nilai rasio redaman zeta=5 persen yang dipakai seragam untuk seluruh mode pada studi kasus ini bukan angka sembarang, melainkan nilai tipikal yang direkomendasikan pada pedoman desain tahan gempa (mis. ASCE 7 dan padanannya SNI 1726) untuk struktur beton bertulang pada level respons elastis. Material dan sistem struktur berbeda memiliki rasio redaman inheren yang berbeda: struktur baja las cenderung memiliki zeta sekitar 2 persen (lebih sedikit gesekan internal), struktur beton bertulang sekitar 5 persen (retak mikro menyerap energi), sedangkan struktur kayu atau pasangan bata dapat mencapai 7 sampai 10 persen. Asumsi Rayleigh damping dengan zeta seragam untuk seluruh mode adalah simplifikasi praktis yang umum dipakai pada tahap desain awal; analisis lebih rinci pada tahap akhir dapat memakai rasio redaman berbeda per mode berdasarkan hasil uji eksperimental struktur serupa.</w:t>
+        <w:t xml:space="preserve">Pemilihan Rasio Redaman ζ=5 Persen. </w:t>
+      </w:r>
+      <w:r>
+        <w:rPr>
+          <w:rFonts w:ascii="Arial" w:hAnsi="Arial" w:cs="Arial"/>
+          <w:b w:val="0"/>
+          <w:i w:val="0"/>
+          <w:sz w:val="22"/>
+        </w:rPr>
+        <w:t xml:space="preserve">Nilai rasio redaman ζ=5 persen yang dipakai seragam untuk seluruh mode pada studi kasus ini bukan angka sembarang, melainkan nilai tipikal yang direkomendasikan pada pedoman desain tahan gempa (mis. ASCE 7 dan padanannya SNI 1726) untuk struktur beton bertulang pada level respons elastis. Material dan sistem struktur berbeda memiliki rasio redaman inheren yang berbeda: struktur baja las cenderung memiliki ζ sekitar 2 persen (lebih sedikit gesekan internal), struktur beton bertulang sekitar 5 persen (retak mikro menyerap energi), sedangkan struktur kayu atau pasangan bata dapat mencapai 7 sampai 10 persen. Asumsi Rayleigh damping dengan ζ seragam untuk seluruh mode adalah simplifikasi praktis yang umum dipakai pada tahap desain awal; analisis lebih rinci pada tahap akhir dapat memakai rasio redaman berbeda per mode berdasarkan hasil uji eksperimental struktur serupa.</w:t>
       </w:r>
     </w:p>
     <w:p>
@@ -5535,7 +9360,297 @@
           <w:i w:val="0"/>
           <w:sz w:val="22"/>
         </w:rPr>
-        <w:t>Sebagai ilustrasi lengkap alur kerja modal superposition, gedung 3 lantai diberi eksitasi berupa percepatan dasar sintetis menyerupai gempa (gelombang sinusoidal 3 Hz yang meluruh secara eksponensial, mendekati frekuensi dominan mode 1 f1=2,8332 Hz). Prosedur lengkapnya adalah: hitung Gamma_i untuk r=[1,1,1], selesaikan tiga persamaan modal eta_i..+2 zeta_i omega_i eta_i.+omega_i^2 eta_i=-Gamma_i.a_g(t) secara independen dengan zeta=5 persen untuk seluruh mode (asumsi Rayleigh), lalu rekonstruksi respons fisik {x(t)}=[Phi]{eta(t)}. Gambar 6 menunjukkan hasilnya: simpangan lateral ketiga lantai berosilasi dengan amplitudo yang meluruh seiring waktu, dengan lantai atas (lantai 3) secara konsisten menunjukkan amplitudo terbesar di setiap puncak osilasi, konsisten langsung dengan mode shape mode 1 yang bernilai maksimum di lantai atas (phi1[lantai atas]=1,000) dan dominasi modal participation factor mode 1 yang telah dihitung sebelumnya.</w:t>
+        <w:t xml:space="preserve">Sebagai ilustrasi lengkap alur kerja modal superposition, gedung 3 lantai diberi eksitasi berupa percepatan dasar sintetis menyerupai gempa (gelombang sinusoidal 3 Hz yang meluruh secara eksponensial, mendekati frekuensi dominan mode 1 </w:t>
+      </w:r>
+      <w:r>
+        <w:rPr>
+          <w:rFonts w:ascii="Arial" w:hAnsi="Arial" w:cs="Arial"/>
+          <w:b w:val="0"/>
+          <w:i w:val="0"/>
+          <w:sz w:val="22"/>
+        </w:rPr>
+        <w:t xml:space="preserve">f</w:t>
+      </w:r>
+      <w:r>
+        <w:rPr>
+          <w:rFonts w:ascii="Arial" w:hAnsi="Arial" w:cs="Arial"/>
+          <w:b w:val="0"/>
+          <w:i w:val="0"/>
+          <w:sz w:val="22"/>
+          <w:vertAlign w:val="subscript"/>
+        </w:rPr>
+        <w:t xml:space="preserve">1</w:t>
+      </w:r>
+      <w:r>
+        <w:rPr>
+          <w:rFonts w:ascii="Arial" w:hAnsi="Arial" w:cs="Arial"/>
+          <w:b w:val="0"/>
+          <w:i w:val="0"/>
+          <w:sz w:val="22"/>
+        </w:rPr>
+        <w:t xml:space="preserve">=2,8332 Hz). Prosedur lengkapnya adalah: hitung </w:t>
+      </w:r>
+      <w:r>
+        <w:rPr>
+          <w:rFonts w:ascii="Arial" w:hAnsi="Arial" w:cs="Arial"/>
+          <w:b w:val="0"/>
+          <w:i w:val="0"/>
+          <w:sz w:val="22"/>
+        </w:rPr>
+        <w:t xml:space="preserve">Γ</w:t>
+      </w:r>
+      <w:r>
+        <w:rPr>
+          <w:rFonts w:ascii="Arial" w:hAnsi="Arial" w:cs="Arial"/>
+          <w:b w:val="0"/>
+          <w:i w:val="0"/>
+          <w:sz w:val="22"/>
+          <w:vertAlign w:val="subscript"/>
+        </w:rPr>
+        <w:t xml:space="preserve">i</w:t>
+      </w:r>
+      <w:r>
+        <w:rPr>
+          <w:rFonts w:ascii="Arial" w:hAnsi="Arial" w:cs="Arial"/>
+          <w:b w:val="0"/>
+          <w:i w:val="0"/>
+          <w:sz w:val="22"/>
+        </w:rPr>
+        <w:t xml:space="preserve"> untuk r=[1,1,1], selesaikan tiga persamaan modal </w:t>
+      </w:r>
+      <w:r>
+        <w:rPr>
+          <w:rFonts w:ascii="Arial" w:hAnsi="Arial" w:cs="Arial"/>
+          <w:b w:val="0"/>
+          <w:i w:val="0"/>
+          <w:sz w:val="22"/>
+        </w:rPr>
+        <w:t xml:space="preserve">η</w:t>
+      </w:r>
+      <w:r>
+        <w:rPr>
+          <w:rFonts w:ascii="Arial" w:hAnsi="Arial" w:cs="Arial"/>
+          <w:b w:val="0"/>
+          <w:i w:val="0"/>
+          <w:sz w:val="22"/>
+          <w:vertAlign w:val="subscript"/>
+        </w:rPr>
+        <w:t xml:space="preserve">i</w:t>
+      </w:r>
+      <w:r>
+        <w:rPr>
+          <w:rFonts w:ascii="Arial" w:hAnsi="Arial" w:cs="Arial"/>
+          <w:b w:val="0"/>
+          <w:i w:val="0"/>
+          <w:sz w:val="22"/>
+        </w:rPr>
+        <w:t xml:space="preserve">..+2 </w:t>
+      </w:r>
+      <w:r>
+        <w:rPr>
+          <w:rFonts w:ascii="Arial" w:hAnsi="Arial" w:cs="Arial"/>
+          <w:b w:val="0"/>
+          <w:i w:val="0"/>
+          <w:sz w:val="22"/>
+        </w:rPr>
+        <w:t xml:space="preserve">ζ</w:t>
+      </w:r>
+      <w:r>
+        <w:rPr>
+          <w:rFonts w:ascii="Arial" w:hAnsi="Arial" w:cs="Arial"/>
+          <w:b w:val="0"/>
+          <w:i w:val="0"/>
+          <w:sz w:val="22"/>
+          <w:vertAlign w:val="subscript"/>
+        </w:rPr>
+        <w:t xml:space="preserve">i</w:t>
+      </w:r>
+      <w:r>
+        <w:rPr>
+          <w:rFonts w:ascii="Arial" w:hAnsi="Arial" w:cs="Arial"/>
+          <w:b w:val="0"/>
+          <w:i w:val="0"/>
+          <w:sz w:val="22"/>
+        </w:rPr>
+        <w:t xml:space="preserve"> </w:t>
+      </w:r>
+      <w:r>
+        <w:rPr>
+          <w:rFonts w:ascii="Arial" w:hAnsi="Arial" w:cs="Arial"/>
+          <w:b w:val="0"/>
+          <w:i w:val="0"/>
+          <w:sz w:val="22"/>
+        </w:rPr>
+        <w:t xml:space="preserve">ω</w:t>
+      </w:r>
+      <w:r>
+        <w:rPr>
+          <w:rFonts w:ascii="Arial" w:hAnsi="Arial" w:cs="Arial"/>
+          <w:b w:val="0"/>
+          <w:i w:val="0"/>
+          <w:sz w:val="22"/>
+          <w:vertAlign w:val="subscript"/>
+        </w:rPr>
+        <w:t xml:space="preserve">i</w:t>
+      </w:r>
+      <w:r>
+        <w:rPr>
+          <w:rFonts w:ascii="Arial" w:hAnsi="Arial" w:cs="Arial"/>
+          <w:b w:val="0"/>
+          <w:i w:val="0"/>
+          <w:sz w:val="22"/>
+        </w:rPr>
+        <w:t xml:space="preserve"> </w:t>
+      </w:r>
+      <w:r>
+        <w:rPr>
+          <w:rFonts w:ascii="Arial" w:hAnsi="Arial" w:cs="Arial"/>
+          <w:b w:val="0"/>
+          <w:i w:val="0"/>
+          <w:sz w:val="22"/>
+        </w:rPr>
+        <w:t xml:space="preserve">η</w:t>
+      </w:r>
+      <w:r>
+        <w:rPr>
+          <w:rFonts w:ascii="Arial" w:hAnsi="Arial" w:cs="Arial"/>
+          <w:b w:val="0"/>
+          <w:i w:val="0"/>
+          <w:sz w:val="22"/>
+          <w:vertAlign w:val="subscript"/>
+        </w:rPr>
+        <w:t xml:space="preserve">i</w:t>
+      </w:r>
+      <w:r>
+        <w:rPr>
+          <w:rFonts w:ascii="Arial" w:hAnsi="Arial" w:cs="Arial"/>
+          <w:b w:val="0"/>
+          <w:i w:val="0"/>
+          <w:sz w:val="22"/>
+        </w:rPr>
+        <w:t xml:space="preserve">.+</w:t>
+      </w:r>
+      <w:r>
+        <w:rPr>
+          <w:rFonts w:ascii="Arial" w:hAnsi="Arial" w:cs="Arial"/>
+          <w:b w:val="0"/>
+          <w:i w:val="0"/>
+          <w:sz w:val="22"/>
+        </w:rPr>
+        <w:t xml:space="preserve">ω</w:t>
+      </w:r>
+      <w:r>
+        <w:rPr>
+          <w:rFonts w:ascii="Arial" w:hAnsi="Arial" w:cs="Arial"/>
+          <w:b w:val="0"/>
+          <w:i w:val="0"/>
+          <w:sz w:val="22"/>
+          <w:vertAlign w:val="subscript"/>
+        </w:rPr>
+        <w:t xml:space="preserve">i</w:t>
+      </w:r>
+      <w:r>
+        <w:rPr>
+          <w:rFonts w:ascii="Arial" w:hAnsi="Arial" w:cs="Arial"/>
+          <w:b w:val="0"/>
+          <w:i w:val="0"/>
+          <w:sz w:val="22"/>
+          <w:vertAlign w:val="superscript"/>
+        </w:rPr>
+        <w:t xml:space="preserve">2</w:t>
+      </w:r>
+      <w:r>
+        <w:rPr>
+          <w:rFonts w:ascii="Arial" w:hAnsi="Arial" w:cs="Arial"/>
+          <w:b w:val="0"/>
+          <w:i w:val="0"/>
+          <w:sz w:val="22"/>
+        </w:rPr>
+        <w:t xml:space="preserve"> </w:t>
+      </w:r>
+      <w:r>
+        <w:rPr>
+          <w:rFonts w:ascii="Arial" w:hAnsi="Arial" w:cs="Arial"/>
+          <w:b w:val="0"/>
+          <w:i w:val="0"/>
+          <w:sz w:val="22"/>
+        </w:rPr>
+        <w:t xml:space="preserve">η</w:t>
+      </w:r>
+      <w:r>
+        <w:rPr>
+          <w:rFonts w:ascii="Arial" w:hAnsi="Arial" w:cs="Arial"/>
+          <w:b w:val="0"/>
+          <w:i w:val="0"/>
+          <w:sz w:val="22"/>
+          <w:vertAlign w:val="subscript"/>
+        </w:rPr>
+        <w:t xml:space="preserve">i</w:t>
+      </w:r>
+      <w:r>
+        <w:rPr>
+          <w:rFonts w:ascii="Arial" w:hAnsi="Arial" w:cs="Arial"/>
+          <w:b w:val="0"/>
+          <w:i w:val="0"/>
+          <w:sz w:val="22"/>
+        </w:rPr>
+        <w:t xml:space="preserve">=-</w:t>
+      </w:r>
+      <w:r>
+        <w:rPr>
+          <w:rFonts w:ascii="Arial" w:hAnsi="Arial" w:cs="Arial"/>
+          <w:b w:val="0"/>
+          <w:i w:val="0"/>
+          <w:sz w:val="22"/>
+        </w:rPr>
+        <w:t xml:space="preserve">Γ</w:t>
+      </w:r>
+      <w:r>
+        <w:rPr>
+          <w:rFonts w:ascii="Arial" w:hAnsi="Arial" w:cs="Arial"/>
+          <w:b w:val="0"/>
+          <w:i w:val="0"/>
+          <w:sz w:val="22"/>
+          <w:vertAlign w:val="subscript"/>
+        </w:rPr>
+        <w:t xml:space="preserve">i</w:t>
+      </w:r>
+      <w:r>
+        <w:rPr>
+          <w:rFonts w:ascii="Arial" w:hAnsi="Arial" w:cs="Arial"/>
+          <w:b w:val="0"/>
+          <w:i w:val="0"/>
+          <w:sz w:val="22"/>
+        </w:rPr>
+        <w:t xml:space="preserve">·</w:t>
+      </w:r>
+      <w:r>
+        <w:rPr>
+          <w:rFonts w:ascii="Arial" w:hAnsi="Arial" w:cs="Arial"/>
+          <w:b w:val="0"/>
+          <w:i w:val="0"/>
+          <w:sz w:val="22"/>
+        </w:rPr>
+        <w:t xml:space="preserve">a</w:t>
+      </w:r>
+      <w:r>
+        <w:rPr>
+          <w:rFonts w:ascii="Arial" w:hAnsi="Arial" w:cs="Arial"/>
+          <w:b w:val="0"/>
+          <w:i w:val="0"/>
+          <w:sz w:val="22"/>
+          <w:vertAlign w:val="subscript"/>
+        </w:rPr>
+        <w:t xml:space="preserve">g</w:t>
+      </w:r>
+      <w:r>
+        <w:rPr>
+          <w:rFonts w:ascii="Arial" w:hAnsi="Arial" w:cs="Arial"/>
+          <w:b w:val="0"/>
+          <w:i w:val="0"/>
+          <w:sz w:val="22"/>
+        </w:rPr>
+        <w:t xml:space="preserve">(t) secara independen dengan ζ=5 persen untuk seluruh mode (asumsi Rayleigh), lalu rekonstruksi respons fisik {x(t)}=[Φ]{η(t)}. Gambar 6 menunjukkan hasilnya: simpangan lateral ketiga lantai berosilasi dengan amplitudo yang meluruh seiring waktu, dengan lantai atas (lantai 3) secara konsisten menunjukkan amplitudo terbesar di setiap puncak osilasi, konsisten langsung dengan mode shape mode 1 yang bernilai maksimum di lantai atas (phi1[lantai atas]=1,000) dan dominasi modal participation factor mode 1 yang telah dihitung sebelumnya.</w:t>
       </w:r>
     </w:p>
     <w:p>
@@ -5828,7 +9943,63 @@
           <w:i w:val="0"/>
           <w:sz w:val="22"/>
         </w:rPr>
-        <w:t>satu set gamelan atau lonceng gereja terdiri atas berbagai ukuran gong atau lonceng, masing-masing dirancang beresonansi pada frekuensi pribadi berbeda untuk menghasilkan nada berbeda; analogi langsung dengan sistem MDoF yang memiliki banyak frekuensi pribadi omega_1 hingga omega_N, masing-masing dengan "warna suara" atau mode shape tersendiri.</w:t>
+        <w:t xml:space="preserve">satu set gamelan atau lonceng gereja terdiri atas berbagai ukuran gong atau lonceng, masing-masing dirancang beresonansi pada frekuensi pribadi berbeda untuk menghasilkan nada berbeda; analogi langsung dengan sistem MDoF yang memiliki banyak frekuensi pribadi </w:t>
+      </w:r>
+      <w:r>
+        <w:rPr>
+          <w:rFonts w:ascii="Arial" w:hAnsi="Arial" w:cs="Arial"/>
+          <w:b w:val="0"/>
+          <w:i w:val="0"/>
+          <w:sz w:val="22"/>
+        </w:rPr>
+        <w:t xml:space="preserve">ω</w:t>
+      </w:r>
+      <w:r>
+        <w:rPr>
+          <w:rFonts w:ascii="Arial" w:hAnsi="Arial" w:cs="Arial"/>
+          <w:b w:val="0"/>
+          <w:i w:val="0"/>
+          <w:sz w:val="22"/>
+          <w:vertAlign w:val="subscript"/>
+        </w:rPr>
+        <w:t xml:space="preserve">1</w:t>
+      </w:r>
+      <w:r>
+        <w:rPr>
+          <w:rFonts w:ascii="Arial" w:hAnsi="Arial" w:cs="Arial"/>
+          <w:b w:val="0"/>
+          <w:i w:val="0"/>
+          <w:sz w:val="22"/>
+        </w:rPr>
+        <w:t xml:space="preserve"> hingga </w:t>
+      </w:r>
+      <w:r>
+        <w:rPr>
+          <w:rFonts w:ascii="Arial" w:hAnsi="Arial" w:cs="Arial"/>
+          <w:b w:val="0"/>
+          <w:i w:val="0"/>
+          <w:sz w:val="22"/>
+        </w:rPr>
+        <w:t xml:space="preserve">ω</w:t>
+      </w:r>
+      <w:r>
+        <w:rPr>
+          <w:rFonts w:ascii="Arial" w:hAnsi="Arial" w:cs="Arial"/>
+          <w:b w:val="0"/>
+          <w:i w:val="0"/>
+          <w:sz w:val="22"/>
+          <w:vertAlign w:val="subscript"/>
+        </w:rPr>
+        <w:t xml:space="preserve">N</w:t>
+      </w:r>
+      <w:r>
+        <w:rPr>
+          <w:rFonts w:ascii="Arial" w:hAnsi="Arial" w:cs="Arial"/>
+          <w:b w:val="0"/>
+          <w:i w:val="0"/>
+          <w:sz w:val="22"/>
+        </w:rPr>
+        <w:t xml:space="preserve">, masing-masing dengan "warna suara" atau mode shape tersendiri.</w:t>
       </w:r>
     </w:p>
     <w:p>
@@ -6121,7 +10292,35 @@
                 <w:i w:val="0"/>
                 <w:sz w:val="19"/>
               </w:rPr>
-              <w:t>Mode 1 sway (T1 sekitar 11 s) jadi acuan tuning tuned mass damper</w:t>
+              <w:t xml:space="preserve">Mode 1 sway (</w:t>
+            </w:r>
+            <w:r>
+              <w:rPr>
+                <w:rFonts w:ascii="Arial" w:hAnsi="Arial" w:cs="Arial"/>
+                <w:b w:val="0"/>
+                <w:i w:val="0"/>
+                <w:sz w:val="19"/>
+              </w:rPr>
+              <w:t xml:space="preserve">T</w:t>
+            </w:r>
+            <w:r>
+              <w:rPr>
+                <w:rFonts w:ascii="Arial" w:hAnsi="Arial" w:cs="Arial"/>
+                <w:b w:val="0"/>
+                <w:i w:val="0"/>
+                <w:sz w:val="19"/>
+                <w:vertAlign w:val="subscript"/>
+              </w:rPr>
+              <w:t xml:space="preserve">1</w:t>
+            </w:r>
+            <w:r>
+              <w:rPr>
+                <w:rFonts w:ascii="Arial" w:hAnsi="Arial" w:cs="Arial"/>
+                <w:b w:val="0"/>
+                <w:i w:val="0"/>
+                <w:sz w:val="19"/>
+              </w:rPr>
+              <w:t xml:space="preserve"> sekitar 11 s) jadi acuan tuning tuned mass damper</w:t>
             </w:r>
           </w:p>
         </w:tc>
@@ -6313,7 +10512,45 @@
                 <w:i w:val="0"/>
                 <w:sz w:val="19"/>
               </w:rPr>
-              <w:t>FEM 10^4-10^6 DoF</w:t>
+              <w:t xml:space="preserve">FEM 10</w:t>
+            </w:r>
+            <w:r>
+              <w:rPr>
+                <w:rFonts w:ascii="Arial" w:hAnsi="Arial" w:cs="Arial"/>
+                <w:b w:val="0"/>
+                <w:i w:val="0"/>
+                <w:sz w:val="19"/>
+                <w:vertAlign w:val="superscript"/>
+              </w:rPr>
+              <w:t xml:space="preserve">4</w:t>
+            </w:r>
+            <w:r>
+              <w:rPr>
+                <w:rFonts w:ascii="Arial" w:hAnsi="Arial" w:cs="Arial"/>
+                <w:b w:val="0"/>
+                <w:i w:val="0"/>
+                <w:sz w:val="19"/>
+              </w:rPr>
+              <w:t xml:space="preserve">-10</w:t>
+            </w:r>
+            <w:r>
+              <w:rPr>
+                <w:rFonts w:ascii="Arial" w:hAnsi="Arial" w:cs="Arial"/>
+                <w:b w:val="0"/>
+                <w:i w:val="0"/>
+                <w:sz w:val="19"/>
+                <w:vertAlign w:val="superscript"/>
+              </w:rPr>
+              <w:t xml:space="preserve">6</w:t>
+            </w:r>
+            <w:r>
+              <w:rPr>
+                <w:rFonts w:ascii="Arial" w:hAnsi="Arial" w:cs="Arial"/>
+                <w:b w:val="0"/>
+                <w:i w:val="0"/>
+                <w:sz w:val="19"/>
+              </w:rPr>
+              <w:t xml:space="preserve"> DoF</w:t>
             </w:r>
           </w:p>
         </w:tc>
@@ -6502,7 +10739,7 @@
           <w:i w:val="0"/>
           <w:sz w:val="22"/>
         </w:rPr>
-        <w:t>Rentang frekuensi pribadi mode 1 tipikal antar aplikasi pada Tabel 4 sangat lebar, mencakup beberapa orde besaran sekaligus. Gambar 7 memvisualisasikan pola ini pada skala logaritmik: komponen mesin kecil seperti bracket dapat memiliki frekuensi pribadi mode 1 di kisaran ratusan Hz, rangka kendaraan untuk keperluan NVH umumnya puluhan Hz, sayap pesawat beberapa Hz, sedangkan jembatan gantung panjang dan gedung pencakar langit justru berada di bawah 1 Hz (periode getaran beberapa detik hingga puluhan detik). Pola umum ini mengikuti relasi omega=akar(k/m): semakin besar massa struktur, semakin rendah frekuensi pribadinya untuk tingkat kekakuan relatif yang sebanding, sehingga insinyur struktur besar (gedung, jembatan) berurusan dengan fenomena dinamik berdurasi detik, sementara insinyur komponen mesin kecil berurusan dengan fenomena berdurasi milidetik.</w:t>
+        <w:t xml:space="preserve">Rentang frekuensi pribadi mode 1 tipikal antar aplikasi pada Tabel 4 sangat lebar, mencakup beberapa orde besaran sekaligus. Gambar 7 memvisualisasikan pola ini pada skala logaritmik: komponen mesin kecil seperti bracket dapat memiliki frekuensi pribadi mode 1 di kisaran ratusan Hz, rangka kendaraan untuk keperluan NVH umumnya puluhan Hz, sayap pesawat beberapa Hz, sedangkan jembatan gantung panjang dan gedung pencakar langit justru berada di bawah 1 Hz (periode getaran beberapa detik hingga puluhan detik). Pola umum ini mengikuti relasi ω=√(k/m): semakin besar massa struktur, semakin rendah frekuensi pribadinya untuk tingkat kekakuan relatif yang sebanding, sehingga insinyur struktur besar (gedung, jembatan) berurusan dengan fenomena dinamik berdurasi detik, sementara insinyur komponen mesin kecil berurusan dengan fenomena berdurasi milidetik.</w:t>
       </w:r>
     </w:p>
     <w:p>
@@ -6717,7 +10954,45 @@
           <w:i w:val="0"/>
           <w:sz w:val="22"/>
         </w:rPr>
-        <w:t>Empat cell Python berikut mengimplementasikan modal analysis lengkap, konsisten dengan Modul-9.html: setup matriks massa dan kekakuan untuk gedung 5 lantai (Cell 1), penyelesaian generalized eigenvalue problem dengan scipy.linalg.eigh (Cell 2), verifikasi orthogonality dan plotting mode shape (Cell 3), serta modal superposition untuk respons seismic time-history (Cell 4). Contoh Python memakai gedung 5 lantai (m_floor=1000 kg, k_floor=1,6x10^6 N/m) untuk menunjukkan bahwa kode yang sama berlaku general untuk N DoF berapa pun, sementara seluruh contoh numerik di Bagian 2 hingga Bagian 4 memakai gedung 3 lantai (m=5000 kg, k=8x10^6 N/m) sebagai benang merah studi kasus utama modul ini. Lingkungan: conda env getaran_mekanik dengan paket numpy, scipy, matplotlib; notebook analisis_modal_mdof.ipynb. Seluruh cell dapat dijalankan berurutan di VS Code Jupyter maupun di editor kode Python langsung pada tab Tugas Mode Preview modul interaktif (didukung Pyodide dengan numpy dan scipy bawaan).</w:t>
+        <w:t xml:space="preserve">Empat cell Python berikut mengimplementasikan modal analysis lengkap, konsisten dengan Modul-9.html: setup matriks massa dan kekakuan untuk gedung 5 lantai (Cell 1), penyelesaian generalized eigenvalue problem dengan scipy.linalg.eigh (Cell 2), verifikasi orthogonality dan plotting mode shape (Cell 3), serta modal superposition untuk respons seismic time-history (Cell 4). Contoh Python memakai gedung 5 lantai (m_floor=1000 kg, k_floor=1,6x10</w:t>
+      </w:r>
+      <w:r>
+        <w:rPr>
+          <w:rFonts w:ascii="Arial" w:hAnsi="Arial" w:cs="Arial"/>
+          <w:b w:val="0"/>
+          <w:i w:val="0"/>
+          <w:sz w:val="22"/>
+          <w:vertAlign w:val="superscript"/>
+        </w:rPr>
+        <w:t xml:space="preserve">6</w:t>
+      </w:r>
+      <w:r>
+        <w:rPr>
+          <w:rFonts w:ascii="Arial" w:hAnsi="Arial" w:cs="Arial"/>
+          <w:b w:val="0"/>
+          <w:i w:val="0"/>
+          <w:sz w:val="22"/>
+        </w:rPr>
+        <w:t xml:space="preserve"> N/m) untuk menunjukkan bahwa kode yang sama berlaku general untuk N DoF berapa pun, sementara seluruh contoh numerik di Bagian 2 hingga Bagian 4 memakai gedung 3 lantai (m=5000 kg, k=8x10</w:t>
+      </w:r>
+      <w:r>
+        <w:rPr>
+          <w:rFonts w:ascii="Arial" w:hAnsi="Arial" w:cs="Arial"/>
+          <w:b w:val="0"/>
+          <w:i w:val="0"/>
+          <w:sz w:val="22"/>
+          <w:vertAlign w:val="superscript"/>
+        </w:rPr>
+        <w:t xml:space="preserve">6</w:t>
+      </w:r>
+      <w:r>
+        <w:rPr>
+          <w:rFonts w:ascii="Arial" w:hAnsi="Arial" w:cs="Arial"/>
+          <w:b w:val="0"/>
+          <w:i w:val="0"/>
+          <w:sz w:val="22"/>
+        </w:rPr>
+        <w:t xml:space="preserve"> N/m) sebagai benang merah studi kasus utama modul ini. Lingkungan: conda env getaran_mekanik dengan paket numpy, scipy, matplotlib; notebook analisis_modal_mdof.ipynb. Seluruh cell dapat dijalankan berurutan di VS Code Jupyter maupun di editor kode Python langsung pada tab Tugas Mode Preview modul interaktif (didukung Pyodide dengan numpy dan scipy bawaan).</w:t>
       </w:r>
     </w:p>
     <w:p>
@@ -6750,7 +11025,26 @@
           <w:i w:val="0"/>
           <w:sz w:val="22"/>
         </w:rPr>
-        <w:t>mendefinisikan gedung 5 lantai dengan N=5, m_floor=1000 kg, k_floor=1,6x10^6 N/m, menyusun matriks massa M (diagonal, lumped mass) memakai np.eye(N)*m_floor, lalu menyusun matriks kekakuan K tridiagonal via loop (elemen diagonal K[i,i] menjumlahkan kontribusi pegas atas dan bawah, elemen off-diagonal K[i,i+1]=K[i+1,i]=-k_floor), dan mencetak trace(K) serta det(K) sebagai verifikasi awal.</w:t>
+        <w:t xml:space="preserve">mendefinisikan gedung 5 lantai dengan N=5, m_floor=1000 kg, k_floor=1,6x10</w:t>
+      </w:r>
+      <w:r>
+        <w:rPr>
+          <w:rFonts w:ascii="Arial" w:hAnsi="Arial" w:cs="Arial"/>
+          <w:b w:val="0"/>
+          <w:i w:val="0"/>
+          <w:sz w:val="22"/>
+          <w:vertAlign w:val="superscript"/>
+        </w:rPr>
+        <w:t xml:space="preserve">6</w:t>
+      </w:r>
+      <w:r>
+        <w:rPr>
+          <w:rFonts w:ascii="Arial" w:hAnsi="Arial" w:cs="Arial"/>
+          <w:b w:val="0"/>
+          <w:i w:val="0"/>
+          <w:sz w:val="22"/>
+        </w:rPr>
+        <w:t xml:space="preserve"> N/m, menyusun matriks massa M (diagonal, lumped mass) memakai np.eye(N)·m_floor, lalu menyusun matriks kekakuan K tridiagonal via loop (elemen diagonal K[i,i] menjumlahkan kontribusi pegas atas dan bawah, elemen off-diagonal K[i,i+1]=K[i+1,i]=-k_floor), dan mencetak trace(K) serta det(K) sebagai verifikasi awal.</w:t>
       </w:r>
     </w:p>
     <w:p>
@@ -6774,7 +11068,26 @@
           <w:i w:val="0"/>
           <w:sz w:val="22"/>
         </w:rPr>
-        <w:t xml:space="preserve">Cell 2 adalah inti komputasi pertemuan ini: memanggil scipy.linalg.eigh(K, M) untuk menyelesaikan generalized eigenvalue problem sekaligus. Berbeda dengan numpy.linalg.eig(inv(M)@K) yang dipakai pada sistem 2 DoF di Pertemuan 7 (yang menuntut inversi matriks M secara eksplisit dan dapat menjadi numerically unstable untuk M yang ill-conditioned), scipy.linalg.eigh(K,M) menyelesaikan generalized eigenvalue problem secara langsung memakai algoritma Cholesky decomposition yang jauh lebih stabil secara numerik untuk sistem berukuran besar, dan secara otomatis mengembalikan eigenvector yang sudah mass-normalized (phi^T M phi = Identity), tanpa perlu normalisasi manual tambahan. Gambar 8 menunjukkan potongan kode lengkap Cell 2.</w:t>
+        <w:t xml:space="preserve">Cell 2 adalah inti komputasi pertemuan ini: memanggil scipy.linalg.eigh(K, M) untuk menyelesaikan generalized eigenvalue problem sekaligus. Berbeda dengan numpy.linalg.eig(inv(M)@K) yang dipakai pada sistem 2 DoF di Pertemuan 7 (yang menuntut inversi matriks M secara eksplisit dan dapat menjadi numerically unstable untuk M yang ill-conditioned), scipy.linalg.eigh(K,M) menyelesaikan generalized eigenvalue problem secara langsung memakai algoritma Cholesky decomposition yang jauh lebih stabil secara numerik untuk sistem berukuran besar, dan secara otomatis mengembalikan eigenvector yang sudah mass-normalized (φ</w:t>
+      </w:r>
+      <w:r>
+        <w:rPr>
+          <w:rFonts w:ascii="Arial" w:hAnsi="Arial" w:cs="Arial"/>
+          <w:b w:val="0"/>
+          <w:i w:val="0"/>
+          <w:sz w:val="22"/>
+          <w:vertAlign w:val="superscript"/>
+        </w:rPr>
+        <w:t xml:space="preserve">T</w:t>
+      </w:r>
+      <w:r>
+        <w:rPr>
+          <w:rFonts w:ascii="Arial" w:hAnsi="Arial" w:cs="Arial"/>
+          <w:b w:val="0"/>
+          <w:i w:val="0"/>
+          <w:sz w:val="22"/>
+        </w:rPr>
+        <w:t xml:space="preserve"> M φ = Identity), tanpa perlu normalisasi manual tambahan. Gambar 8 menunjukkan potongan kode lengkap Cell 2.</w:t>
       </w:r>
     </w:p>
     <w:p>
@@ -6798,7 +11111,45 @@
           <w:i w:val="0"/>
           <w:sz w:val="22"/>
         </w:rPr>
-        <w:t>Pertimbangan kompleksitas komputasi juga penting dipahami mahasiswa saat memilih fungsi eigensolver yang tepat. Metode dense eigensolver seperti scipy.linalg.eigh memiliki kompleksitas komputasi O(N^3), yang berarti biaya komputasi meningkat drastis seiring N membesar: menaikkan N sepuluh kali lipat menaikkan biaya komputasi seribu kali lipat. Untuk struktur FEM realistis dengan N mencapai puluhan ribu hingga jutaan DoF, memanggil eigh secara langsung pada matriks penuh menjadi tidak praktis, baik dari sisi waktu komputasi maupun kebutuhan memori (matriks NxN penuh untuk N=1 juta membutuhkan memori dalam orde terabyte). Solusi praktis di industri adalah memanfaatkan sifat sparse (jarang) matriks K dan M pada struktur FEM, yaitu sebagian besar elemen matriks bernilai nol karena tiap simpul hanya terhubung ke simpul tetangganya, sehingga algoritma sparse eigensolver seperti scipy.sparse.linalg.eigsh hanya menghitung beberapa mode terendah yang dibutuhkan tanpa pernah membentuk matriks penuh NxN secara eksplisit, mengubah kompleksitas praktis dari O(N^3) menjadi mendekati linear terhadap N untuk jumlah mode yang tetap.</w:t>
+        <w:t xml:space="preserve">Pertimbangan kompleksitas komputasi juga penting dipahami mahasiswa saat memilih fungsi eigensolver yang tepat. Metode dense eigensolver seperti scipy.linalg.eigh memiliki kompleksitas komputasi O(N</w:t>
+      </w:r>
+      <w:r>
+        <w:rPr>
+          <w:rFonts w:ascii="Arial" w:hAnsi="Arial" w:cs="Arial"/>
+          <w:b w:val="0"/>
+          <w:i w:val="0"/>
+          <w:sz w:val="22"/>
+          <w:vertAlign w:val="superscript"/>
+        </w:rPr>
+        <w:t xml:space="preserve">3</w:t>
+      </w:r>
+      <w:r>
+        <w:rPr>
+          <w:rFonts w:ascii="Arial" w:hAnsi="Arial" w:cs="Arial"/>
+          <w:b w:val="0"/>
+          <w:i w:val="0"/>
+          <w:sz w:val="22"/>
+        </w:rPr>
+        <w:t xml:space="preserve">), yang berarti biaya komputasi meningkat drastis seiring N membesar: menaikkan N sepuluh kali lipat menaikkan biaya komputasi seribu kali lipat. Untuk struktur FEM realistis dengan N mencapai puluhan ribu hingga jutaan DoF, memanggil eigh secara langsung pada matriks penuh menjadi tidak praktis, baik dari sisi waktu komputasi maupun kebutuhan memori (matriks NxN penuh untuk N=1 juta membutuhkan memori dalam orde terabyte). Solusi praktis di industri adalah memanfaatkan sifat sparse (jarang) matriks K dan M pada struktur FEM, yaitu sebagian besar elemen matriks bernilai nol karena tiap simpul hanya terhubung ke simpul tetangganya, sehingga algoritma sparse eigensolver seperti scipy.sparse.linalg.eigsh hanya menghitung beberapa mode terendah yang dibutuhkan tanpa pernah membentuk matriks penuh NxN secara eksplisit, mengubah kompleksitas praktis dari O(N</w:t>
+      </w:r>
+      <w:r>
+        <w:rPr>
+          <w:rFonts w:ascii="Arial" w:hAnsi="Arial" w:cs="Arial"/>
+          <w:b w:val="0"/>
+          <w:i w:val="0"/>
+          <w:sz w:val="22"/>
+          <w:vertAlign w:val="superscript"/>
+        </w:rPr>
+        <w:t xml:space="preserve">3</w:t>
+      </w:r>
+      <w:r>
+        <w:rPr>
+          <w:rFonts w:ascii="Arial" w:hAnsi="Arial" w:cs="Arial"/>
+          <w:b w:val="0"/>
+          <w:i w:val="0"/>
+          <w:sz w:val="22"/>
+        </w:rPr>
+        <w:t xml:space="preserve">) menjadi mendekati linear terhadap N untuk jumlah mode yang tetap.</w:t>
       </w:r>
     </w:p>
     <w:p>
@@ -6822,7 +11173,26 @@
           <w:i w:val="0"/>
           <w:sz w:val="22"/>
         </w:rPr>
-        <w:t xml:space="preserve">Struktur potongan kode pada Gambar 8 mengikuti pola yang ringkas: baris pertama mengimpor fungsi eigh dari scipy.linalg, lalu satu baris tunggal eigvals, Phi = eigh(K, M) menyelesaikan seluruh generalized eigenvalue problem sekaligus, jauh lebih ringkas dibanding pendekatan inv(M)@K yang membutuhkan langkah inversi matriks terpisah pada Pertemuan 7. Baris berikutnya mengonversi eigvals (yaitu omega^2) menjadi omega via akar kuadrat, lalu ke Hertz via pembagian dengan 2*pi. Komentar kode menegaskan poin penting yang sudah dibahas pada Bagian 3: Phi hasil eigh sudah otomatis mass-normalized, sehingga Phi.T @ M @ Phi mendekati matriks identitas tanpa perlu langkah normalisasi manual tambahan seperti pada kasus numpy.linalg.eig. Baris terakhir memakai loop for sederhana untuk mencetak seluruh N frekuensi pribadi dengan format tiga desimal, pola pencetakan yang dapat langsung digeneralisasi untuk N berapa pun tanpa perlu mengubah struktur kode, baik untuk gedung 3 lantai pada studi kasus utama maupun gedung 5 lantai pada Cell 1 di atas.</w:t>
+        <w:t xml:space="preserve">Struktur potongan kode pada Gambar 8 mengikuti pola yang ringkas: baris pertama mengimpor fungsi eigh dari scipy.linalg, lalu satu baris tunggal eigvals, Φ = eigh(K, M) menyelesaikan seluruh generalized eigenvalue problem sekaligus, jauh lebih ringkas dibanding pendekatan inv(M)@K yang membutuhkan langkah inversi matriks terpisah pada Pertemuan 7. Baris berikutnya mengonversi eigvals (yaitu ω</w:t>
+      </w:r>
+      <w:r>
+        <w:rPr>
+          <w:rFonts w:ascii="Arial" w:hAnsi="Arial" w:cs="Arial"/>
+          <w:b w:val="0"/>
+          <w:i w:val="0"/>
+          <w:sz w:val="22"/>
+          <w:vertAlign w:val="superscript"/>
+        </w:rPr>
+        <w:t xml:space="preserve">2</w:t>
+      </w:r>
+      <w:r>
+        <w:rPr>
+          <w:rFonts w:ascii="Arial" w:hAnsi="Arial" w:cs="Arial"/>
+          <w:b w:val="0"/>
+          <w:i w:val="0"/>
+          <w:sz w:val="22"/>
+        </w:rPr>
+        <w:t xml:space="preserve">) menjadi ω via akar kuadrat, lalu ke Hertz via pembagian dengan 2·π. Komentar kode menegaskan poin penting yang sudah dibahas pada Bagian 3: Φ hasil eigh sudah otomatis mass-normalized, sehingga Φ.T @ M @ Φ mendekati matriks identitas tanpa perlu langkah normalisasi manual tambahan seperti pada kasus numpy.linalg.eig. Baris terakhir memakai loop for sederhana untuk mencetak seluruh N frekuensi pribadi dengan format tiga desimal, pola pencetakan yang dapat langsung digeneralisasi untuk N berapa pun tanpa perlu mengubah struktur kode, baik untuk gedung 3 lantai pada studi kasus utama maupun gedung 5 lantai pada Cell 1 di atas.</w:t>
       </w:r>
     </w:p>
     <w:p>
@@ -6912,7 +11282,45 @@
           <w:i w:val="0"/>
           <w:sz w:val="22"/>
         </w:rPr>
-        <w:t>memverifikasi orthogonality dengan mencetak Phi.T @ M @ Phi (harus mendekati matriks identitas) dan Phi.T @ K @ Phi (harus mendekati matriks diagonal berisi omega_i^2), lalu memplot seluruh N mode shape sebagai subplot berdampingan (posisi lantai pada sumbu vertikal, amplitudo phi pada sumbu horizontal, dengan titik tanah/ground ditambahkan di posisi nol) memakai matplotlib, menghasilkan visualisasi identik pola dengan Gambar 4 pada Bagian 3.</w:t>
+        <w:t xml:space="preserve">memverifikasi orthogonality dengan mencetak Φ.T @ M @ Φ (harus mendekati matriks identitas) dan Φ.T @ K @ Φ (harus mendekati matriks diagonal berisi </w:t>
+      </w:r>
+      <w:r>
+        <w:rPr>
+          <w:rFonts w:ascii="Arial" w:hAnsi="Arial" w:cs="Arial"/>
+          <w:b w:val="0"/>
+          <w:i w:val="0"/>
+          <w:sz w:val="22"/>
+        </w:rPr>
+        <w:t xml:space="preserve">ω</w:t>
+      </w:r>
+      <w:r>
+        <w:rPr>
+          <w:rFonts w:ascii="Arial" w:hAnsi="Arial" w:cs="Arial"/>
+          <w:b w:val="0"/>
+          <w:i w:val="0"/>
+          <w:sz w:val="22"/>
+          <w:vertAlign w:val="subscript"/>
+        </w:rPr>
+        <w:t xml:space="preserve">i</w:t>
+      </w:r>
+      <w:r>
+        <w:rPr>
+          <w:rFonts w:ascii="Arial" w:hAnsi="Arial" w:cs="Arial"/>
+          <w:b w:val="0"/>
+          <w:i w:val="0"/>
+          <w:sz w:val="22"/>
+          <w:vertAlign w:val="superscript"/>
+        </w:rPr>
+        <w:t xml:space="preserve">2</w:t>
+      </w:r>
+      <w:r>
+        <w:rPr>
+          <w:rFonts w:ascii="Arial" w:hAnsi="Arial" w:cs="Arial"/>
+          <w:b w:val="0"/>
+          <w:i w:val="0"/>
+          <w:sz w:val="22"/>
+        </w:rPr>
+        <w:t xml:space="preserve">), lalu memplot seluruh N mode shape sebagai subplot berdampingan (posisi lantai pada sumbu vertikal, amplitudo φ pada sumbu horizontal, dengan titik tanah/ground ditambahkan di posisi nol) memakai matplotlib, menghasilkan visualisasi identik pola dengan Gambar 4 pada Bagian 3.</w:t>
       </w:r>
     </w:p>
     <w:p>
@@ -6945,7 +11353,110 @@
           <w:i w:val="0"/>
           <w:sz w:val="22"/>
         </w:rPr>
-        <w:t>mensimulasikan respons seismic time-history memakai modal superposition: mendefinisikan percepatan tanah sintetis (gelombang sinusoidal meluruh eksponensial), menghitung modal participation factor Gamma=Phi.T@M@r dengan r=np.ones(N) (influence vector horizontal), menyelesaikan N persamaan modal independen eta_i..+2 zeta omega_i eta_i.+omega_i^2 eta_i=-Gamma_i.a_g(t) memakai scipy.integrate.odeint untuk tiap mode secara terpisah, lalu merekonstruksi respons fisik x(t)=Phi@eta(t) dan memplot simpangan tiap lantai terhadap waktu, menghasilkan pola identik dengan Gambar 6 pada Bagian 4.</w:t>
+        <w:t xml:space="preserve">mensimulasikan respons seismic time-history memakai modal superposition: mendefinisikan percepatan tanah sintetis (gelombang sinusoidal meluruh eksponensial), menghitung modal participation factor Γ=Φ.T@M@r dengan r=np.ones(N) (influence vector horizontal), menyelesaikan N persamaan modal independen </w:t>
+      </w:r>
+      <w:r>
+        <w:rPr>
+          <w:rFonts w:ascii="Arial" w:hAnsi="Arial" w:cs="Arial"/>
+          <w:b w:val="0"/>
+          <w:i w:val="0"/>
+          <w:sz w:val="22"/>
+        </w:rPr>
+        <w:t xml:space="preserve">η</w:t>
+      </w:r>
+      <w:r>
+        <w:rPr>
+          <w:rFonts w:ascii="Arial" w:hAnsi="Arial" w:cs="Arial"/>
+          <w:b w:val="0"/>
+          <w:i w:val="0"/>
+          <w:sz w:val="22"/>
+          <w:vertAlign w:val="subscript"/>
+        </w:rPr>
+        <w:t xml:space="preserve">i</w:t>
+      </w:r>
+      <w:r>
+        <w:rPr>
+          <w:rFonts w:ascii="Arial" w:hAnsi="Arial" w:cs="Arial"/>
+          <w:b w:val="0"/>
+          <w:i w:val="0"/>
+          <w:sz w:val="22"/>
+        </w:rPr>
+        <w:t xml:space="preserve">..+2 ζ omega_i </w:t>
+      </w:r>
+      <w:r>
+        <w:rPr>
+          <w:rFonts w:ascii="Arial" w:hAnsi="Arial" w:cs="Arial"/>
+          <w:b w:val="0"/>
+          <w:i w:val="0"/>
+          <w:sz w:val="22"/>
+        </w:rPr>
+        <w:t xml:space="preserve">η</w:t>
+      </w:r>
+      <w:r>
+        <w:rPr>
+          <w:rFonts w:ascii="Arial" w:hAnsi="Arial" w:cs="Arial"/>
+          <w:b w:val="0"/>
+          <w:i w:val="0"/>
+          <w:sz w:val="22"/>
+          <w:vertAlign w:val="subscript"/>
+        </w:rPr>
+        <w:t xml:space="preserve">i</w:t>
+      </w:r>
+      <w:r>
+        <w:rPr>
+          <w:rFonts w:ascii="Arial" w:hAnsi="Arial" w:cs="Arial"/>
+          <w:b w:val="0"/>
+          <w:i w:val="0"/>
+          <w:sz w:val="22"/>
+        </w:rPr>
+        <w:t xml:space="preserve">.+omega_i</w:t>
+      </w:r>
+      <w:r>
+        <w:rPr>
+          <w:rFonts w:ascii="Arial" w:hAnsi="Arial" w:cs="Arial"/>
+          <w:b w:val="0"/>
+          <w:i w:val="0"/>
+          <w:sz w:val="22"/>
+          <w:vertAlign w:val="superscript"/>
+        </w:rPr>
+        <w:t xml:space="preserve">2</w:t>
+      </w:r>
+      <w:r>
+        <w:rPr>
+          <w:rFonts w:ascii="Arial" w:hAnsi="Arial" w:cs="Arial"/>
+          <w:b w:val="0"/>
+          <w:i w:val="0"/>
+          <w:sz w:val="22"/>
+        </w:rPr>
+        <w:t xml:space="preserve"> </w:t>
+      </w:r>
+      <w:r>
+        <w:rPr>
+          <w:rFonts w:ascii="Arial" w:hAnsi="Arial" w:cs="Arial"/>
+          <w:b w:val="0"/>
+          <w:i w:val="0"/>
+          <w:sz w:val="22"/>
+        </w:rPr>
+        <w:t xml:space="preserve">η</w:t>
+      </w:r>
+      <w:r>
+        <w:rPr>
+          <w:rFonts w:ascii="Arial" w:hAnsi="Arial" w:cs="Arial"/>
+          <w:b w:val="0"/>
+          <w:i w:val="0"/>
+          <w:sz w:val="22"/>
+          <w:vertAlign w:val="subscript"/>
+        </w:rPr>
+        <w:t xml:space="preserve">i</w:t>
+      </w:r>
+      <w:r>
+        <w:rPr>
+          <w:rFonts w:ascii="Arial" w:hAnsi="Arial" w:cs="Arial"/>
+          <w:b w:val="0"/>
+          <w:i w:val="0"/>
+          <w:sz w:val="22"/>
+        </w:rPr>
+        <w:t xml:space="preserve">=-Gamma_i·a_g(t) memakai scipy.integrate.odeint untuk tiap mode secara terpisah, lalu merekonstruksi respons fisik x(t)=Φ@η(t) dan memplot simpangan tiap lantai terhadap waktu, menghasilkan pola identik dengan Gambar 6 pada Bagian 4.</w:t>
       </w:r>
     </w:p>
     <w:p>
@@ -7356,7 +11867,49 @@
           <w:color w:val="333333"/>
           <w:sz w:val="21"/>
         </w:rPr>
-        <w:t>[K]{phi} = omega^2[M]{phi}, dengan syarat non-trivial det([K]-omega^2[M])=0</w:t>
+        <w:t xml:space="preserve">[K]{φ} = ω</w:t>
+      </w:r>
+      <w:r>
+        <w:rPr>
+          <w:rFonts w:ascii="Arial" w:hAnsi="Arial" w:cs="Arial"/>
+          <w:b w:val="0"/>
+          <w:i w:val="0"/>
+          <w:color w:val="333333"/>
+          <w:sz w:val="21"/>
+          <w:vertAlign w:val="superscript"/>
+        </w:rPr>
+        <w:t xml:space="preserve">2</w:t>
+      </w:r>
+      <w:r>
+        <w:rPr>
+          <w:rFonts w:ascii="Arial" w:hAnsi="Arial" w:cs="Arial"/>
+          <w:b w:val="0"/>
+          <w:i w:val="0"/>
+          <w:color w:val="333333"/>
+          <w:sz w:val="21"/>
+        </w:rPr>
+        <w:t xml:space="preserve">[M]{φ}, dengan syarat non-trivial det([K]-ω</w:t>
+      </w:r>
+      <w:r>
+        <w:rPr>
+          <w:rFonts w:ascii="Arial" w:hAnsi="Arial" w:cs="Arial"/>
+          <w:b w:val="0"/>
+          <w:i w:val="0"/>
+          <w:color w:val="333333"/>
+          <w:sz w:val="21"/>
+          <w:vertAlign w:val="superscript"/>
+        </w:rPr>
+        <w:t xml:space="preserve">2</w:t>
+      </w:r>
+      <w:r>
+        <w:rPr>
+          <w:rFonts w:ascii="Arial" w:hAnsi="Arial" w:cs="Arial"/>
+          <w:b w:val="0"/>
+          <w:i w:val="0"/>
+          <w:color w:val="333333"/>
+          <w:sz w:val="21"/>
+        </w:rPr>
+        <w:t xml:space="preserve">[M])=0</w:t>
       </w:r>
     </w:p>
     <w:p>
@@ -7392,7 +11945,7 @@
           <w:color w:val="333333"/>
           <w:sz w:val="21"/>
         </w:rPr>
-        <w:t>[M]{phi} = omega[K]{phi} tanpa syarat determinan</w:t>
+        <w:t xml:space="preserve">[M]{φ} = ω[K]{φ} tanpa syarat determinan</w:t>
       </w:r>
     </w:p>
     <w:p>
@@ -7428,7 +11981,7 @@
           <w:color w:val="333333"/>
           <w:sz w:val="21"/>
         </w:rPr>
-        <w:t>{phi} = [K][M]{phi} secara langsung tanpa eigenvalue</w:t>
+        <w:t xml:space="preserve">{φ} = [K][M]{φ} secara langsung tanpa eigenvalue</w:t>
       </w:r>
     </w:p>
     <w:p>
@@ -7464,7 +12017,28 @@
           <w:color w:val="333333"/>
           <w:sz w:val="21"/>
         </w:rPr>
-        <w:t>omega^2 selalu sama dengan trace([K]) untuk seluruh mode</w:t>
+        <w:t xml:space="preserve">ω</w:t>
+      </w:r>
+      <w:r>
+        <w:rPr>
+          <w:rFonts w:ascii="Arial" w:hAnsi="Arial" w:cs="Arial"/>
+          <w:b w:val="0"/>
+          <w:i w:val="0"/>
+          <w:color w:val="333333"/>
+          <w:sz w:val="21"/>
+          <w:vertAlign w:val="superscript"/>
+        </w:rPr>
+        <w:t xml:space="preserve">2</w:t>
+      </w:r>
+      <w:r>
+        <w:rPr>
+          <w:rFonts w:ascii="Arial" w:hAnsi="Arial" w:cs="Arial"/>
+          <w:b w:val="0"/>
+          <w:i w:val="0"/>
+          <w:color w:val="333333"/>
+          <w:sz w:val="21"/>
+        </w:rPr>
+        <w:t xml:space="preserve"> selalu sama dengan trace([K]) untuk seluruh mode</w:t>
       </w:r>
     </w:p>
     <w:p>
@@ -7488,7 +12062,26 @@
           <w:i w:val="0"/>
           <w:sz w:val="22"/>
         </w:rPr>
-        <w:t>Untuk gedung shear-building 3 lantai dengan m=5000 kg dan k=8x10^6 N/m per lantai pada modul ini, tiga frekuensi pribadi terurut yang benar adalah...</w:t>
+        <w:t xml:space="preserve">Untuk gedung shear-building 3 lantai dengan m=5000 kg dan k=8x10</w:t>
+      </w:r>
+      <w:r>
+        <w:rPr>
+          <w:rFonts w:ascii="Arial" w:hAnsi="Arial" w:cs="Arial"/>
+          <w:b w:val="0"/>
+          <w:i w:val="0"/>
+          <w:sz w:val="22"/>
+          <w:vertAlign w:val="superscript"/>
+        </w:rPr>
+        <w:t xml:space="preserve">6</w:t>
+      </w:r>
+      <w:r>
+        <w:rPr>
+          <w:rFonts w:ascii="Arial" w:hAnsi="Arial" w:cs="Arial"/>
+          <w:b w:val="0"/>
+          <w:i w:val="0"/>
+          <w:sz w:val="22"/>
+        </w:rPr>
+        <w:t xml:space="preserve"> N/m per lantai pada modul ini, tiga frekuensi pribadi terurut yang benar adalah...</w:t>
       </w:r>
     </w:p>
     <w:p>
@@ -7656,7 +12249,26 @@
           <w:i w:val="0"/>
           <w:sz w:val="22"/>
         </w:rPr>
-        <w:t>Konvensi normalisasi mode shape "mass-normalized" (phi^T M phi = 1) memberikan konsekuensi penting bahwa...</w:t>
+        <w:t xml:space="preserve">Konvensi normalisasi mode shape "mass-normalized" (φ</w:t>
+      </w:r>
+      <w:r>
+        <w:rPr>
+          <w:rFonts w:ascii="Arial" w:hAnsi="Arial" w:cs="Arial"/>
+          <w:b w:val="0"/>
+          <w:i w:val="0"/>
+          <w:sz w:val="22"/>
+          <w:vertAlign w:val="superscript"/>
+        </w:rPr>
+        <w:t xml:space="preserve">T</w:t>
+      </w:r>
+      <w:r>
+        <w:rPr>
+          <w:rFonts w:ascii="Arial" w:hAnsi="Arial" w:cs="Arial"/>
+          <w:b w:val="0"/>
+          <w:i w:val="0"/>
+          <w:sz w:val="22"/>
+        </w:rPr>
+        <w:t xml:space="preserve"> M φ = 1) memberikan konsekuensi penting bahwa...</w:t>
       </w:r>
     </w:p>
     <w:p>
@@ -7728,7 +12340,39 @@
           <w:color w:val="333333"/>
           <w:sz w:val="21"/>
         </w:rPr>
-        <w:t>Modal stiffness phi^T K phi menjadi tepat sama dengan omega^2</w:t>
+        <w:t xml:space="preserve">Modal stiffness φ</w:t>
+      </w:r>
+      <w:r>
+        <w:rPr>
+          <w:rFonts w:ascii="Arial" w:hAnsi="Arial" w:cs="Arial"/>
+          <w:b w:val="0"/>
+          <w:i w:val="0"/>
+          <w:color w:val="333333"/>
+          <w:sz w:val="21"/>
+          <w:vertAlign w:val="superscript"/>
+        </w:rPr>
+        <w:t xml:space="preserve">T</w:t>
+      </w:r>
+      <w:r>
+        <w:rPr>
+          <w:rFonts w:ascii="Arial" w:hAnsi="Arial" w:cs="Arial"/>
+          <w:b w:val="0"/>
+          <w:i w:val="0"/>
+          <w:color w:val="333333"/>
+          <w:sz w:val="21"/>
+        </w:rPr>
+        <w:t xml:space="preserve"> K φ menjadi tepat sama dengan ω</w:t>
+      </w:r>
+      <w:r>
+        <w:rPr>
+          <w:rFonts w:ascii="Arial" w:hAnsi="Arial" w:cs="Arial"/>
+          <w:b w:val="0"/>
+          <w:i w:val="0"/>
+          <w:color w:val="333333"/>
+          <w:sz w:val="21"/>
+          <w:vertAlign w:val="superscript"/>
+        </w:rPr>
+        <w:t xml:space="preserve">2</w:t>
       </w:r>
     </w:p>
     <w:p>
@@ -8028,7 +12672,80 @@
           <w:color w:val="333333"/>
           <w:sz w:val="21"/>
         </w:rPr>
-        <w:t>phi_i^T phi_j = 0 untuk i tidak sama dengan j (orthogonal geometris biasa)</w:t>
+        <w:t xml:space="preserve"/>
+      </w:r>
+      <w:r>
+        <w:rPr>
+          <w:rFonts w:ascii="Arial" w:hAnsi="Arial" w:cs="Arial"/>
+          <w:b w:val="0"/>
+          <w:i w:val="0"/>
+          <w:color w:val="333333"/>
+          <w:sz w:val="21"/>
+        </w:rPr>
+        <w:t xml:space="preserve">φ</w:t>
+      </w:r>
+      <w:r>
+        <w:rPr>
+          <w:rFonts w:ascii="Arial" w:hAnsi="Arial" w:cs="Arial"/>
+          <w:b w:val="0"/>
+          <w:i w:val="0"/>
+          <w:color w:val="333333"/>
+          <w:sz w:val="21"/>
+          <w:vertAlign w:val="subscript"/>
+        </w:rPr>
+        <w:t xml:space="preserve">i</w:t>
+      </w:r>
+      <w:r>
+        <w:rPr>
+          <w:rFonts w:ascii="Arial" w:hAnsi="Arial" w:cs="Arial"/>
+          <w:b w:val="0"/>
+          <w:i w:val="0"/>
+          <w:color w:val="333333"/>
+          <w:sz w:val="21"/>
+          <w:vertAlign w:val="superscript"/>
+        </w:rPr>
+        <w:t xml:space="preserve">T</w:t>
+      </w:r>
+      <w:r>
+        <w:rPr>
+          <w:rFonts w:ascii="Arial" w:hAnsi="Arial" w:cs="Arial"/>
+          <w:b w:val="0"/>
+          <w:i w:val="0"/>
+          <w:color w:val="333333"/>
+          <w:sz w:val="21"/>
+        </w:rPr>
+        <w:t xml:space="preserve"> </w:t>
+      </w:r>
+      <w:r>
+        <w:rPr>
+          <w:rFonts w:ascii="Arial" w:hAnsi="Arial" w:cs="Arial"/>
+          <w:b w:val="0"/>
+          <w:i w:val="0"/>
+          <w:color w:val="333333"/>
+          <w:sz w:val="21"/>
+        </w:rPr>
+        <w:t xml:space="preserve">φ</w:t>
+      </w:r>
+      <w:r>
+        <w:rPr>
+          <w:rFonts w:ascii="Arial" w:hAnsi="Arial" w:cs="Arial"/>
+          <w:b w:val="0"/>
+          <w:i w:val="0"/>
+          <w:color w:val="333333"/>
+          <w:sz w:val="21"/>
+          <w:vertAlign w:val="subscript"/>
+        </w:rPr>
+        <w:t xml:space="preserve">j</w:t>
+      </w:r>
+      <w:r>
+        <w:rPr>
+          <w:rFonts w:ascii="Arial" w:hAnsi="Arial" w:cs="Arial"/>
+          <w:b w:val="0"/>
+          <w:i w:val="0"/>
+          <w:color w:val="333333"/>
+          <w:sz w:val="21"/>
+        </w:rPr>
+        <w:t xml:space="preserve"> = 0 untuk i tidak sama dengan j (orthogonal geometris biasa)</w:t>
       </w:r>
     </w:p>
     <w:p>
@@ -8064,7 +12781,153 @@
           <w:color w:val="333333"/>
           <w:sz w:val="21"/>
         </w:rPr>
-        <w:t>phi_i^T [M] phi_j = 0 dan phi_i^T [K] phi_j = 0 untuk i tidak sama dengan j (bukan orthogonal geometris biasa)</w:t>
+        <w:t xml:space="preserve"/>
+      </w:r>
+      <w:r>
+        <w:rPr>
+          <w:rFonts w:ascii="Arial" w:hAnsi="Arial" w:cs="Arial"/>
+          <w:b w:val="0"/>
+          <w:i w:val="0"/>
+          <w:color w:val="333333"/>
+          <w:sz w:val="21"/>
+        </w:rPr>
+        <w:t xml:space="preserve">φ</w:t>
+      </w:r>
+      <w:r>
+        <w:rPr>
+          <w:rFonts w:ascii="Arial" w:hAnsi="Arial" w:cs="Arial"/>
+          <w:b w:val="0"/>
+          <w:i w:val="0"/>
+          <w:color w:val="333333"/>
+          <w:sz w:val="21"/>
+          <w:vertAlign w:val="subscript"/>
+        </w:rPr>
+        <w:t xml:space="preserve">i</w:t>
+      </w:r>
+      <w:r>
+        <w:rPr>
+          <w:rFonts w:ascii="Arial" w:hAnsi="Arial" w:cs="Arial"/>
+          <w:b w:val="0"/>
+          <w:i w:val="0"/>
+          <w:color w:val="333333"/>
+          <w:sz w:val="21"/>
+          <w:vertAlign w:val="superscript"/>
+        </w:rPr>
+        <w:t xml:space="preserve">T</w:t>
+      </w:r>
+      <w:r>
+        <w:rPr>
+          <w:rFonts w:ascii="Arial" w:hAnsi="Arial" w:cs="Arial"/>
+          <w:b w:val="0"/>
+          <w:i w:val="0"/>
+          <w:color w:val="333333"/>
+          <w:sz w:val="21"/>
+        </w:rPr>
+        <w:t xml:space="preserve"> [M] </w:t>
+      </w:r>
+      <w:r>
+        <w:rPr>
+          <w:rFonts w:ascii="Arial" w:hAnsi="Arial" w:cs="Arial"/>
+          <w:b w:val="0"/>
+          <w:i w:val="0"/>
+          <w:color w:val="333333"/>
+          <w:sz w:val="21"/>
+        </w:rPr>
+        <w:t xml:space="preserve">φ</w:t>
+      </w:r>
+      <w:r>
+        <w:rPr>
+          <w:rFonts w:ascii="Arial" w:hAnsi="Arial" w:cs="Arial"/>
+          <w:b w:val="0"/>
+          <w:i w:val="0"/>
+          <w:color w:val="333333"/>
+          <w:sz w:val="21"/>
+          <w:vertAlign w:val="subscript"/>
+        </w:rPr>
+        <w:t xml:space="preserve">j</w:t>
+      </w:r>
+      <w:r>
+        <w:rPr>
+          <w:rFonts w:ascii="Arial" w:hAnsi="Arial" w:cs="Arial"/>
+          <w:b w:val="0"/>
+          <w:i w:val="0"/>
+          <w:color w:val="333333"/>
+          <w:sz w:val="21"/>
+        </w:rPr>
+        <w:t xml:space="preserve"> = 0 dan </w:t>
+      </w:r>
+      <w:r>
+        <w:rPr>
+          <w:rFonts w:ascii="Arial" w:hAnsi="Arial" w:cs="Arial"/>
+          <w:b w:val="0"/>
+          <w:i w:val="0"/>
+          <w:color w:val="333333"/>
+          <w:sz w:val="21"/>
+        </w:rPr>
+        <w:t xml:space="preserve">φ</w:t>
+      </w:r>
+      <w:r>
+        <w:rPr>
+          <w:rFonts w:ascii="Arial" w:hAnsi="Arial" w:cs="Arial"/>
+          <w:b w:val="0"/>
+          <w:i w:val="0"/>
+          <w:color w:val="333333"/>
+          <w:sz w:val="21"/>
+          <w:vertAlign w:val="subscript"/>
+        </w:rPr>
+        <w:t xml:space="preserve">i</w:t>
+      </w:r>
+      <w:r>
+        <w:rPr>
+          <w:rFonts w:ascii="Arial" w:hAnsi="Arial" w:cs="Arial"/>
+          <w:b w:val="0"/>
+          <w:i w:val="0"/>
+          <w:color w:val="333333"/>
+          <w:sz w:val="21"/>
+          <w:vertAlign w:val="superscript"/>
+        </w:rPr>
+        <w:t xml:space="preserve">T</w:t>
+      </w:r>
+      <w:r>
+        <w:rPr>
+          <w:rFonts w:ascii="Arial" w:hAnsi="Arial" w:cs="Arial"/>
+          <w:b w:val="0"/>
+          <w:i w:val="0"/>
+          <w:color w:val="333333"/>
+          <w:sz w:val="21"/>
+        </w:rPr>
+        <w:t xml:space="preserve"> [K] </w:t>
+      </w:r>
+      <w:r>
+        <w:rPr>
+          <w:rFonts w:ascii="Arial" w:hAnsi="Arial" w:cs="Arial"/>
+          <w:b w:val="0"/>
+          <w:i w:val="0"/>
+          <w:color w:val="333333"/>
+          <w:sz w:val="21"/>
+        </w:rPr>
+        <w:t xml:space="preserve">φ</w:t>
+      </w:r>
+      <w:r>
+        <w:rPr>
+          <w:rFonts w:ascii="Arial" w:hAnsi="Arial" w:cs="Arial"/>
+          <w:b w:val="0"/>
+          <w:i w:val="0"/>
+          <w:color w:val="333333"/>
+          <w:sz w:val="21"/>
+          <w:vertAlign w:val="subscript"/>
+        </w:rPr>
+        <w:t xml:space="preserve">j</w:t>
+      </w:r>
+      <w:r>
+        <w:rPr>
+          <w:rFonts w:ascii="Arial" w:hAnsi="Arial" w:cs="Arial"/>
+          <w:b w:val="0"/>
+          <w:i w:val="0"/>
+          <w:color w:val="333333"/>
+          <w:sz w:val="21"/>
+        </w:rPr>
+        <w:t xml:space="preserve"> = 0 untuk i tidak sama dengan j (bukan orthogonal geometris biasa)</w:t>
       </w:r>
     </w:p>
     <w:p>
@@ -8196,7 +13059,7 @@
           <w:color w:val="333333"/>
           <w:sz w:val="21"/>
         </w:rPr>
-        <w:t>{x} = [Phi]{eta}, dengan [Phi] adalah modal matrix berisi seluruh mode shape sebagai kolom</w:t>
+        <w:t xml:space="preserve">{x} = [Φ]{η}, dengan [Φ] adalah modal matrix berisi seluruh mode shape sebagai kolom</w:t>
       </w:r>
     </w:p>
     <w:p>
@@ -8232,7 +13095,7 @@
           <w:color w:val="333333"/>
           <w:sz w:val="21"/>
         </w:rPr>
-        <w:t>{eta} = {x} + {F(t)} tanpa matriks transformasi</w:t>
+        <w:t xml:space="preserve">{η} = {x} + {F(t)} tanpa matriks transformasi</w:t>
       </w:r>
     </w:p>
     <w:p>
@@ -8268,7 +13131,7 @@
           <w:color w:val="333333"/>
           <w:sz w:val="21"/>
         </w:rPr>
-        <w:t>[Phi] selalu berupa matriks nol untuk sistem stabil</w:t>
+        <w:t xml:space="preserve">[Φ] selalu berupa matriks nol untuk sistem stabil</w:t>
       </w:r>
     </w:p>
     <w:p>
@@ -8304,7 +13167,7 @@
           <w:color w:val="333333"/>
           <w:sz w:val="21"/>
         </w:rPr>
-        <w:t>{x} dan {eta} adalah besaran yang identik tanpa perbedaan makna</w:t>
+        <w:t xml:space="preserve">{x} dan {η} adalah besaran yang identik tanpa perbedaan makna</w:t>
       </w:r>
     </w:p>
     <w:p>
@@ -8328,7 +13191,35 @@
           <w:i w:val="0"/>
           <w:sz w:val="22"/>
         </w:rPr>
-        <w:t>Modal participation factor Gamma_i untuk eksitasi gempa horizontal (r=[1,1,1]) pada gedung 3 lantai modul ini menunjukkan bahwa...</w:t>
+        <w:t xml:space="preserve">Modal participation factor </w:t>
+      </w:r>
+      <w:r>
+        <w:rPr>
+          <w:rFonts w:ascii="Arial" w:hAnsi="Arial" w:cs="Arial"/>
+          <w:b w:val="0"/>
+          <w:i w:val="0"/>
+          <w:sz w:val="22"/>
+        </w:rPr>
+        <w:t xml:space="preserve">Γ</w:t>
+      </w:r>
+      <w:r>
+        <w:rPr>
+          <w:rFonts w:ascii="Arial" w:hAnsi="Arial" w:cs="Arial"/>
+          <w:b w:val="0"/>
+          <w:i w:val="0"/>
+          <w:sz w:val="22"/>
+          <w:vertAlign w:val="subscript"/>
+        </w:rPr>
+        <w:t xml:space="preserve">i</w:t>
+      </w:r>
+      <w:r>
+        <w:rPr>
+          <w:rFonts w:ascii="Arial" w:hAnsi="Arial" w:cs="Arial"/>
+          <w:b w:val="0"/>
+          <w:i w:val="0"/>
+          <w:sz w:val="22"/>
+        </w:rPr>
+        <w:t xml:space="preserve"> untuk eksitasi gempa horizontal (r=[1,1,1]) pada gedung 3 lantai modul ini menunjukkan bahwa...</w:t>
       </w:r>
     </w:p>
     <w:p>
@@ -8436,7 +13327,38 @@
           <w:color w:val="333333"/>
           <w:sz w:val="21"/>
         </w:rPr>
-        <w:t>Seluruh Gamma_i selalu bernilai sama persis</w:t>
+        <w:t xml:space="preserve">Seluruh </w:t>
+      </w:r>
+      <w:r>
+        <w:rPr>
+          <w:rFonts w:ascii="Arial" w:hAnsi="Arial" w:cs="Arial"/>
+          <w:b w:val="0"/>
+          <w:i w:val="0"/>
+          <w:color w:val="333333"/>
+          <w:sz w:val="21"/>
+        </w:rPr>
+        <w:t xml:space="preserve">Γ</w:t>
+      </w:r>
+      <w:r>
+        <w:rPr>
+          <w:rFonts w:ascii="Arial" w:hAnsi="Arial" w:cs="Arial"/>
+          <w:b w:val="0"/>
+          <w:i w:val="0"/>
+          <w:color w:val="333333"/>
+          <w:sz w:val="21"/>
+          <w:vertAlign w:val="subscript"/>
+        </w:rPr>
+        <w:t xml:space="preserve">i</w:t>
+      </w:r>
+      <w:r>
+        <w:rPr>
+          <w:rFonts w:ascii="Arial" w:hAnsi="Arial" w:cs="Arial"/>
+          <w:b w:val="0"/>
+          <w:i w:val="0"/>
+          <w:color w:val="333333"/>
+          <w:sz w:val="21"/>
+        </w:rPr>
+        <w:t xml:space="preserve"> selalu bernilai sama persis</w:t>
       </w:r>
     </w:p>
     <w:p>
@@ -8496,7 +13418,7 @@
           <w:i w:val="0"/>
           <w:sz w:val="22"/>
         </w:rPr>
-        <w:t>Rayleigh damping [C]=alpha[M]+beta[K] dipilih secara luas di industri karena...</w:t>
+        <w:t xml:space="preserve">Rayleigh damping [C]=α[M]+β[K] dipilih secara luas di industri karena...</w:t>
       </w:r>
     </w:p>
     <w:p>
@@ -8839,7 +13761,35 @@
           <w:i w:val="0"/>
           <w:sz w:val="22"/>
         </w:rPr>
-        <w:t>Parameter referensi (dipakai C1-C10, definisikan sekali di Jupyter, gedung shear-building 3 lantai):</w:t>
+        <w:t xml:space="preserve">Parameter referensi (dipakai </w:t>
+      </w:r>
+      <w:r>
+        <w:rPr>
+          <w:rFonts w:ascii="Arial" w:hAnsi="Arial" w:cs="Arial"/>
+          <w:b w:val="0"/>
+          <w:i w:val="0"/>
+          <w:sz w:val="22"/>
+        </w:rPr>
+        <w:t xml:space="preserve">C</w:t>
+      </w:r>
+      <w:r>
+        <w:rPr>
+          <w:rFonts w:ascii="Arial" w:hAnsi="Arial" w:cs="Arial"/>
+          <w:b w:val="0"/>
+          <w:i w:val="0"/>
+          <w:sz w:val="22"/>
+          <w:vertAlign w:val="subscript"/>
+        </w:rPr>
+        <w:t xml:space="preserve">1</w:t>
+      </w:r>
+      <w:r>
+        <w:rPr>
+          <w:rFonts w:ascii="Arial" w:hAnsi="Arial" w:cs="Arial"/>
+          <w:b w:val="0"/>
+          <w:i w:val="0"/>
+          <w:sz w:val="22"/>
+        </w:rPr>
+        <w:t xml:space="preserve">-C10, definisikan sekali di Jupyter, gedung shear-building 3 lantai):</w:t>
       </w:r>
     </w:p>
     <w:p>
@@ -8919,7 +13869,7 @@
           <w:i w:val="0"/>
           <w:sz w:val="17"/>
         </w:rPr>
-        <w:t>M = m * np.eye(3)</w:t>
+        <w:t xml:space="preserve">M = m·np.eye(3)</w:t>
       </w:r>
     </w:p>
     <w:p>
@@ -8935,7 +13885,7 @@
           <w:i w:val="0"/>
           <w:sz w:val="17"/>
         </w:rPr>
-        <w:t>K = k * np.array([[2.,-1.,0.],[-1.,2.,-1.],[0.,-1.,1.]])</w:t>
+        <w:t xml:space="preserve">K = k·np.array([[2.,-1.,0.],[-1.,2.,-1.],[0.,-1.,1.]])</w:t>
       </w:r>
     </w:p>
     <w:p>
@@ -8959,7 +13909,45 @@
           <w:i w:val="0"/>
           <w:sz w:val="22"/>
         </w:rPr>
-        <w:t>Susun matriks massa M dan kekakuan K dari parameter referensi di atas memakai np.array/np.eye. Cetak trace(K) dan det(K) memakai np.trace dan np.linalg.det. Verifikasi hasilnya mendekati 4,0x10^7 dan 5,12x10^20.</w:t>
+        <w:t xml:space="preserve">Susun matriks massa M dan kekakuan K dari parameter referensi di atas memakai np.array/np.eye. Cetak trace(K) dan det(K) memakai np.trace dan np.linalg.det. Verifikasi hasilnya mendekati 4,0x10</w:t>
+      </w:r>
+      <w:r>
+        <w:rPr>
+          <w:rFonts w:ascii="Arial" w:hAnsi="Arial" w:cs="Arial"/>
+          <w:b w:val="0"/>
+          <w:i w:val="0"/>
+          <w:sz w:val="22"/>
+          <w:vertAlign w:val="superscript"/>
+        </w:rPr>
+        <w:t xml:space="preserve">7</w:t>
+      </w:r>
+      <w:r>
+        <w:rPr>
+          <w:rFonts w:ascii="Arial" w:hAnsi="Arial" w:cs="Arial"/>
+          <w:b w:val="0"/>
+          <w:i w:val="0"/>
+          <w:sz w:val="22"/>
+        </w:rPr>
+        <w:t xml:space="preserve"> dan 5,12x10</w:t>
+      </w:r>
+      <w:r>
+        <w:rPr>
+          <w:rFonts w:ascii="Arial" w:hAnsi="Arial" w:cs="Arial"/>
+          <w:b w:val="0"/>
+          <w:i w:val="0"/>
+          <w:sz w:val="22"/>
+          <w:vertAlign w:val="superscript"/>
+        </w:rPr>
+        <w:t xml:space="preserve">20</w:t>
+      </w:r>
+      <w:r>
+        <w:rPr>
+          <w:rFonts w:ascii="Arial" w:hAnsi="Arial" w:cs="Arial"/>
+          <w:b w:val="0"/>
+          <w:i w:val="0"/>
+          <w:sz w:val="22"/>
+        </w:rPr>
+        <w:t xml:space="preserve">.</w:t>
       </w:r>
     </w:p>
     <w:p>
@@ -8995,7 +13983,7 @@
           <w:color w:val="333333"/>
           <w:sz w:val="21"/>
         </w:rPr>
-        <w:t>M = m*np.eye(3); K = k*np.array([[2,-1,0],[-1,2,-1],[0,-1,1]]); pakai np.trace(K) dan np.linalg.det(K).</w:t>
+        <w:t xml:space="preserve">M = m·np.eye(3); K = k·np.array([[2,-1,0],[-1,2,-1],[0,-1,1]]); pakai np.trace(K) dan np.linalg.det(K).</w:t>
       </w:r>
     </w:p>
     <w:p>
@@ -9019,7 +14007,7 @@
           <w:i w:val="0"/>
           <w:sz w:val="22"/>
         </w:rPr>
-        <w:t>Selesaikan generalized eigenvalue problem memakai scipy.linalg.eigh(K, M), lalu hitung omega=np.sqrt(eigvals) dan freq=omega/(2*np.pi). Cetak ketiga frekuensi pribadi dengan 4 desimal. Verifikasi omega1≈17,8017 rad/s.</w:t>
+        <w:t xml:space="preserve">Selesaikan generalized eigenvalue problem memakai scipy.linalg.eigh(K, M), lalu hitung ω=np.sqrt(eigvals) dan freq=ω/(2·np.pi). Cetak ketiga frekuensi pribadi dengan 4 desimal. Verifikasi omega1≈17,8017 rad/s.</w:t>
       </w:r>
     </w:p>
     <w:p>
@@ -9055,7 +14043,7 @@
           <w:color w:val="333333"/>
           <w:sz w:val="21"/>
         </w:rPr>
-        <w:t>eigvals, Phi = eigh(K, M); omegas = np.sqrt(eigvals); freqs = omegas/(2*np.pi).</w:t>
+        <w:t xml:space="preserve">eigvals, Φ = eigh(K, M); omegas = np.sqrt(eigvals); freqs = omegas/(2·np.pi).</w:t>
       </w:r>
     </w:p>
     <w:p>
@@ -9079,7 +14067,119 @@
           <w:i w:val="0"/>
           <w:sz w:val="22"/>
         </w:rPr>
-        <w:t>Hitung periode getaran T_i=2*pi/omega_i untuk ketiga mode. Verifikasi T1≈0,3530 s, T2≈0,1260 s, T3≈0,0872 s.</w:t>
+        <w:t xml:space="preserve">Hitung periode getaran </w:t>
+      </w:r>
+      <w:r>
+        <w:rPr>
+          <w:rFonts w:ascii="Arial" w:hAnsi="Arial" w:cs="Arial"/>
+          <w:b w:val="0"/>
+          <w:i w:val="0"/>
+          <w:sz w:val="22"/>
+        </w:rPr>
+        <w:t xml:space="preserve">T</w:t>
+      </w:r>
+      <w:r>
+        <w:rPr>
+          <w:rFonts w:ascii="Arial" w:hAnsi="Arial" w:cs="Arial"/>
+          <w:b w:val="0"/>
+          <w:i w:val="0"/>
+          <w:sz w:val="22"/>
+          <w:vertAlign w:val="subscript"/>
+        </w:rPr>
+        <w:t xml:space="preserve">i</w:t>
+      </w:r>
+      <w:r>
+        <w:rPr>
+          <w:rFonts w:ascii="Arial" w:hAnsi="Arial" w:cs="Arial"/>
+          <w:b w:val="0"/>
+          <w:i w:val="0"/>
+          <w:sz w:val="22"/>
+        </w:rPr>
+        <w:t xml:space="preserve">=2·π/</w:t>
+      </w:r>
+      <w:r>
+        <w:rPr>
+          <w:rFonts w:ascii="Arial" w:hAnsi="Arial" w:cs="Arial"/>
+          <w:b w:val="0"/>
+          <w:i w:val="0"/>
+          <w:sz w:val="22"/>
+        </w:rPr>
+        <w:t xml:space="preserve">ω</w:t>
+      </w:r>
+      <w:r>
+        <w:rPr>
+          <w:rFonts w:ascii="Arial" w:hAnsi="Arial" w:cs="Arial"/>
+          <w:b w:val="0"/>
+          <w:i w:val="0"/>
+          <w:sz w:val="22"/>
+          <w:vertAlign w:val="subscript"/>
+        </w:rPr>
+        <w:t xml:space="preserve">i</w:t>
+      </w:r>
+      <w:r>
+        <w:rPr>
+          <w:rFonts w:ascii="Arial" w:hAnsi="Arial" w:cs="Arial"/>
+          <w:b w:val="0"/>
+          <w:i w:val="0"/>
+          <w:sz w:val="22"/>
+        </w:rPr>
+        <w:t xml:space="preserve"> untuk ketiga mode. Verifikasi T1≈0,3530 s, </w:t>
+      </w:r>
+      <w:r>
+        <w:rPr>
+          <w:rFonts w:ascii="Arial" w:hAnsi="Arial" w:cs="Arial"/>
+          <w:b w:val="0"/>
+          <w:i w:val="0"/>
+          <w:sz w:val="22"/>
+        </w:rPr>
+        <w:t xml:space="preserve">T</w:t>
+      </w:r>
+      <w:r>
+        <w:rPr>
+          <w:rFonts w:ascii="Arial" w:hAnsi="Arial" w:cs="Arial"/>
+          <w:b w:val="0"/>
+          <w:i w:val="0"/>
+          <w:sz w:val="22"/>
+          <w:vertAlign w:val="subscript"/>
+        </w:rPr>
+        <w:t xml:space="preserve">2</w:t>
+      </w:r>
+      <w:r>
+        <w:rPr>
+          <w:rFonts w:ascii="Arial" w:hAnsi="Arial" w:cs="Arial"/>
+          <w:b w:val="0"/>
+          <w:i w:val="0"/>
+          <w:sz w:val="22"/>
+        </w:rPr>
+        <w:t xml:space="preserve">≈0,1260 s, </w:t>
+      </w:r>
+      <w:r>
+        <w:rPr>
+          <w:rFonts w:ascii="Arial" w:hAnsi="Arial" w:cs="Arial"/>
+          <w:b w:val="0"/>
+          <w:i w:val="0"/>
+          <w:sz w:val="22"/>
+        </w:rPr>
+        <w:t xml:space="preserve">T</w:t>
+      </w:r>
+      <w:r>
+        <w:rPr>
+          <w:rFonts w:ascii="Arial" w:hAnsi="Arial" w:cs="Arial"/>
+          <w:b w:val="0"/>
+          <w:i w:val="0"/>
+          <w:sz w:val="22"/>
+          <w:vertAlign w:val="subscript"/>
+        </w:rPr>
+        <w:t xml:space="preserve">3</w:t>
+      </w:r>
+      <w:r>
+        <w:rPr>
+          <w:rFonts w:ascii="Arial" w:hAnsi="Arial" w:cs="Arial"/>
+          <w:b w:val="0"/>
+          <w:i w:val="0"/>
+          <w:sz w:val="22"/>
+        </w:rPr>
+        <w:t xml:space="preserve">≈0,0872 s.</w:t>
       </w:r>
     </w:p>
     <w:p>
@@ -9115,7 +14215,7 @@
           <w:color w:val="333333"/>
           <w:sz w:val="21"/>
         </w:rPr>
-        <w:t>periods = 2*np.pi/omegas, memakai omegas dari soal C2.</w:t>
+        <w:t xml:space="preserve">periods = 2·np.pi/omegas, memakai omegas dari soal C2.</w:t>
       </w:r>
     </w:p>
     <w:p>
@@ -9139,7 +14239,7 @@
           <w:i w:val="0"/>
           <w:sz w:val="22"/>
         </w:rPr>
-        <w:t>Verifikasi orthogonality dengan menghitung Phi.T @ M @ Phi. Cetak hasilnya dan verifikasi seluruh elemen off-diagonal mendekati nol (di bawah toleransi 1e-8) sedangkan elemen diagonal mendekati 1.</w:t>
+        <w:t xml:space="preserve">Verifikasi orthogonality dengan menghitung Φ.T @ M @ Φ. Cetak hasilnya dan verifikasi seluruh elemen off-diagonal mendekati nol (di bawah toleransi 1e-8) sedangkan elemen diagonal mendekati 1.</w:t>
       </w:r>
     </w:p>
     <w:p>
@@ -9175,7 +14275,7 @@
           <w:color w:val="333333"/>
           <w:sz w:val="21"/>
         </w:rPr>
-        <w:t>M_modal = Phi.T @ M @ Phi; cetak np.round(M_modal, 8) dan cek elemen off-diagonal.</w:t>
+        <w:t xml:space="preserve">M_modal = Φ.T @ M @ Φ; cetak np.round(M_modal, 8) dan cek elemen off-diagonal.</w:t>
       </w:r>
     </w:p>
     <w:p>
@@ -9199,7 +14299,64 @@
           <w:i w:val="0"/>
           <w:sz w:val="22"/>
         </w:rPr>
-        <w:t>Hitung Phi.T @ K @ Phi dan verifikasi hasilnya mendekati matriks diagonal diag(omega1^2, omega2^2, omega3^2).</w:t>
+        <w:t xml:space="preserve">Hitung Φ.T @ K @ Φ dan verifikasi hasilnya mendekati matriks diagonal diag(omega1</w:t>
+      </w:r>
+      <w:r>
+        <w:rPr>
+          <w:rFonts w:ascii="Arial" w:hAnsi="Arial" w:cs="Arial"/>
+          <w:b w:val="0"/>
+          <w:i w:val="0"/>
+          <w:sz w:val="22"/>
+          <w:vertAlign w:val="superscript"/>
+        </w:rPr>
+        <w:t xml:space="preserve">2</w:t>
+      </w:r>
+      <w:r>
+        <w:rPr>
+          <w:rFonts w:ascii="Arial" w:hAnsi="Arial" w:cs="Arial"/>
+          <w:b w:val="0"/>
+          <w:i w:val="0"/>
+          <w:sz w:val="22"/>
+        </w:rPr>
+        <w:t xml:space="preserve">, omega2</w:t>
+      </w:r>
+      <w:r>
+        <w:rPr>
+          <w:rFonts w:ascii="Arial" w:hAnsi="Arial" w:cs="Arial"/>
+          <w:b w:val="0"/>
+          <w:i w:val="0"/>
+          <w:sz w:val="22"/>
+          <w:vertAlign w:val="superscript"/>
+        </w:rPr>
+        <w:t xml:space="preserve">2</w:t>
+      </w:r>
+      <w:r>
+        <w:rPr>
+          <w:rFonts w:ascii="Arial" w:hAnsi="Arial" w:cs="Arial"/>
+          <w:b w:val="0"/>
+          <w:i w:val="0"/>
+          <w:sz w:val="22"/>
+        </w:rPr>
+        <w:t xml:space="preserve">, omega3</w:t>
+      </w:r>
+      <w:r>
+        <w:rPr>
+          <w:rFonts w:ascii="Arial" w:hAnsi="Arial" w:cs="Arial"/>
+          <w:b w:val="0"/>
+          <w:i w:val="0"/>
+          <w:sz w:val="22"/>
+          <w:vertAlign w:val="superscript"/>
+        </w:rPr>
+        <w:t xml:space="preserve">2</w:t>
+      </w:r>
+      <w:r>
+        <w:rPr>
+          <w:rFonts w:ascii="Arial" w:hAnsi="Arial" w:cs="Arial"/>
+          <w:b w:val="0"/>
+          <w:i w:val="0"/>
+          <w:sz w:val="22"/>
+        </w:rPr>
+        <w:t xml:space="preserve">).</w:t>
       </w:r>
     </w:p>
     <w:p>
@@ -9235,7 +14392,7 @@
           <w:color w:val="333333"/>
           <w:sz w:val="21"/>
         </w:rPr>
-        <w:t>K_modal = Phi.T @ K @ Phi; bandingkan diagonal K_modal dengan omegas**2 dari soal C2.</w:t>
+        <w:t xml:space="preserve">K_modal = Φ.T @ K @ Φ; bandingkan diagonal K_modal dengan omegas**2 dari soal C2.</w:t>
       </w:r>
     </w:p>
     <w:p>
@@ -9259,7 +14416,7 @@
           <w:i w:val="0"/>
           <w:sz w:val="22"/>
         </w:rPr>
-        <w:t>Normalisasi mode shape hasil Phi (kolom eigh) terhadap elemen lantai atas (indeks 2) agar Phi[2,i]=1 untuk tiap mode i. Cetak hasil ketiga mode dan verifikasi mendekati [0,445;0,802;1,000], [-1,247;-0,555;1,000], dan [1,802;-2,247;1,000].</w:t>
+        <w:t xml:space="preserve">Normalisasi mode shape hasil Φ (kolom eigh) terhadap elemen lantai atas (indeks 2) agar Φ[2,i]=1 untuk tiap mode i. Cetak hasil ketiga mode dan verifikasi mendekati [0,445;0,802;1,000], [-1,247;-0,555;1,000], dan [1,802;-2,247;1,000].</w:t>
       </w:r>
     </w:p>
     <w:p>
@@ -9295,7 +14452,38 @@
           <w:color w:val="333333"/>
           <w:sz w:val="21"/>
         </w:rPr>
-        <w:t>Phi_top = Phi / Phi[2, :] (broadcasting per kolom).</w:t>
+        <w:t xml:space="preserve"/>
+      </w:r>
+      <w:r>
+        <w:rPr>
+          <w:rFonts w:ascii="Arial" w:hAnsi="Arial" w:cs="Arial"/>
+          <w:b w:val="0"/>
+          <w:i w:val="0"/>
+          <w:color w:val="333333"/>
+          <w:sz w:val="21"/>
+        </w:rPr>
+        <w:t xml:space="preserve">Φ</w:t>
+      </w:r>
+      <w:r>
+        <w:rPr>
+          <w:rFonts w:ascii="Arial" w:hAnsi="Arial" w:cs="Arial"/>
+          <w:b w:val="0"/>
+          <w:i w:val="0"/>
+          <w:color w:val="333333"/>
+          <w:sz w:val="21"/>
+          <w:vertAlign w:val="subscript"/>
+        </w:rPr>
+        <w:t xml:space="preserve">top</w:t>
+      </w:r>
+      <w:r>
+        <w:rPr>
+          <w:rFonts w:ascii="Arial" w:hAnsi="Arial" w:cs="Arial"/>
+          <w:b w:val="0"/>
+          <w:i w:val="0"/>
+          <w:color w:val="333333"/>
+          <w:sz w:val="21"/>
+        </w:rPr>
+        <w:t xml:space="preserve"> = Φ / Φ[2, :] (broadcasting per kolom).</w:t>
       </w:r>
     </w:p>
     <w:p>
@@ -9319,7 +14507,7 @@
           <w:i w:val="0"/>
           <w:sz w:val="22"/>
         </w:rPr>
-        <w:t>Hitung modal participation factor Gamma_i=Phi[:,i].T @ M @ r dengan r=np.ones(3), memakai Phi mass-normalized (bukan hasil normalisasi soal C6). Cetak ketiga nilai Gamma dan identifikasi mode dengan |Gamma| terbesar.</w:t>
+        <w:t xml:space="preserve">Hitung modal participation factor Gamma_i=Φ[:,i].T @ M @ r dengan r=np.ones(3), memakai Φ mass-normalized (bukan hasil normalisasi soal C6). Cetak ketiga nilai Γ dan identifikasi mode dengan |Γ| terbesar.</w:t>
       </w:r>
     </w:p>
     <w:p>
@@ -9355,7 +14543,7 @@
           <w:color w:val="333333"/>
           <w:sz w:val="21"/>
         </w:rPr>
-        <w:t>r = np.ones(3); Gamma = Phi.T @ M @ r; cetak Gamma dan np.argmax(np.abs(Gamma)).</w:t>
+        <w:t xml:space="preserve">r = np.ones(3); Γ = Φ.T @ M @ r; cetak Γ dan np.argmax(np.abs(Gamma)).</w:t>
       </w:r>
     </w:p>
     <w:p>
@@ -9379,7 +14567,110 @@
           <w:i w:val="0"/>
           <w:sz w:val="22"/>
         </w:rPr>
-        <w:t>Hitung effective modal mass M_eff_i=(Gamma_i)^2 untuk ketiga mode dari soal C7, lalu hitung persentase kumulatif M_eff terhadap total massa struktur (3x5000=15000 kg). Verifikasi mode 1 saja sudah menyumbang porsi dominan.</w:t>
+        <w:t xml:space="preserve">Hitung effective modal mass M_eff_i=(</w:t>
+      </w:r>
+      <w:r>
+        <w:rPr>
+          <w:rFonts w:ascii="Arial" w:hAnsi="Arial" w:cs="Arial"/>
+          <w:b w:val="0"/>
+          <w:i w:val="0"/>
+          <w:sz w:val="22"/>
+        </w:rPr>
+        <w:t xml:space="preserve">Γ</w:t>
+      </w:r>
+      <w:r>
+        <w:rPr>
+          <w:rFonts w:ascii="Arial" w:hAnsi="Arial" w:cs="Arial"/>
+          <w:b w:val="0"/>
+          <w:i w:val="0"/>
+          <w:sz w:val="22"/>
+          <w:vertAlign w:val="subscript"/>
+        </w:rPr>
+        <w:t xml:space="preserve">i</w:t>
+      </w:r>
+      <w:r>
+        <w:rPr>
+          <w:rFonts w:ascii="Arial" w:hAnsi="Arial" w:cs="Arial"/>
+          <w:b w:val="0"/>
+          <w:i w:val="0"/>
+          <w:sz w:val="22"/>
+        </w:rPr>
+        <w:t xml:space="preserve">)</w:t>
+      </w:r>
+      <w:r>
+        <w:rPr>
+          <w:rFonts w:ascii="Arial" w:hAnsi="Arial" w:cs="Arial"/>
+          <w:b w:val="0"/>
+          <w:i w:val="0"/>
+          <w:sz w:val="22"/>
+          <w:vertAlign w:val="superscript"/>
+        </w:rPr>
+        <w:t xml:space="preserve">2</w:t>
+      </w:r>
+      <w:r>
+        <w:rPr>
+          <w:rFonts w:ascii="Arial" w:hAnsi="Arial" w:cs="Arial"/>
+          <w:b w:val="0"/>
+          <w:i w:val="0"/>
+          <w:sz w:val="22"/>
+        </w:rPr>
+        <w:t xml:space="preserve"> untuk ketiga mode dari soal </w:t>
+      </w:r>
+      <w:r>
+        <w:rPr>
+          <w:rFonts w:ascii="Arial" w:hAnsi="Arial" w:cs="Arial"/>
+          <w:b w:val="0"/>
+          <w:i w:val="0"/>
+          <w:sz w:val="22"/>
+        </w:rPr>
+        <w:t xml:space="preserve">C</w:t>
+      </w:r>
+      <w:r>
+        <w:rPr>
+          <w:rFonts w:ascii="Arial" w:hAnsi="Arial" w:cs="Arial"/>
+          <w:b w:val="0"/>
+          <w:i w:val="0"/>
+          <w:sz w:val="22"/>
+          <w:vertAlign w:val="subscript"/>
+        </w:rPr>
+        <w:t xml:space="preserve">7</w:t>
+      </w:r>
+      <w:r>
+        <w:rPr>
+          <w:rFonts w:ascii="Arial" w:hAnsi="Arial" w:cs="Arial"/>
+          <w:b w:val="0"/>
+          <w:i w:val="0"/>
+          <w:sz w:val="22"/>
+        </w:rPr>
+        <w:t xml:space="preserve">, lalu hitung persentase kumulatif </w:t>
+      </w:r>
+      <w:r>
+        <w:rPr>
+          <w:rFonts w:ascii="Arial" w:hAnsi="Arial" w:cs="Arial"/>
+          <w:b w:val="0"/>
+          <w:i w:val="0"/>
+          <w:sz w:val="22"/>
+        </w:rPr>
+        <w:t xml:space="preserve">M</w:t>
+      </w:r>
+      <w:r>
+        <w:rPr>
+          <w:rFonts w:ascii="Arial" w:hAnsi="Arial" w:cs="Arial"/>
+          <w:b w:val="0"/>
+          <w:i w:val="0"/>
+          <w:sz w:val="22"/>
+          <w:vertAlign w:val="subscript"/>
+        </w:rPr>
+        <w:t xml:space="preserve">eff</w:t>
+      </w:r>
+      <w:r>
+        <w:rPr>
+          <w:rFonts w:ascii="Arial" w:hAnsi="Arial" w:cs="Arial"/>
+          <w:b w:val="0"/>
+          <w:i w:val="0"/>
+          <w:sz w:val="22"/>
+        </w:rPr>
+        <w:t xml:space="preserve"> terhadap total massa struktur (3x5000=15000 kg). Verifikasi mode 1 saja sudah menyumbang porsi dominan.</w:t>
       </w:r>
     </w:p>
     <w:p>
@@ -9415,7 +14706,38 @@
           <w:color w:val="333333"/>
           <w:sz w:val="21"/>
         </w:rPr>
-        <w:t>M_eff = Gamma**2; persen_kumulatif = np.cumsum(M_eff) / (3*m) * 100.</w:t>
+        <w:t xml:space="preserve"/>
+      </w:r>
+      <w:r>
+        <w:rPr>
+          <w:rFonts w:ascii="Arial" w:hAnsi="Arial" w:cs="Arial"/>
+          <w:b w:val="0"/>
+          <w:i w:val="0"/>
+          <w:color w:val="333333"/>
+          <w:sz w:val="21"/>
+        </w:rPr>
+        <w:t xml:space="preserve">M</w:t>
+      </w:r>
+      <w:r>
+        <w:rPr>
+          <w:rFonts w:ascii="Arial" w:hAnsi="Arial" w:cs="Arial"/>
+          <w:b w:val="0"/>
+          <w:i w:val="0"/>
+          <w:color w:val="333333"/>
+          <w:sz w:val="21"/>
+          <w:vertAlign w:val="subscript"/>
+        </w:rPr>
+        <w:t xml:space="preserve">eff</w:t>
+      </w:r>
+      <w:r>
+        <w:rPr>
+          <w:rFonts w:ascii="Arial" w:hAnsi="Arial" w:cs="Arial"/>
+          <w:b w:val="0"/>
+          <w:i w:val="0"/>
+          <w:color w:val="333333"/>
+          <w:sz w:val="21"/>
+        </w:rPr>
+        <w:t xml:space="preserve"> = Γ**2; persen_kumulatif = np.cumsum(M_eff) / (3·m)·100.</w:t>
       </w:r>
     </w:p>
     <w:p>
@@ -9439,7 +14761,45 @@
           <w:i w:val="0"/>
           <w:sz w:val="22"/>
         </w:rPr>
-        <w:t>Untuk verifikasi cepat tanpa eigenvalue solver, hitung jumlah omega_i^2 (i=1,2,3) dari hasil soal C2 dan bandingkan dengan trace(K)/m. Cetak selisih absolut keduanya (seharusnya mendekati nol).</w:t>
+        <w:t xml:space="preserve">Untuk verifikasi cepat tanpa eigenvalue solver, hitung jumlah </w:t>
+      </w:r>
+      <w:r>
+        <w:rPr>
+          <w:rFonts w:ascii="Arial" w:hAnsi="Arial" w:cs="Arial"/>
+          <w:b w:val="0"/>
+          <w:i w:val="0"/>
+          <w:sz w:val="22"/>
+        </w:rPr>
+        <w:t xml:space="preserve">ω</w:t>
+      </w:r>
+      <w:r>
+        <w:rPr>
+          <w:rFonts w:ascii="Arial" w:hAnsi="Arial" w:cs="Arial"/>
+          <w:b w:val="0"/>
+          <w:i w:val="0"/>
+          <w:sz w:val="22"/>
+          <w:vertAlign w:val="subscript"/>
+        </w:rPr>
+        <w:t xml:space="preserve">i</w:t>
+      </w:r>
+      <w:r>
+        <w:rPr>
+          <w:rFonts w:ascii="Arial" w:hAnsi="Arial" w:cs="Arial"/>
+          <w:b w:val="0"/>
+          <w:i w:val="0"/>
+          <w:sz w:val="22"/>
+          <w:vertAlign w:val="superscript"/>
+        </w:rPr>
+        <w:t xml:space="preserve">2</w:t>
+      </w:r>
+      <w:r>
+        <w:rPr>
+          <w:rFonts w:ascii="Arial" w:hAnsi="Arial" w:cs="Arial"/>
+          <w:b w:val="0"/>
+          <w:i w:val="0"/>
+          <w:sz w:val="22"/>
+        </w:rPr>
+        <w:t xml:space="preserve"> (i=1,2,3) dari hasil soal C2 dan bandingkan dengan trace(K)/m. Cetak selisih absolut keduanya (seharusnya mendekati nol).</w:t>
       </w:r>
     </w:p>
     <w:p>
@@ -9499,7 +14859,83 @@
           <w:i w:val="0"/>
           <w:sz w:val="22"/>
         </w:rPr>
-        <w:t>Hitung hasil kali omega1^2 * omega2^2 * omega3^2 dari soal C2 dan bandingkan dengan det(K)/m^3. Cetak selisih absolut keduanya (seharusnya mendekati nol).</w:t>
+        <w:t xml:space="preserve">Hitung hasil kali omega1</w:t>
+      </w:r>
+      <w:r>
+        <w:rPr>
+          <w:rFonts w:ascii="Arial" w:hAnsi="Arial" w:cs="Arial"/>
+          <w:b w:val="0"/>
+          <w:i w:val="0"/>
+          <w:sz w:val="22"/>
+          <w:vertAlign w:val="superscript"/>
+        </w:rPr>
+        <w:t xml:space="preserve">2</w:t>
+      </w:r>
+      <w:r>
+        <w:rPr>
+          <w:rFonts w:ascii="Arial" w:hAnsi="Arial" w:cs="Arial"/>
+          <w:b w:val="0"/>
+          <w:i w:val="0"/>
+          <w:sz w:val="22"/>
+        </w:rPr>
+        <w:t xml:space="preserve">·omega2</w:t>
+      </w:r>
+      <w:r>
+        <w:rPr>
+          <w:rFonts w:ascii="Arial" w:hAnsi="Arial" w:cs="Arial"/>
+          <w:b w:val="0"/>
+          <w:i w:val="0"/>
+          <w:sz w:val="22"/>
+          <w:vertAlign w:val="superscript"/>
+        </w:rPr>
+        <w:t xml:space="preserve">2</w:t>
+      </w:r>
+      <w:r>
+        <w:rPr>
+          <w:rFonts w:ascii="Arial" w:hAnsi="Arial" w:cs="Arial"/>
+          <w:b w:val="0"/>
+          <w:i w:val="0"/>
+          <w:sz w:val="22"/>
+        </w:rPr>
+        <w:t xml:space="preserve">·omega3</w:t>
+      </w:r>
+      <w:r>
+        <w:rPr>
+          <w:rFonts w:ascii="Arial" w:hAnsi="Arial" w:cs="Arial"/>
+          <w:b w:val="0"/>
+          <w:i w:val="0"/>
+          <w:sz w:val="22"/>
+          <w:vertAlign w:val="superscript"/>
+        </w:rPr>
+        <w:t xml:space="preserve">2</w:t>
+      </w:r>
+      <w:r>
+        <w:rPr>
+          <w:rFonts w:ascii="Arial" w:hAnsi="Arial" w:cs="Arial"/>
+          <w:b w:val="0"/>
+          <w:i w:val="0"/>
+          <w:sz w:val="22"/>
+        </w:rPr>
+        <w:t xml:space="preserve"> dari soal C2 dan bandingkan dengan det(K)/m</w:t>
+      </w:r>
+      <w:r>
+        <w:rPr>
+          <w:rFonts w:ascii="Arial" w:hAnsi="Arial" w:cs="Arial"/>
+          <w:b w:val="0"/>
+          <w:i w:val="0"/>
+          <w:sz w:val="22"/>
+          <w:vertAlign w:val="superscript"/>
+        </w:rPr>
+        <w:t xml:space="preserve">3</w:t>
+      </w:r>
+      <w:r>
+        <w:rPr>
+          <w:rFonts w:ascii="Arial" w:hAnsi="Arial" w:cs="Arial"/>
+          <w:b w:val="0"/>
+          <w:i w:val="0"/>
+          <w:sz w:val="22"/>
+        </w:rPr>
+        <w:t xml:space="preserve">. Cetak selisih absolut keduanya (seharusnya mendekati nol).</w:t>
       </w:r>
     </w:p>
     <w:p>
@@ -9590,7 +15026,64 @@
           <w:i w:val="0"/>
           <w:sz w:val="22"/>
         </w:rPr>
-        <w:t>Implementasikan penyelesaian generalized eigenvalue problem 3x3 secara manual dari determinan (BUKAN memanggil scipy.linalg.eigh atau numpy.linalg.eig), yaitu tuliskan fungsi eigen_3dof_manual(M, K) yang menyusun polinomial karakteristik det(K-omega^2 M)=0 sebagai polinomial kubik dalam omega^2 (evaluasi determinan 3x3 secara simbolis atau numerik pada rentang omega^2 lalu cari akar via bisection tiga kali pada tiga interval terpisah), mengembalikan (omega1, omega2, omega3) terurut. Terapkan pada matriks referensi dan verifikasi hasil mendekati 17,80; 49,88; 72,08 rad/s.</w:t>
+        <w:t xml:space="preserve">Implementasikan penyelesaian generalized eigenvalue problem 3x3 secara manual dari determinan (BUKAN memanggil scipy.linalg.eigh atau numpy.linalg.eig), yaitu tuliskan fungsi eigen_3dof_manual(M, K) yang menyusun polinomial karakteristik det(K-ω</w:t>
+      </w:r>
+      <w:r>
+        <w:rPr>
+          <w:rFonts w:ascii="Arial" w:hAnsi="Arial" w:cs="Arial"/>
+          <w:b w:val="0"/>
+          <w:i w:val="0"/>
+          <w:sz w:val="22"/>
+          <w:vertAlign w:val="superscript"/>
+        </w:rPr>
+        <w:t xml:space="preserve">2</w:t>
+      </w:r>
+      <w:r>
+        <w:rPr>
+          <w:rFonts w:ascii="Arial" w:hAnsi="Arial" w:cs="Arial"/>
+          <w:b w:val="0"/>
+          <w:i w:val="0"/>
+          <w:sz w:val="22"/>
+        </w:rPr>
+        <w:t xml:space="preserve"> M)=0 sebagai polinomial kubik dalam ω</w:t>
+      </w:r>
+      <w:r>
+        <w:rPr>
+          <w:rFonts w:ascii="Arial" w:hAnsi="Arial" w:cs="Arial"/>
+          <w:b w:val="0"/>
+          <w:i w:val="0"/>
+          <w:sz w:val="22"/>
+          <w:vertAlign w:val="superscript"/>
+        </w:rPr>
+        <w:t xml:space="preserve">2</w:t>
+      </w:r>
+      <w:r>
+        <w:rPr>
+          <w:rFonts w:ascii="Arial" w:hAnsi="Arial" w:cs="Arial"/>
+          <w:b w:val="0"/>
+          <w:i w:val="0"/>
+          <w:sz w:val="22"/>
+        </w:rPr>
+        <w:t xml:space="preserve"> (evaluasi determinan 3x3 secara simbolis atau numerik pada rentang ω</w:t>
+      </w:r>
+      <w:r>
+        <w:rPr>
+          <w:rFonts w:ascii="Arial" w:hAnsi="Arial" w:cs="Arial"/>
+          <w:b w:val="0"/>
+          <w:i w:val="0"/>
+          <w:sz w:val="22"/>
+          <w:vertAlign w:val="superscript"/>
+        </w:rPr>
+        <w:t xml:space="preserve">2</w:t>
+      </w:r>
+      <w:r>
+        <w:rPr>
+          <w:rFonts w:ascii="Arial" w:hAnsi="Arial" w:cs="Arial"/>
+          <w:b w:val="0"/>
+          <w:i w:val="0"/>
+          <w:sz w:val="22"/>
+        </w:rPr>
+        <w:t xml:space="preserve"> lalu cari akar via bisection tiga kali pada tiga interval terpisah), mengembalikan (omega1, omega2, omega3) terurut. Terapkan pada matriks referensi dan verifikasi hasil mendekati 17,80; 49,88; 72,08 rad/s.</w:t>
       </w:r>
     </w:p>
     <w:p>
@@ -9626,7 +15119,7 @@
           <w:color w:val="333333"/>
           <w:sz w:val="21"/>
         </w:rPr>
-        <w:t>Definisikan f(w2) = np.linalg.det(K - w2*M); cari tiga interval w2 di mana f berganti tanda (evaluasi f pada grid w2 dari 0 sampai 6000), lalu bisection manual pada tiap interval untuk menyempitkan akar w2, akhirnya omega=sqrt(w2).</w:t>
+        <w:t xml:space="preserve">Definisikan f(w2) = np.linalg.det(K - w2*M); cari tiga interval w2 di mana f berganti tanda (evaluasi f pada grid w2 dari 0 sampai 6000), lalu bisection manual pada tiap interval untuk menyempitkan akar w2, akhirnya ω=√(w2).</w:t>
       </w:r>
     </w:p>
     <w:p>
@@ -9650,7 +15143,26 @@
           <w:i w:val="0"/>
           <w:sz w:val="22"/>
         </w:rPr>
-        <w:t>Implementasikan fungsi mode_shape_manual(M, K, omega) yang menghitung mode shape (vektor 3 elemen, dinormalisasi elemen pertama=1) untuk frekuensi pribadi omega tertentu secara manual (substitusi ke sistem persamaan (K-omega^2 M)phi=0 dan selesaikan via null space 3x3, BUKAN memakai eigenvector dari scipy.linalg.eigh). Terapkan pada omega1, omega2, omega3 hasil soal sebelumnya (atau nilai referensi 17,80/49,88/72,08), verifikasi hasil mendekati mode shape top-normalized pada Tabel 2 modul (setelah dikonversi normalisasi).</w:t>
+        <w:t xml:space="preserve">Implementasikan fungsi mode_shape_manual(M, K, ω) yang menghitung mode shape (vektor 3 elemen, dinormalisasi elemen pertama=1) untuk frekuensi pribadi ω tertentu secara manual (substitusi ke sistem persamaan (K-ω</w:t>
+      </w:r>
+      <w:r>
+        <w:rPr>
+          <w:rFonts w:ascii="Arial" w:hAnsi="Arial" w:cs="Arial"/>
+          <w:b w:val="0"/>
+          <w:i w:val="0"/>
+          <w:sz w:val="22"/>
+          <w:vertAlign w:val="superscript"/>
+        </w:rPr>
+        <w:t xml:space="preserve">2</w:t>
+      </w:r>
+      <w:r>
+        <w:rPr>
+          <w:rFonts w:ascii="Arial" w:hAnsi="Arial" w:cs="Arial"/>
+          <w:b w:val="0"/>
+          <w:i w:val="0"/>
+          <w:sz w:val="22"/>
+        </w:rPr>
+        <w:t xml:space="preserve"> M)φ=0 dan selesaikan via null space 3x3, BUKAN memakai eigenvector dari scipy.linalg.eigh). Terapkan pada omega1, omega2, omega3 hasil soal sebelumnya (atau nilai referensi 17,80/49,88/72,08), verifikasi hasil mendekati mode shape top-normalized pada Tabel 2 modul (setelah dikonversi normalisasi).</w:t>
       </w:r>
     </w:p>
     <w:p>
@@ -9686,7 +15198,7 @@
           <w:color w:val="333333"/>
           <w:sz w:val="21"/>
         </w:rPr>
-        <w:t>Bentuk A=(K-omega**2*M); pakai baris 1 dan 2 dari A (2 persamaan, 3 unknown, tetapkan phi[0]=1) untuk membentuk sistem 2x2 dan selesaikan phi[1], phi[2] dengan np.linalg.solve, atau pakai scipy.linalg.null_space(A).</w:t>
+        <w:t xml:space="preserve">Bentuk A=(K-ω**2·M); pakai baris 1 dan 2 dari A (2 persamaan, 3 unknown, tetapkan φ[0]=1) untuk membentuk sistem 2x2 dan selesaikan φ[1], φ[2] dengan np.linalg.solve, atau pakai scipy.linalg.null_space(A).</w:t>
       </w:r>
     </w:p>
     <w:p>
@@ -9710,7 +15222,26 @@
           <w:i w:val="0"/>
           <w:sz w:val="22"/>
         </w:rPr>
-        <w:t>Implementasikan verifikasi orthogonality lengkap dari awal (tanpa @ matrix multiplication langsung untuk bagian inti, tulis eksplisit dengan loop dan penjumlahan) untuk fungsi check_orthogonality_manual(Phi, M) yang menghitung seluruh elemen matriks Phi^T M Phi via triple nested loop (bukan operasi matriks numpy @), mengembalikan matriks 3x3 hasilnya. Verifikasi hasil mendekati identitas untuk Phi mass-normalized dari scipy.linalg.eigh.</w:t>
+        <w:t xml:space="preserve">Implementasikan verifikasi orthogonality lengkap dari awal (tanpa @ matrix multiplication langsung untuk bagian inti, tulis eksplisit dengan loop dan penjumlahan) untuk fungsi check_orthogonality_manual(Φ, M) yang menghitung seluruh elemen matriks Φ</w:t>
+      </w:r>
+      <w:r>
+        <w:rPr>
+          <w:rFonts w:ascii="Arial" w:hAnsi="Arial" w:cs="Arial"/>
+          <w:b w:val="0"/>
+          <w:i w:val="0"/>
+          <w:sz w:val="22"/>
+          <w:vertAlign w:val="superscript"/>
+        </w:rPr>
+        <w:t xml:space="preserve">T</w:t>
+      </w:r>
+      <w:r>
+        <w:rPr>
+          <w:rFonts w:ascii="Arial" w:hAnsi="Arial" w:cs="Arial"/>
+          <w:b w:val="0"/>
+          <w:i w:val="0"/>
+          <w:sz w:val="22"/>
+        </w:rPr>
+        <w:t xml:space="preserve"> M Φ via triple nested loop (bukan operasi matriks numpy @), mengembalikan matriks 3x3 hasilnya. Verifikasi hasil mendekati identitas untuk Φ mass-normalized dari scipy.linalg.eigh.</w:t>
       </w:r>
     </w:p>
     <w:p>
@@ -9746,7 +15277,7 @@
           <w:color w:val="333333"/>
           <w:sz w:val="21"/>
         </w:rPr>
-        <w:t>for i in range(3): for j in range(3): S=0; for k in range(3): for l in range(3): S += Phi[k,i]*M[k,l]*Phi[l,j]; hasil[i,j]=S.</w:t>
+        <w:t xml:space="preserve">for i in range(3): for j in range(3): S=0; for k in range(3): for l in range(3): S += Φ[k,i]·M[k,l]·Φ[l,j]; hasil[i,j]=S.</w:t>
       </w:r>
     </w:p>
     <w:p>
@@ -9770,7 +15301,35 @@
           <w:i w:val="0"/>
           <w:sz w:val="22"/>
         </w:rPr>
-        <w:t>Implementasikan perhitungan modal participation factor dan effective modal mass secara lengkap dari awal untuk arah eksitasi sembarang r (bukan hanya r=[1,1,1] pada soal C7), yaitu fungsi modal_participation(Phi, M, r) yang mengembalikan Gamma (array 3 elemen) dan M_eff (array 3 elemen, persentase terhadap total massa). Terapkan untuk dua kasus: r=[1,1,1] (gempa horizontal uniform) dan r=[0,0,1] (gaya hanya di lantai atas, misalnya akibat rooftop equipment tak seimbang). Verifikasi dan diskusikan mengapa distribusi Gamma sangat berbeda antara dua kasus tersebut.</w:t>
+        <w:t xml:space="preserve">Implementasikan perhitungan modal participation factor dan effective modal mass secara lengkap dari awal untuk arah eksitasi sembarang r (bukan hanya r=[1,1,1] pada soal C7), yaitu fungsi modal_participation(Φ, M, r) yang mengembalikan Γ (array 3 elemen) dan </w:t>
+      </w:r>
+      <w:r>
+        <w:rPr>
+          <w:rFonts w:ascii="Arial" w:hAnsi="Arial" w:cs="Arial"/>
+          <w:b w:val="0"/>
+          <w:i w:val="0"/>
+          <w:sz w:val="22"/>
+        </w:rPr>
+        <w:t xml:space="preserve">M</w:t>
+      </w:r>
+      <w:r>
+        <w:rPr>
+          <w:rFonts w:ascii="Arial" w:hAnsi="Arial" w:cs="Arial"/>
+          <w:b w:val="0"/>
+          <w:i w:val="0"/>
+          <w:sz w:val="22"/>
+          <w:vertAlign w:val="subscript"/>
+        </w:rPr>
+        <w:t xml:space="preserve">eff</w:t>
+      </w:r>
+      <w:r>
+        <w:rPr>
+          <w:rFonts w:ascii="Arial" w:hAnsi="Arial" w:cs="Arial"/>
+          <w:b w:val="0"/>
+          <w:i w:val="0"/>
+          <w:sz w:val="22"/>
+        </w:rPr>
+        <w:t xml:space="preserve"> (array 3 elemen, persentase terhadap total massa). Terapkan untuk dua kasus: r=[1,1,1] (gempa horizontal uniform) dan r=[0,0,1] (gaya hanya di lantai atas, misalnya akibat rooftop equipment tak seimbang). Verifikasi dan diskusikan mengapa distribusi Γ sangat berbeda antara dua kasus tersebut.</w:t>
       </w:r>
     </w:p>
     <w:p>
@@ -9806,7 +15365,38 @@
           <w:color w:val="333333"/>
           <w:sz w:val="21"/>
         </w:rPr>
-        <w:t>Gamma = Phi.T @ M @ r; M_eff = Gamma**2 / np.sum(M)*100 (total massa 3 lantai); ulangi untuk kedua r, bandingkan dominasi mode.</w:t>
+        <w:t xml:space="preserve">Γ = Φ.T @ M @ r; </w:t>
+      </w:r>
+      <w:r>
+        <w:rPr>
+          <w:rFonts w:ascii="Arial" w:hAnsi="Arial" w:cs="Arial"/>
+          <w:b w:val="0"/>
+          <w:i w:val="0"/>
+          <w:color w:val="333333"/>
+          <w:sz w:val="21"/>
+        </w:rPr>
+        <w:t xml:space="preserve">M</w:t>
+      </w:r>
+      <w:r>
+        <w:rPr>
+          <w:rFonts w:ascii="Arial" w:hAnsi="Arial" w:cs="Arial"/>
+          <w:b w:val="0"/>
+          <w:i w:val="0"/>
+          <w:color w:val="333333"/>
+          <w:sz w:val="21"/>
+          <w:vertAlign w:val="subscript"/>
+        </w:rPr>
+        <w:t xml:space="preserve">eff</w:t>
+      </w:r>
+      <w:r>
+        <w:rPr>
+          <w:rFonts w:ascii="Arial" w:hAnsi="Arial" w:cs="Arial"/>
+          <w:b w:val="0"/>
+          <w:i w:val="0"/>
+          <w:color w:val="333333"/>
+          <w:sz w:val="21"/>
+        </w:rPr>
+        <w:t xml:space="preserve"> = Γ**2 / np.sum(M)·100 (total massa 3 lantai); ulangi untuk kedua r, bandingkan dominasi mode.</w:t>
       </w:r>
     </w:p>
     <w:p>
@@ -9830,7 +15420,35 @@
           <w:i w:val="0"/>
           <w:sz w:val="22"/>
         </w:rPr>
-        <w:t>Implementasikan simulasi modal superposition lengkap dari awal (tanpa scipy.integrate.odeint, gunakan integrasi numerik Newmark-beta atau RK4 buatan sendiri) untuk menghitung respons time-history x(t) gedung 3 lantai akibat percepatan tanah BARU: ag(t)=0,4*sin(2*pi*2,8*t)*exp(-t/1,5) (frekuensi dipilih tepat mendekati f1=2,8332 Hz untuk near-resonance mode 1), redaman zeta=0,03 untuk seluruh mode, durasi 6 detik, dt=0,005. Plot simpangan ketiga lantai dan bandingkan amplitudo puncak dengan hasil Gambar 6 pada modul (ag berbeda frekuensi/redaman); diskusikan mengapa near-resonance dengan redaman lebih kecil menghasilkan amplitudo jauh lebih besar.</w:t>
+        <w:t xml:space="preserve">Implementasikan simulasi modal superposition lengkap dari awal (tanpa scipy.integrate.odeint, gunakan integrasi numerik Newmark-β atau RK4 buatan sendiri) untuk menghitung respons time-history x(t) gedung 3 lantai akibat percepatan tanah BARU: ag(t)=0,4·sin(2·π·2,8·t)·exp(-t/1,5) (frekuensi dipilih tepat mendekati </w:t>
+      </w:r>
+      <w:r>
+        <w:rPr>
+          <w:rFonts w:ascii="Arial" w:hAnsi="Arial" w:cs="Arial"/>
+          <w:b w:val="0"/>
+          <w:i w:val="0"/>
+          <w:sz w:val="22"/>
+        </w:rPr>
+        <w:t xml:space="preserve">f</w:t>
+      </w:r>
+      <w:r>
+        <w:rPr>
+          <w:rFonts w:ascii="Arial" w:hAnsi="Arial" w:cs="Arial"/>
+          <w:b w:val="0"/>
+          <w:i w:val="0"/>
+          <w:sz w:val="22"/>
+          <w:vertAlign w:val="subscript"/>
+        </w:rPr>
+        <w:t xml:space="preserve">1</w:t>
+      </w:r>
+      <w:r>
+        <w:rPr>
+          <w:rFonts w:ascii="Arial" w:hAnsi="Arial" w:cs="Arial"/>
+          <w:b w:val="0"/>
+          <w:i w:val="0"/>
+          <w:sz w:val="22"/>
+        </w:rPr>
+        <w:t xml:space="preserve">=2,8332 Hz untuk near-resonance mode 1), redaman ζ=0,03 untuk seluruh mode, durasi 6 detik, dt=0,005. Plot simpangan ketiga lantai dan bandingkan amplitudo puncak dengan hasil Gambar 6 pada modul (ag berbeda frekuensi/redaman); diskusikan mengapa near-resonance dengan redaman lebih kecil menghasilkan amplitudo jauh lebih besar.</w:t>
       </w:r>
     </w:p>
     <w:p>
@@ -9866,7 +15484,235 @@
           <w:color w:val="333333"/>
           <w:sz w:val="21"/>
         </w:rPr>
-        <w:t>Tulis fungsi RK4 atau Newmark-beta untuk tiap persamaan modal eta_i..+2*zeta*omega_i*eta_i.+omega_i^2*eta_i=-Gamma_i*ag(t) secara manual (state [eta,eta_dot], turunan sesuai persamaan), integrasikan tiap mode, lalu x(t)=Phi@eta(t).</w:t>
+        <w:t xml:space="preserve">Tulis fungsi RK4 atau Newmark-β untuk tiap persamaan modal </w:t>
+      </w:r>
+      <w:r>
+        <w:rPr>
+          <w:rFonts w:ascii="Arial" w:hAnsi="Arial" w:cs="Arial"/>
+          <w:b w:val="0"/>
+          <w:i w:val="0"/>
+          <w:color w:val="333333"/>
+          <w:sz w:val="21"/>
+        </w:rPr>
+        <w:t xml:space="preserve">η</w:t>
+      </w:r>
+      <w:r>
+        <w:rPr>
+          <w:rFonts w:ascii="Arial" w:hAnsi="Arial" w:cs="Arial"/>
+          <w:b w:val="0"/>
+          <w:i w:val="0"/>
+          <w:color w:val="333333"/>
+          <w:sz w:val="21"/>
+          <w:vertAlign w:val="subscript"/>
+        </w:rPr>
+        <w:t xml:space="preserve">i</w:t>
+      </w:r>
+      <w:r>
+        <w:rPr>
+          <w:rFonts w:ascii="Arial" w:hAnsi="Arial" w:cs="Arial"/>
+          <w:b w:val="0"/>
+          <w:i w:val="0"/>
+          <w:color w:val="333333"/>
+          <w:sz w:val="21"/>
+        </w:rPr>
+        <w:t xml:space="preserve">..+2·ζ·</w:t>
+      </w:r>
+      <w:r>
+        <w:rPr>
+          <w:rFonts w:ascii="Arial" w:hAnsi="Arial" w:cs="Arial"/>
+          <w:b w:val="0"/>
+          <w:i w:val="0"/>
+          <w:color w:val="333333"/>
+          <w:sz w:val="21"/>
+        </w:rPr>
+        <w:t xml:space="preserve">ω</w:t>
+      </w:r>
+      <w:r>
+        <w:rPr>
+          <w:rFonts w:ascii="Arial" w:hAnsi="Arial" w:cs="Arial"/>
+          <w:b w:val="0"/>
+          <w:i w:val="0"/>
+          <w:color w:val="333333"/>
+          <w:sz w:val="21"/>
+          <w:vertAlign w:val="subscript"/>
+        </w:rPr>
+        <w:t xml:space="preserve">i</w:t>
+      </w:r>
+      <w:r>
+        <w:rPr>
+          <w:rFonts w:ascii="Arial" w:hAnsi="Arial" w:cs="Arial"/>
+          <w:b w:val="0"/>
+          <w:i w:val="0"/>
+          <w:color w:val="333333"/>
+          <w:sz w:val="21"/>
+        </w:rPr>
+        <w:t xml:space="preserve">·</w:t>
+      </w:r>
+      <w:r>
+        <w:rPr>
+          <w:rFonts w:ascii="Arial" w:hAnsi="Arial" w:cs="Arial"/>
+          <w:b w:val="0"/>
+          <w:i w:val="0"/>
+          <w:color w:val="333333"/>
+          <w:sz w:val="21"/>
+        </w:rPr>
+        <w:t xml:space="preserve">η</w:t>
+      </w:r>
+      <w:r>
+        <w:rPr>
+          <w:rFonts w:ascii="Arial" w:hAnsi="Arial" w:cs="Arial"/>
+          <w:b w:val="0"/>
+          <w:i w:val="0"/>
+          <w:color w:val="333333"/>
+          <w:sz w:val="21"/>
+          <w:vertAlign w:val="subscript"/>
+        </w:rPr>
+        <w:t xml:space="preserve">i</w:t>
+      </w:r>
+      <w:r>
+        <w:rPr>
+          <w:rFonts w:ascii="Arial" w:hAnsi="Arial" w:cs="Arial"/>
+          <w:b w:val="0"/>
+          <w:i w:val="0"/>
+          <w:color w:val="333333"/>
+          <w:sz w:val="21"/>
+        </w:rPr>
+        <w:t xml:space="preserve">.+</w:t>
+      </w:r>
+      <w:r>
+        <w:rPr>
+          <w:rFonts w:ascii="Arial" w:hAnsi="Arial" w:cs="Arial"/>
+          <w:b w:val="0"/>
+          <w:i w:val="0"/>
+          <w:color w:val="333333"/>
+          <w:sz w:val="21"/>
+        </w:rPr>
+        <w:t xml:space="preserve">ω</w:t>
+      </w:r>
+      <w:r>
+        <w:rPr>
+          <w:rFonts w:ascii="Arial" w:hAnsi="Arial" w:cs="Arial"/>
+          <w:b w:val="0"/>
+          <w:i w:val="0"/>
+          <w:color w:val="333333"/>
+          <w:sz w:val="21"/>
+          <w:vertAlign w:val="subscript"/>
+        </w:rPr>
+        <w:t xml:space="preserve">i</w:t>
+      </w:r>
+      <w:r>
+        <w:rPr>
+          <w:rFonts w:ascii="Arial" w:hAnsi="Arial" w:cs="Arial"/>
+          <w:b w:val="0"/>
+          <w:i w:val="0"/>
+          <w:color w:val="333333"/>
+          <w:sz w:val="21"/>
+          <w:vertAlign w:val="superscript"/>
+        </w:rPr>
+        <w:t xml:space="preserve">2</w:t>
+      </w:r>
+      <w:r>
+        <w:rPr>
+          <w:rFonts w:ascii="Arial" w:hAnsi="Arial" w:cs="Arial"/>
+          <w:b w:val="0"/>
+          <w:i w:val="0"/>
+          <w:color w:val="333333"/>
+          <w:sz w:val="21"/>
+        </w:rPr>
+        <w:t xml:space="preserve">·</w:t>
+      </w:r>
+      <w:r>
+        <w:rPr>
+          <w:rFonts w:ascii="Arial" w:hAnsi="Arial" w:cs="Arial"/>
+          <w:b w:val="0"/>
+          <w:i w:val="0"/>
+          <w:color w:val="333333"/>
+          <w:sz w:val="21"/>
+        </w:rPr>
+        <w:t xml:space="preserve">η</w:t>
+      </w:r>
+      <w:r>
+        <w:rPr>
+          <w:rFonts w:ascii="Arial" w:hAnsi="Arial" w:cs="Arial"/>
+          <w:b w:val="0"/>
+          <w:i w:val="0"/>
+          <w:color w:val="333333"/>
+          <w:sz w:val="21"/>
+          <w:vertAlign w:val="subscript"/>
+        </w:rPr>
+        <w:t xml:space="preserve">i</w:t>
+      </w:r>
+      <w:r>
+        <w:rPr>
+          <w:rFonts w:ascii="Arial" w:hAnsi="Arial" w:cs="Arial"/>
+          <w:b w:val="0"/>
+          <w:i w:val="0"/>
+          <w:color w:val="333333"/>
+          <w:sz w:val="21"/>
+        </w:rPr>
+        <w:t xml:space="preserve">=-</w:t>
+      </w:r>
+      <w:r>
+        <w:rPr>
+          <w:rFonts w:ascii="Arial" w:hAnsi="Arial" w:cs="Arial"/>
+          <w:b w:val="0"/>
+          <w:i w:val="0"/>
+          <w:color w:val="333333"/>
+          <w:sz w:val="21"/>
+        </w:rPr>
+        <w:t xml:space="preserve">Γ</w:t>
+      </w:r>
+      <w:r>
+        <w:rPr>
+          <w:rFonts w:ascii="Arial" w:hAnsi="Arial" w:cs="Arial"/>
+          <w:b w:val="0"/>
+          <w:i w:val="0"/>
+          <w:color w:val="333333"/>
+          <w:sz w:val="21"/>
+          <w:vertAlign w:val="subscript"/>
+        </w:rPr>
+        <w:t xml:space="preserve">i</w:t>
+      </w:r>
+      <w:r>
+        <w:rPr>
+          <w:rFonts w:ascii="Arial" w:hAnsi="Arial" w:cs="Arial"/>
+          <w:b w:val="0"/>
+          <w:i w:val="0"/>
+          <w:color w:val="333333"/>
+          <w:sz w:val="21"/>
+        </w:rPr>
+        <w:t xml:space="preserve">·ag(t) secara manual (state [η,</w:t>
+      </w:r>
+      <w:r>
+        <w:rPr>
+          <w:rFonts w:ascii="Arial" w:hAnsi="Arial" w:cs="Arial"/>
+          <w:b w:val="0"/>
+          <w:i w:val="0"/>
+          <w:color w:val="333333"/>
+          <w:sz w:val="21"/>
+        </w:rPr>
+        <w:t xml:space="preserve">η</w:t>
+      </w:r>
+      <w:r>
+        <w:rPr>
+          <w:rFonts w:ascii="Arial" w:hAnsi="Arial" w:cs="Arial"/>
+          <w:b w:val="0"/>
+          <w:i w:val="0"/>
+          <w:color w:val="333333"/>
+          <w:sz w:val="21"/>
+          <w:vertAlign w:val="subscript"/>
+        </w:rPr>
+        <w:t xml:space="preserve">dot</w:t>
+      </w:r>
+      <w:r>
+        <w:rPr>
+          <w:rFonts w:ascii="Arial" w:hAnsi="Arial" w:cs="Arial"/>
+          <w:b w:val="0"/>
+          <w:i w:val="0"/>
+          <w:color w:val="333333"/>
+          <w:sz w:val="21"/>
+        </w:rPr>
+        <w:t xml:space="preserve">], turunan sesuai persamaan), integrasikan tiap mode, lalu x(t)=Φ@η(t).</w:t>
       </w:r>
     </w:p>
     <w:p>

--- a/Getaran-Mekanik/Modul-Word/Modul-9-Analisis-Modal-Natural-Frequency-dan-Mode-Shape.docx
+++ b/Getaran-Mekanik/Modul-Word/Modul-9-Analisis-Modal-Natural-Frequency-dan-Mode-Shape.docx
@@ -11044,7 +11044,7 @@
           <w:i w:val="0"/>
           <w:sz w:val="22"/>
         </w:rPr>
-        <w:t xml:space="preserve"> N/m, menyusun matriks massa M (diagonal, lumped mass) memakai np.eye(N)·m_floor, lalu menyusun matriks kekakuan K tridiagonal via loop (elemen diagonal K[i,i] menjumlahkan kontribusi pegas atas dan bawah, elemen off-diagonal K[i,i+1]=K[i+1,i]=-k_floor), dan mencetak trace(K) serta det(K) sebagai verifikasi awal.</w:t>
+        <w:t xml:space="preserve"> N/m, menyusun matriks massa M (diagonal, lumped mass) memakai np.eye(N)*m_floor, lalu menyusun matriks kekakuan K tridiagonal via loop (elemen diagonal K[i,i] menjumlahkan kontribusi pegas atas dan bawah, elemen off-diagonal K[i,i+1]=K[i+1,i]=-k_floor), dan mencetak trace(K) serta det(K) sebagai verifikasi awal.</w:t>
       </w:r>
     </w:p>
     <w:p>
@@ -11456,7 +11456,7 @@
           <w:i w:val="0"/>
           <w:sz w:val="22"/>
         </w:rPr>
-        <w:t xml:space="preserve">=-Gamma_i·a_g(t) memakai scipy.integrate.odeint untuk tiap mode secara terpisah, lalu merekonstruksi respons fisik x(t)=Φ@η(t) dan memplot simpangan tiap lantai terhadap waktu, menghasilkan pola identik dengan Gambar 6 pada Bagian 4.</w:t>
+        <w:t xml:space="preserve">=-Gamma_i.a_g(t) memakai scipy.integrate.odeint untuk tiap mode secara terpisah, lalu merekonstruksi respons fisik x(t)=Φ@η(t) dan memplot simpangan tiap lantai terhadap waktu, menghasilkan pola identik dengan Gambar 6 pada Bagian 4.</w:t>
       </w:r>
     </w:p>
     <w:p>
@@ -13869,7 +13869,7 @@
           <w:i w:val="0"/>
           <w:sz w:val="17"/>
         </w:rPr>
-        <w:t xml:space="preserve">M = m·np.eye(3)</w:t>
+        <w:t>M = m * np.eye(3)</w:t>
       </w:r>
     </w:p>
     <w:p>
@@ -13885,7 +13885,7 @@
           <w:i w:val="0"/>
           <w:sz w:val="17"/>
         </w:rPr>
-        <w:t xml:space="preserve">K = k·np.array([[2.,-1.,0.],[-1.,2.,-1.],[0.,-1.,1.]])</w:t>
+        <w:t>K = k * np.array([[2.,-1.,0.],[-1.,2.,-1.],[0.,-1.,1.]])</w:t>
       </w:r>
     </w:p>
     <w:p>
@@ -13983,7 +13983,7 @@
           <w:color w:val="333333"/>
           <w:sz w:val="21"/>
         </w:rPr>
-        <w:t xml:space="preserve">M = m·np.eye(3); K = k·np.array([[2,-1,0],[-1,2,-1],[0,-1,1]]); pakai np.trace(K) dan np.linalg.det(K).</w:t>
+        <w:t>M = m*np.eye(3); K = k*np.array([[2,-1,0],[-1,2,-1],[0,-1,1]]); pakai np.trace(K) dan np.linalg.det(K).</w:t>
       </w:r>
     </w:p>
     <w:p>
@@ -14007,7 +14007,7 @@
           <w:i w:val="0"/>
           <w:sz w:val="22"/>
         </w:rPr>
-        <w:t xml:space="preserve">Selesaikan generalized eigenvalue problem memakai scipy.linalg.eigh(K, M), lalu hitung ω=np.sqrt(eigvals) dan freq=ω/(2·np.pi). Cetak ketiga frekuensi pribadi dengan 4 desimal. Verifikasi omega1≈17,8017 rad/s.</w:t>
+        <w:t xml:space="preserve">Selesaikan generalized eigenvalue problem memakai scipy.linalg.eigh(K, M), lalu hitung ω=np.sqrt(eigvals) dan freq=ω/(2*np.pi). Cetak ketiga frekuensi pribadi dengan 4 desimal. Verifikasi omega1≈17,8017 rad/s.</w:t>
       </w:r>
     </w:p>
     <w:p>
@@ -14043,7 +14043,7 @@
           <w:color w:val="333333"/>
           <w:sz w:val="21"/>
         </w:rPr>
-        <w:t xml:space="preserve">eigvals, Φ = eigh(K, M); omegas = np.sqrt(eigvals); freqs = omegas/(2·np.pi).</w:t>
+        <w:t xml:space="preserve">eigvals, Φ = eigh(K, M); omegas = np.sqrt(eigvals); freqs = omegas/(2*np.pi).</w:t>
       </w:r>
     </w:p>
     <w:p>
@@ -14215,7 +14215,7 @@
           <w:color w:val="333333"/>
           <w:sz w:val="21"/>
         </w:rPr>
-        <w:t xml:space="preserve">periods = 2·np.pi/omegas, memakai omegas dari soal C2.</w:t>
+        <w:t>periods = 2*np.pi/omegas, memakai omegas dari soal C2.</w:t>
       </w:r>
     </w:p>
     <w:p>
@@ -14737,7 +14737,7 @@
           <w:color w:val="333333"/>
           <w:sz w:val="21"/>
         </w:rPr>
-        <w:t xml:space="preserve"> = Γ**2; persen_kumulatif = np.cumsum(M_eff) / (3·m)·100.</w:t>
+        <w:t xml:space="preserve"> = Γ**2; persen_kumulatif = np.cumsum(M_eff) / (3*m) * 100.</w:t>
       </w:r>
     </w:p>
     <w:p>
@@ -15198,7 +15198,7 @@
           <w:color w:val="333333"/>
           <w:sz w:val="21"/>
         </w:rPr>
-        <w:t xml:space="preserve">Bentuk A=(K-ω**2·M); pakai baris 1 dan 2 dari A (2 persamaan, 3 unknown, tetapkan φ[0]=1) untuk membentuk sistem 2x2 dan selesaikan φ[1], φ[2] dengan np.linalg.solve, atau pakai scipy.linalg.null_space(A).</w:t>
+        <w:t xml:space="preserve">Bentuk A=(K-ω**2*M); pakai baris 1 dan 2 dari A (2 persamaan, 3 unknown, tetapkan φ[0]=1) untuk membentuk sistem 2x2 dan selesaikan φ[1], φ[2] dengan np.linalg.solve, atau pakai scipy.linalg.null_space(A).</w:t>
       </w:r>
     </w:p>
     <w:p>
@@ -15396,7 +15396,7 @@
           <w:color w:val="333333"/>
           <w:sz w:val="21"/>
         </w:rPr>
-        <w:t xml:space="preserve"> = Γ**2 / np.sum(M)·100 (total massa 3 lantai); ulangi untuk kedua r, bandingkan dominasi mode.</w:t>
+        <w:t xml:space="preserve"> = Γ**2 / np.sum(M)*100 (total massa 3 lantai); ulangi untuk kedua r, bandingkan dominasi mode.</w:t>
       </w:r>
     </w:p>
     <w:p>

--- a/Getaran-Mekanik/Modul-Word/Modul-9-Analisis-Modal-Natural-Frequency-dan-Mode-Shape.docx
+++ b/Getaran-Mekanik/Modul-Word/Modul-9-Analisis-Modal-Natural-Frequency-dan-Mode-Shape.docx
@@ -6978,6 +6978,15 @@
         </w:rPr>
         <w:t xml:space="preserve">=0. Inilah kunci matematis yang memungkinkan modal decoupling; tanpa orthogonality, transformasi koordinat modal pada Bagian 4 tidak akan menghasilkan sistem persamaan yang benar-benar independen.</w:t>
       </w:r>
+      <w:r>
+        <w:rPr>
+          <w:rFonts w:ascii="Arial" w:hAnsi="Arial" w:cs="Arial"/>
+          <w:b w:val="0"/>
+          <w:i w:val="0"/>
+          <w:sz w:val="22"/>
+        </w:rPr>
+        <w:t xml:space="preserve"> Persamaan (7) memadatkan aturan tersebut.</w:t>
+      </w:r>
     </w:p>
     <w:p>
       <w:pPr>
@@ -7139,6 +7148,16 @@
           <w:sz w:val="22"/>
         </w:rPr>
         <w:t xml:space="preserve"> = 0     untuk i tidak sama dengan j</w:t>
+      </w:r>
+      <w:r>
+        <w:rPr>
+          <w:rFonts w:ascii="Arial" w:hAnsi="Arial" w:cs="Arial"/>
+          <w:b/>
+          <w:i/>
+          <w:color w:val="305496"/>
+          <w:sz w:val="22"/>
+        </w:rPr>
+        <w:t xml:space="preserve">   (7)</w:t>
       </w:r>
     </w:p>
     <w:p>
@@ -7548,7 +7567,7 @@
           <w:i w:val="0"/>
           <w:sz w:val="22"/>
         </w:rPr>
-        <w:t xml:space="preserve"> Persamaan (7) memadatkan aturan tersebut.</w:t>
+        <w:t xml:space="preserve"> Rangkuman kuantitatifnya tertulis pada Persamaan (8).</w:t>
       </w:r>
     </w:p>
     <w:p>
@@ -7574,7 +7593,7 @@
           <w:color w:val="305496"/>
           <w:sz w:val="22"/>
         </w:rPr>
-        <w:t xml:space="preserve">   (7)</w:t>
+        <w:t xml:space="preserve">   (8)</w:t>
       </w:r>
     </w:p>
     <w:p>
@@ -7759,7 +7778,7 @@
           <w:i w:val="0"/>
           <w:sz w:val="22"/>
         </w:rPr>
-        <w:t xml:space="preserve"> Rangkuman kuantitatifnya tertulis pada Persamaan (8).</w:t>
+        <w:t xml:space="preserve"> Hubungan ini dirangkum dalam Persamaan (9).</w:t>
       </w:r>
     </w:p>
     <w:p>
@@ -7993,7 +8012,7 @@
           <w:color w:val="305496"/>
           <w:sz w:val="22"/>
         </w:rPr>
-        <w:t xml:space="preserve">   (8)</w:t>
+        <w:t xml:space="preserve">   (9)</w:t>
       </w:r>
     </w:p>
     <w:p>
@@ -8260,7 +8279,7 @@
           <w:i w:val="0"/>
           <w:sz w:val="22"/>
         </w:rPr>
-        <w:t xml:space="preserve"> Hubungan ini dirangkum dalam Persamaan (9).</w:t>
+        <w:t xml:space="preserve"> Bentuk ringkasnya dituliskan pada Persamaan (10).</w:t>
       </w:r>
     </w:p>
     <w:p>
@@ -8286,7 +8305,7 @@
           <w:color w:val="305496"/>
           <w:sz w:val="22"/>
         </w:rPr>
-        <w:t xml:space="preserve">   (9)</w:t>
+        <w:t xml:space="preserve">   (10)</w:t>
       </w:r>
     </w:p>
     <w:p>
@@ -8470,7 +8489,7 @@
           <w:i w:val="0"/>
           <w:sz w:val="22"/>
         </w:rPr>
-        <w:t xml:space="preserve"> Bentuk ringkasnya dituliskan pada Persamaan (10).</w:t>
+        <w:t xml:space="preserve"> Persamaan (11) memadatkan aturan tersebut.</w:t>
       </w:r>
     </w:p>
     <w:p>
@@ -8663,7 +8682,7 @@
           <w:color w:val="305496"/>
           <w:sz w:val="22"/>
         </w:rPr>
-        <w:t xml:space="preserve">   (10)</w:t>
+        <w:t xml:space="preserve">   (11)</w:t>
       </w:r>
     </w:p>
     <w:p>

--- a/Getaran-Mekanik/Modul-Word/Modul-9-Analisis-Modal-Natural-Frequency-dan-Mode-Shape.docx
+++ b/Getaran-Mekanik/Modul-Word/Modul-9-Analisis-Modal-Natural-Frequency-dan-Mode-Shape.docx
@@ -2957,8 +2957,11 @@
     </w:p>
     <w:p>
       <w:pPr>
+        <w:tabs>
+          <w:tab w:val="center" w:pos="4393"/>
+          <w:tab w:val="right" w:pos="8787"/>
+        </w:tabs>
         <w:spacing w:before="40" w:after="120"/>
-        <w:jc w:val="center"/>
       </w:pPr>
       <w:r>
         <w:rPr>
@@ -2968,7 +2971,7 @@
           <w:color w:val="305496"/>
           <w:sz w:val="22"/>
         </w:rPr>
-        <w:t xml:space="preserve">Struktur nyata: N = 10 sampai 10</w:t>
+        <w:tab/>
       </w:r>
       <w:r>
         <w:rPr>
@@ -2977,9 +2980,8 @@
           <w:i/>
           <w:color w:val="305496"/>
           <w:sz w:val="22"/>
-          <w:vertAlign w:val="superscript"/>
-        </w:rPr>
-        <w:t xml:space="preserve">6</w:t>
+        </w:rPr>
+        <w:t xml:space="preserve">Struktur nyata: N = 10 sampai 10</w:t>
       </w:r>
       <w:r>
         <w:rPr>
@@ -2988,8 +2990,9 @@
           <w:i/>
           <w:color w:val="305496"/>
           <w:sz w:val="22"/>
-        </w:rPr>
-        <w:t xml:space="preserve"> derajat kebebasan</w:t>
+          <w:vertAlign w:val="superscript"/>
+        </w:rPr>
+        <w:t xml:space="preserve">6</w:t>
       </w:r>
       <w:r>
         <w:rPr>
@@ -2999,7 +3002,18 @@
           <w:color w:val="305496"/>
           <w:sz w:val="22"/>
         </w:rPr>
-        <w:t xml:space="preserve">   (1)</w:t>
+        <w:t xml:space="preserve"> derajat kebebasan</w:t>
+      </w:r>
+      <w:r>
+        <w:rPr>
+          <w:rFonts w:ascii="Arial" w:hAnsi="Arial" w:cs="Arial"/>
+          <w:b/>
+          <w:i/>
+          <w:color w:val="305496"/>
+          <w:sz w:val="22"/>
+        </w:rPr>
+        <w:tab/>
+        <w:t xml:space="preserve">(1)</w:t>
       </w:r>
     </w:p>
     <w:p>
@@ -3037,8 +3051,11 @@
     </w:p>
     <w:p>
       <w:pPr>
+        <w:tabs>
+          <w:tab w:val="center" w:pos="4393"/>
+          <w:tab w:val="right" w:pos="8787"/>
+        </w:tabs>
         <w:spacing w:before="40" w:after="120"/>
-        <w:jc w:val="center"/>
       </w:pPr>
       <w:r>
         <w:rPr>
@@ -3048,7 +3065,7 @@
           <w:color w:val="305496"/>
           <w:sz w:val="22"/>
         </w:rPr>
-        <w:t xml:space="preserve">[M]{x..} + [K]{x} = {F(t)}  (N persamaan coupled)  →  N persamaan 1-DoF independen</w:t>
+        <w:tab/>
       </w:r>
       <w:r>
         <w:rPr>
@@ -3058,7 +3075,18 @@
           <w:color w:val="305496"/>
           <w:sz w:val="22"/>
         </w:rPr>
-        <w:t xml:space="preserve">   (2)</w:t>
+        <w:t xml:space="preserve">[M]{x..} + [K]{x} = {F(t)}  (N persamaan coupled)  →  N persamaan 1-DoF independen</w:t>
+      </w:r>
+      <w:r>
+        <w:rPr>
+          <w:rFonts w:ascii="Arial" w:hAnsi="Arial" w:cs="Arial"/>
+          <w:b/>
+          <w:i/>
+          <w:color w:val="305496"/>
+          <w:sz w:val="22"/>
+        </w:rPr>
+        <w:tab/>
+        <w:t xml:space="preserve">(2)</w:t>
       </w:r>
     </w:p>
     <w:p>
@@ -3322,8 +3350,11 @@
     </w:p>
     <w:p>
       <w:pPr>
+        <w:tabs>
+          <w:tab w:val="center" w:pos="4393"/>
+          <w:tab w:val="right" w:pos="8787"/>
+        </w:tabs>
         <w:spacing w:before="40" w:after="120"/>
-        <w:jc w:val="center"/>
       </w:pPr>
       <w:r>
         <w:rPr>
@@ -3333,7 +3364,7 @@
           <w:color w:val="305496"/>
           <w:sz w:val="22"/>
         </w:rPr>
-        <w:t xml:space="preserve">[K]{φ} = ω</w:t>
+        <w:tab/>
       </w:r>
       <w:r>
         <w:rPr>
@@ -3342,9 +3373,8 @@
           <w:i/>
           <w:color w:val="305496"/>
           <w:sz w:val="22"/>
-          <w:vertAlign w:val="superscript"/>
-        </w:rPr>
-        <w:t xml:space="preserve">2</w:t>
+        </w:rPr>
+        <w:t xml:space="preserve">[K]{φ} = ω</w:t>
       </w:r>
       <w:r>
         <w:rPr>
@@ -3353,8 +3383,9 @@
           <w:i/>
           <w:color w:val="305496"/>
           <w:sz w:val="22"/>
-        </w:rPr>
-        <w:t xml:space="preserve">[M]{φ}     ⇔     det([K] - ω</w:t>
+          <w:vertAlign w:val="superscript"/>
+        </w:rPr>
+        <w:t xml:space="preserve">2</w:t>
       </w:r>
       <w:r>
         <w:rPr>
@@ -3363,9 +3394,8 @@
           <w:i/>
           <w:color w:val="305496"/>
           <w:sz w:val="22"/>
-          <w:vertAlign w:val="superscript"/>
-        </w:rPr>
-        <w:t xml:space="preserve">2</w:t>
+        </w:rPr>
+        <w:t xml:space="preserve">[M]{φ}     ⇔     det([K] - ω</w:t>
       </w:r>
       <w:r>
         <w:rPr>
@@ -3374,8 +3404,9 @@
           <w:i/>
           <w:color w:val="305496"/>
           <w:sz w:val="22"/>
-        </w:rPr>
-        <w:t xml:space="preserve">[M]) = 0</w:t>
+          <w:vertAlign w:val="superscript"/>
+        </w:rPr>
+        <w:t xml:space="preserve">2</w:t>
       </w:r>
       <w:r>
         <w:rPr>
@@ -3385,7 +3416,18 @@
           <w:color w:val="305496"/>
           <w:sz w:val="22"/>
         </w:rPr>
-        <w:t xml:space="preserve">   (3)</w:t>
+        <w:t xml:space="preserve">[M]) = 0</w:t>
+      </w:r>
+      <w:r>
+        <w:rPr>
+          <w:rFonts w:ascii="Arial" w:hAnsi="Arial" w:cs="Arial"/>
+          <w:b/>
+          <w:i/>
+          <w:color w:val="305496"/>
+          <w:sz w:val="22"/>
+        </w:rPr>
+        <w:tab/>
+        <w:t xml:space="preserve">(3)</w:t>
       </w:r>
     </w:p>
     <w:p>
@@ -4139,8 +4181,11 @@
     </w:p>
     <w:p>
       <w:pPr>
+        <w:tabs>
+          <w:tab w:val="center" w:pos="4393"/>
+          <w:tab w:val="right" w:pos="8787"/>
+        </w:tabs>
         <w:spacing w:before="40" w:after="120"/>
-        <w:jc w:val="center"/>
       </w:pPr>
       <w:r>
         <w:rPr>
@@ -4150,7 +4195,7 @@
           <w:color w:val="305496"/>
           <w:sz w:val="22"/>
         </w:rPr>
-        <w:t xml:space="preserve">M = 5000 x I3     K = 8x10</w:t>
+        <w:tab/>
       </w:r>
       <w:r>
         <w:rPr>
@@ -4159,9 +4204,8 @@
           <w:i/>
           <w:color w:val="305496"/>
           <w:sz w:val="22"/>
-          <w:vertAlign w:val="superscript"/>
-        </w:rPr>
-        <w:t xml:space="preserve">6</w:t>
+        </w:rPr>
+        <w:t xml:space="preserve">M = 5000 x I3     K = 8x10</w:t>
       </w:r>
       <w:r>
         <w:rPr>
@@ -4170,8 +4214,9 @@
           <w:i/>
           <w:color w:val="305496"/>
           <w:sz w:val="22"/>
-        </w:rPr>
-        <w:t xml:space="preserve"> x [[2,-1,0], [-1,2,-1], [0,-1,1]]</w:t>
+          <w:vertAlign w:val="superscript"/>
+        </w:rPr>
+        <w:t xml:space="preserve">6</w:t>
       </w:r>
       <w:r>
         <w:rPr>
@@ -4181,7 +4226,18 @@
           <w:color w:val="305496"/>
           <w:sz w:val="22"/>
         </w:rPr>
-        <w:t xml:space="preserve">   (4)</w:t>
+        <w:t xml:space="preserve"> x [[2,-1,0], [-1,2,-1], [0,-1,1]]</w:t>
+      </w:r>
+      <w:r>
+        <w:rPr>
+          <w:rFonts w:ascii="Arial" w:hAnsi="Arial" w:cs="Arial"/>
+          <w:b/>
+          <w:i/>
+          <w:color w:val="305496"/>
+          <w:sz w:val="22"/>
+        </w:rPr>
+        <w:tab/>
+        <w:t xml:space="preserve">(4)</w:t>
       </w:r>
     </w:p>
     <w:p>
@@ -4238,8 +4294,11 @@
     </w:p>
     <w:p>
       <w:pPr>
+        <w:tabs>
+          <w:tab w:val="center" w:pos="4393"/>
+          <w:tab w:val="right" w:pos="8787"/>
+        </w:tabs>
         <w:spacing w:before="40" w:after="120"/>
-        <w:jc w:val="center"/>
       </w:pPr>
       <w:r>
         <w:rPr>
@@ -4249,7 +4308,7 @@
           <w:color w:val="305496"/>
           <w:sz w:val="22"/>
         </w:rPr>
-        <w:t>omega1=17,80 rad/s   omega2=49,88 rad/s   omega3=72,08 rad/s</w:t>
+        <w:tab/>
       </w:r>
       <w:r>
         <w:rPr>
@@ -4259,7 +4318,18 @@
           <w:color w:val="305496"/>
           <w:sz w:val="22"/>
         </w:rPr>
-        <w:t xml:space="preserve">   (5)</w:t>
+        <w:t>omega1=17,80 rad/s   omega2=49,88 rad/s   omega3=72,08 rad/s</w:t>
+      </w:r>
+      <w:r>
+        <w:rPr>
+          <w:rFonts w:ascii="Arial" w:hAnsi="Arial" w:cs="Arial"/>
+          <w:b/>
+          <w:i/>
+          <w:color w:val="305496"/>
+          <w:sz w:val="22"/>
+        </w:rPr>
+        <w:tab/>
+        <w:t xml:space="preserve">(5)</w:t>
       </w:r>
     </w:p>
     <w:p>
@@ -5420,8 +5490,11 @@
     </w:p>
     <w:p>
       <w:pPr>
+        <w:tabs>
+          <w:tab w:val="center" w:pos="4393"/>
+          <w:tab w:val="right" w:pos="8787"/>
+        </w:tabs>
         <w:spacing w:before="40" w:after="120"/>
-        <w:jc w:val="center"/>
       </w:pPr>
       <w:r>
         <w:rPr>
@@ -5431,7 +5504,7 @@
           <w:color w:val="305496"/>
           <w:sz w:val="22"/>
         </w:rPr>
-        <w:t xml:space="preserve">Tiga konvensi: Mass-normalized (φ</w:t>
+        <w:tab/>
       </w:r>
       <w:r>
         <w:rPr>
@@ -5440,9 +5513,8 @@
           <w:i/>
           <w:color w:val="305496"/>
           <w:sz w:val="22"/>
-          <w:vertAlign w:val="superscript"/>
-        </w:rPr>
-        <w:t xml:space="preserve">T</w:t>
+        </w:rPr>
+        <w:t xml:space="preserve">Tiga konvensi: Mass-normalized (φ</w:t>
       </w:r>
       <w:r>
         <w:rPr>
@@ -5451,8 +5523,9 @@
           <w:i/>
           <w:color w:val="305496"/>
           <w:sz w:val="22"/>
-        </w:rPr>
-        <w:t xml:space="preserve"> M φ = 1) | Max-normalized (</w:t>
+          <w:vertAlign w:val="superscript"/>
+        </w:rPr>
+        <w:t xml:space="preserve">T</w:t>
       </w:r>
       <w:r>
         <w:rPr>
@@ -5462,7 +5535,7 @@
           <w:color w:val="305496"/>
           <w:sz w:val="22"/>
         </w:rPr>
-        <w:t xml:space="preserve">φ</w:t>
+        <w:t xml:space="preserve"> M φ = 1) | Max-normalized (</w:t>
       </w:r>
       <w:r>
         <w:rPr>
@@ -5471,9 +5544,8 @@
           <w:i/>
           <w:color w:val="305496"/>
           <w:sz w:val="22"/>
-          <w:vertAlign w:val="subscript"/>
-        </w:rPr>
-        <w:t xml:space="preserve">max</w:t>
+        </w:rPr>
+        <w:t xml:space="preserve">φ</w:t>
       </w:r>
       <w:r>
         <w:rPr>
@@ -5482,8 +5554,9 @@
           <w:i/>
           <w:color w:val="305496"/>
           <w:sz w:val="22"/>
-        </w:rPr>
-        <w:t xml:space="preserve"> = 1) | Unit-norm (||φ|| = 1)</w:t>
+          <w:vertAlign w:val="subscript"/>
+        </w:rPr>
+        <w:t xml:space="preserve">max</w:t>
       </w:r>
       <w:r>
         <w:rPr>
@@ -5493,7 +5566,18 @@
           <w:color w:val="305496"/>
           <w:sz w:val="22"/>
         </w:rPr>
-        <w:t xml:space="preserve">   (6)</w:t>
+        <w:t xml:space="preserve"> = 1) | Unit-norm (||φ|| = 1)</w:t>
+      </w:r>
+      <w:r>
+        <w:rPr>
+          <w:rFonts w:ascii="Arial" w:hAnsi="Arial" w:cs="Arial"/>
+          <w:b/>
+          <w:i/>
+          <w:color w:val="305496"/>
+          <w:sz w:val="22"/>
+        </w:rPr>
+        <w:tab/>
+        <w:t xml:space="preserve">(6)</w:t>
       </w:r>
     </w:p>
     <w:p>
@@ -6990,8 +7074,11 @@
     </w:p>
     <w:p>
       <w:pPr>
+        <w:tabs>
+          <w:tab w:val="center" w:pos="4393"/>
+          <w:tab w:val="right" w:pos="8787"/>
+        </w:tabs>
         <w:spacing w:before="40" w:after="120"/>
-        <w:jc w:val="center"/>
       </w:pPr>
       <w:r>
         <w:rPr>
@@ -7001,7 +7088,7 @@
           <w:color w:val="305496"/>
           <w:sz w:val="22"/>
         </w:rPr>
-        <w:t xml:space="preserve"/>
+        <w:tab/>
       </w:r>
       <w:r>
         <w:rPr>
@@ -7011,7 +7098,7 @@
           <w:color w:val="305496"/>
           <w:sz w:val="22"/>
         </w:rPr>
-        <w:t xml:space="preserve">φ</w:t>
+        <w:t xml:space="preserve"/>
       </w:r>
       <w:r>
         <w:rPr>
@@ -7020,9 +7107,8 @@
           <w:i/>
           <w:color w:val="305496"/>
           <w:sz w:val="22"/>
-          <w:vertAlign w:val="subscript"/>
-        </w:rPr>
-        <w:t xml:space="preserve">i</w:t>
+        </w:rPr>
+        <w:t xml:space="preserve">φ</w:t>
       </w:r>
       <w:r>
         <w:rPr>
@@ -7031,9 +7117,9 @@
           <w:i/>
           <w:color w:val="305496"/>
           <w:sz w:val="22"/>
-          <w:vertAlign w:val="superscript"/>
-        </w:rPr>
-        <w:t xml:space="preserve">T</w:t>
+          <w:vertAlign w:val="subscript"/>
+        </w:rPr>
+        <w:t xml:space="preserve">i</w:t>
       </w:r>
       <w:r>
         <w:rPr>
@@ -7042,8 +7128,9 @@
           <w:i/>
           <w:color w:val="305496"/>
           <w:sz w:val="22"/>
-        </w:rPr>
-        <w:t xml:space="preserve"> [M] </w:t>
+          <w:vertAlign w:val="superscript"/>
+        </w:rPr>
+        <w:t xml:space="preserve">T</w:t>
       </w:r>
       <w:r>
         <w:rPr>
@@ -7053,7 +7140,7 @@
           <w:color w:val="305496"/>
           <w:sz w:val="22"/>
         </w:rPr>
-        <w:t xml:space="preserve">φ</w:t>
+        <w:t xml:space="preserve"> [M] </w:t>
       </w:r>
       <w:r>
         <w:rPr>
@@ -7062,9 +7149,8 @@
           <w:i/>
           <w:color w:val="305496"/>
           <w:sz w:val="22"/>
-          <w:vertAlign w:val="subscript"/>
-        </w:rPr>
-        <w:t xml:space="preserve">j</w:t>
+        </w:rPr>
+        <w:t xml:space="preserve">φ</w:t>
       </w:r>
       <w:r>
         <w:rPr>
@@ -7073,8 +7159,9 @@
           <w:i/>
           <w:color w:val="305496"/>
           <w:sz w:val="22"/>
-        </w:rPr>
-        <w:t xml:space="preserve"> = 0   dan   </w:t>
+          <w:vertAlign w:val="subscript"/>
+        </w:rPr>
+        <w:t xml:space="preserve">j</w:t>
       </w:r>
       <w:r>
         <w:rPr>
@@ -7084,7 +7171,7 @@
           <w:color w:val="305496"/>
           <w:sz w:val="22"/>
         </w:rPr>
-        <w:t xml:space="preserve">φ</w:t>
+        <w:t xml:space="preserve"> = 0   dan   </w:t>
       </w:r>
       <w:r>
         <w:rPr>
@@ -7093,9 +7180,8 @@
           <w:i/>
           <w:color w:val="305496"/>
           <w:sz w:val="22"/>
-          <w:vertAlign w:val="subscript"/>
-        </w:rPr>
-        <w:t xml:space="preserve">i</w:t>
+        </w:rPr>
+        <w:t xml:space="preserve">φ</w:t>
       </w:r>
       <w:r>
         <w:rPr>
@@ -7104,9 +7190,9 @@
           <w:i/>
           <w:color w:val="305496"/>
           <w:sz w:val="22"/>
-          <w:vertAlign w:val="superscript"/>
-        </w:rPr>
-        <w:t xml:space="preserve">T</w:t>
+          <w:vertAlign w:val="subscript"/>
+        </w:rPr>
+        <w:t xml:space="preserve">i</w:t>
       </w:r>
       <w:r>
         <w:rPr>
@@ -7115,8 +7201,9 @@
           <w:i/>
           <w:color w:val="305496"/>
           <w:sz w:val="22"/>
-        </w:rPr>
-        <w:t xml:space="preserve"> [K] </w:t>
+          <w:vertAlign w:val="superscript"/>
+        </w:rPr>
+        <w:t xml:space="preserve">T</w:t>
       </w:r>
       <w:r>
         <w:rPr>
@@ -7126,7 +7213,7 @@
           <w:color w:val="305496"/>
           <w:sz w:val="22"/>
         </w:rPr>
-        <w:t xml:space="preserve">φ</w:t>
+        <w:t xml:space="preserve"> [K] </w:t>
       </w:r>
       <w:r>
         <w:rPr>
@@ -7135,9 +7222,8 @@
           <w:i/>
           <w:color w:val="305496"/>
           <w:sz w:val="22"/>
-          <w:vertAlign w:val="subscript"/>
-        </w:rPr>
-        <w:t xml:space="preserve">j</w:t>
+        </w:rPr>
+        <w:t xml:space="preserve">φ</w:t>
       </w:r>
       <w:r>
         <w:rPr>
@@ -7146,8 +7232,9 @@
           <w:i/>
           <w:color w:val="305496"/>
           <w:sz w:val="22"/>
-        </w:rPr>
-        <w:t xml:space="preserve"> = 0     untuk i tidak sama dengan j</w:t>
+          <w:vertAlign w:val="subscript"/>
+        </w:rPr>
+        <w:t xml:space="preserve">j</w:t>
       </w:r>
       <w:r>
         <w:rPr>
@@ -7157,7 +7244,18 @@
           <w:color w:val="305496"/>
           <w:sz w:val="22"/>
         </w:rPr>
-        <w:t xml:space="preserve">   (7)</w:t>
+        <w:t xml:space="preserve"> = 0     untuk i tidak sama dengan j</w:t>
+      </w:r>
+      <w:r>
+        <w:rPr>
+          <w:rFonts w:ascii="Arial" w:hAnsi="Arial" w:cs="Arial"/>
+          <w:b/>
+          <w:i/>
+          <w:color w:val="305496"/>
+          <w:sz w:val="22"/>
+        </w:rPr>
+        <w:tab/>
+        <w:t xml:space="preserve">(7)</w:t>
       </w:r>
     </w:p>
     <w:p>
@@ -7572,8 +7670,11 @@
     </w:p>
     <w:p>
       <w:pPr>
+        <w:tabs>
+          <w:tab w:val="center" w:pos="4393"/>
+          <w:tab w:val="right" w:pos="8787"/>
+        </w:tabs>
         <w:spacing w:before="40" w:after="120"/>
-        <w:jc w:val="center"/>
       </w:pPr>
       <w:r>
         <w:rPr>
@@ -7583,7 +7684,7 @@
           <w:color w:val="305496"/>
           <w:sz w:val="22"/>
         </w:rPr>
-        <w:t xml:space="preserve">{x} = [Φ]{η}     (transformasi balik, koordinat modal ke fisik)</w:t>
+        <w:tab/>
       </w:r>
       <w:r>
         <w:rPr>
@@ -7593,7 +7694,18 @@
           <w:color w:val="305496"/>
           <w:sz w:val="22"/>
         </w:rPr>
-        <w:t xml:space="preserve">   (8)</w:t>
+        <w:t xml:space="preserve">{x} = [Φ]{η}     (transformasi balik, koordinat modal ke fisik)</w:t>
+      </w:r>
+      <w:r>
+        <w:rPr>
+          <w:rFonts w:ascii="Arial" w:hAnsi="Arial" w:cs="Arial"/>
+          <w:b/>
+          <w:i/>
+          <w:color w:val="305496"/>
+          <w:sz w:val="22"/>
+        </w:rPr>
+        <w:tab/>
+        <w:t xml:space="preserve">(8)</w:t>
       </w:r>
     </w:p>
     <w:p>
@@ -7783,8 +7895,11 @@
     </w:p>
     <w:p>
       <w:pPr>
+        <w:tabs>
+          <w:tab w:val="center" w:pos="4393"/>
+          <w:tab w:val="right" w:pos="8787"/>
+        </w:tabs>
         <w:spacing w:before="40" w:after="120"/>
-        <w:jc w:val="center"/>
       </w:pPr>
       <w:r>
         <w:rPr>
@@ -7794,7 +7909,7 @@
           <w:color w:val="305496"/>
           <w:sz w:val="22"/>
         </w:rPr>
-        <w:t xml:space="preserve"/>
+        <w:tab/>
       </w:r>
       <w:r>
         <w:rPr>
@@ -7804,7 +7919,7 @@
           <w:color w:val="305496"/>
           <w:sz w:val="22"/>
         </w:rPr>
-        <w:t xml:space="preserve">η</w:t>
+        <w:t xml:space="preserve"/>
       </w:r>
       <w:r>
         <w:rPr>
@@ -7813,9 +7928,8 @@
           <w:i/>
           <w:color w:val="305496"/>
           <w:sz w:val="22"/>
-          <w:vertAlign w:val="subscript"/>
-        </w:rPr>
-        <w:t xml:space="preserve">i</w:t>
+        </w:rPr>
+        <w:t xml:space="preserve">η</w:t>
       </w:r>
       <w:r>
         <w:rPr>
@@ -7824,8 +7938,9 @@
           <w:i/>
           <w:color w:val="305496"/>
           <w:sz w:val="22"/>
-        </w:rPr>
-        <w:t xml:space="preserve">.. + </w:t>
+          <w:vertAlign w:val="subscript"/>
+        </w:rPr>
+        <w:t xml:space="preserve">i</w:t>
       </w:r>
       <w:r>
         <w:rPr>
@@ -7835,7 +7950,7 @@
           <w:color w:val="305496"/>
           <w:sz w:val="22"/>
         </w:rPr>
-        <w:t xml:space="preserve">ω</w:t>
+        <w:t xml:space="preserve">.. + </w:t>
       </w:r>
       <w:r>
         <w:rPr>
@@ -7844,9 +7959,8 @@
           <w:i/>
           <w:color w:val="305496"/>
           <w:sz w:val="22"/>
-          <w:vertAlign w:val="subscript"/>
-        </w:rPr>
-        <w:t xml:space="preserve">i</w:t>
+        </w:rPr>
+        <w:t xml:space="preserve">ω</w:t>
       </w:r>
       <w:r>
         <w:rPr>
@@ -7855,9 +7969,9 @@
           <w:i/>
           <w:color w:val="305496"/>
           <w:sz w:val="22"/>
-          <w:vertAlign w:val="superscript"/>
-        </w:rPr>
-        <w:t xml:space="preserve">2</w:t>
+          <w:vertAlign w:val="subscript"/>
+        </w:rPr>
+        <w:t xml:space="preserve">i</w:t>
       </w:r>
       <w:r>
         <w:rPr>
@@ -7866,8 +7980,9 @@
           <w:i/>
           <w:color w:val="305496"/>
           <w:sz w:val="22"/>
-        </w:rPr>
-        <w:t xml:space="preserve"> </w:t>
+          <w:vertAlign w:val="superscript"/>
+        </w:rPr>
+        <w:t xml:space="preserve">2</w:t>
       </w:r>
       <w:r>
         <w:rPr>
@@ -7877,7 +7992,7 @@
           <w:color w:val="305496"/>
           <w:sz w:val="22"/>
         </w:rPr>
-        <w:t xml:space="preserve">η</w:t>
+        <w:t xml:space="preserve"> </w:t>
       </w:r>
       <w:r>
         <w:rPr>
@@ -7886,9 +8001,8 @@
           <w:i/>
           <w:color w:val="305496"/>
           <w:sz w:val="22"/>
-          <w:vertAlign w:val="subscript"/>
-        </w:rPr>
-        <w:t xml:space="preserve">i</w:t>
+        </w:rPr>
+        <w:t xml:space="preserve">η</w:t>
       </w:r>
       <w:r>
         <w:rPr>
@@ -7897,8 +8011,9 @@
           <w:i/>
           <w:color w:val="305496"/>
           <w:sz w:val="22"/>
-        </w:rPr>
-        <w:t xml:space="preserve"> = </w:t>
+          <w:vertAlign w:val="subscript"/>
+        </w:rPr>
+        <w:t xml:space="preserve">i</w:t>
       </w:r>
       <w:r>
         <w:rPr>
@@ -7908,7 +8023,7 @@
           <w:color w:val="305496"/>
           <w:sz w:val="22"/>
         </w:rPr>
-        <w:t xml:space="preserve">f</w:t>
+        <w:t xml:space="preserve"> = </w:t>
       </w:r>
       <w:r>
         <w:rPr>
@@ -7917,9 +8032,8 @@
           <w:i/>
           <w:color w:val="305496"/>
           <w:sz w:val="22"/>
-          <w:vertAlign w:val="subscript"/>
-        </w:rPr>
-        <w:t xml:space="preserve">i</w:t>
+        </w:rPr>
+        <w:t xml:space="preserve">f</w:t>
       </w:r>
       <w:r>
         <w:rPr>
@@ -7928,8 +8042,9 @@
           <w:i/>
           <w:color w:val="305496"/>
           <w:sz w:val="22"/>
-        </w:rPr>
-        <w:t xml:space="preserve">(t)     untuk i = 1, 2, ..., N   (dengan </w:t>
+          <w:vertAlign w:val="subscript"/>
+        </w:rPr>
+        <w:t xml:space="preserve">i</w:t>
       </w:r>
       <w:r>
         <w:rPr>
@@ -7939,7 +8054,7 @@
           <w:color w:val="305496"/>
           <w:sz w:val="22"/>
         </w:rPr>
-        <w:t xml:space="preserve">f</w:t>
+        <w:t xml:space="preserve">(t)     untuk i = 1, 2, ..., N   (dengan </w:t>
       </w:r>
       <w:r>
         <w:rPr>
@@ -7948,9 +8063,8 @@
           <w:i/>
           <w:color w:val="305496"/>
           <w:sz w:val="22"/>
-          <w:vertAlign w:val="subscript"/>
-        </w:rPr>
-        <w:t xml:space="preserve">i</w:t>
+        </w:rPr>
+        <w:t xml:space="preserve">f</w:t>
       </w:r>
       <w:r>
         <w:rPr>
@@ -7959,8 +8073,9 @@
           <w:i/>
           <w:color w:val="305496"/>
           <w:sz w:val="22"/>
-        </w:rPr>
-        <w:t xml:space="preserve">(t) = </w:t>
+          <w:vertAlign w:val="subscript"/>
+        </w:rPr>
+        <w:t xml:space="preserve">i</w:t>
       </w:r>
       <w:r>
         <w:rPr>
@@ -7970,7 +8085,7 @@
           <w:color w:val="305496"/>
           <w:sz w:val="22"/>
         </w:rPr>
-        <w:t xml:space="preserve">φ</w:t>
+        <w:t xml:space="preserve">(t) = </w:t>
       </w:r>
       <w:r>
         <w:rPr>
@@ -7979,9 +8094,8 @@
           <w:i/>
           <w:color w:val="305496"/>
           <w:sz w:val="22"/>
-          <w:vertAlign w:val="subscript"/>
-        </w:rPr>
-        <w:t xml:space="preserve">i</w:t>
+        </w:rPr>
+        <w:t xml:space="preserve">φ</w:t>
       </w:r>
       <w:r>
         <w:rPr>
@@ -7990,9 +8104,9 @@
           <w:i/>
           <w:color w:val="305496"/>
           <w:sz w:val="22"/>
-          <w:vertAlign w:val="superscript"/>
-        </w:rPr>
-        <w:t xml:space="preserve">T</w:t>
+          <w:vertAlign w:val="subscript"/>
+        </w:rPr>
+        <w:t xml:space="preserve">i</w:t>
       </w:r>
       <w:r>
         <w:rPr>
@@ -8001,8 +8115,9 @@
           <w:i/>
           <w:color w:val="305496"/>
           <w:sz w:val="22"/>
-        </w:rPr>
-        <w:t xml:space="preserve">{F(t)})</w:t>
+          <w:vertAlign w:val="superscript"/>
+        </w:rPr>
+        <w:t xml:space="preserve">T</w:t>
       </w:r>
       <w:r>
         <w:rPr>
@@ -8012,7 +8127,18 @@
           <w:color w:val="305496"/>
           <w:sz w:val="22"/>
         </w:rPr>
-        <w:t xml:space="preserve">   (9)</w:t>
+        <w:t xml:space="preserve">{F(t)})</w:t>
+      </w:r>
+      <w:r>
+        <w:rPr>
+          <w:rFonts w:ascii="Arial" w:hAnsi="Arial" w:cs="Arial"/>
+          <w:b/>
+          <w:i/>
+          <w:color w:val="305496"/>
+          <w:sz w:val="22"/>
+        </w:rPr>
+        <w:tab/>
+        <w:t xml:space="preserve">(9)</w:t>
       </w:r>
     </w:p>
     <w:p>
@@ -8284,8 +8410,11 @@
     </w:p>
     <w:p>
       <w:pPr>
+        <w:tabs>
+          <w:tab w:val="center" w:pos="4393"/>
+          <w:tab w:val="right" w:pos="8787"/>
+        </w:tabs>
         <w:spacing w:before="40" w:after="120"/>
-        <w:jc w:val="center"/>
       </w:pPr>
       <w:r>
         <w:rPr>
@@ -8295,7 +8424,7 @@
           <w:color w:val="305496"/>
           <w:sz w:val="22"/>
         </w:rPr>
-        <w:t xml:space="preserve">[C] = α[M] + β[K]     (Rayleigh damping, ikut terdiagonalisasi oleh Φ)</w:t>
+        <w:tab/>
       </w:r>
       <w:r>
         <w:rPr>
@@ -8305,7 +8434,18 @@
           <w:color w:val="305496"/>
           <w:sz w:val="22"/>
         </w:rPr>
-        <w:t xml:space="preserve">   (10)</w:t>
+        <w:t xml:space="preserve">[C] = α[M] + β[K]     (Rayleigh damping, ikut terdiagonalisasi oleh Φ)</w:t>
+      </w:r>
+      <w:r>
+        <w:rPr>
+          <w:rFonts w:ascii="Arial" w:hAnsi="Arial" w:cs="Arial"/>
+          <w:b/>
+          <w:i/>
+          <w:color w:val="305496"/>
+          <w:sz w:val="22"/>
+        </w:rPr>
+        <w:tab/>
+        <w:t xml:space="preserve">(10)</w:t>
       </w:r>
     </w:p>
     <w:p>
@@ -8494,8 +8634,11 @@
     </w:p>
     <w:p>
       <w:pPr>
+        <w:tabs>
+          <w:tab w:val="center" w:pos="4393"/>
+          <w:tab w:val="right" w:pos="8787"/>
+        </w:tabs>
         <w:spacing w:before="40" w:after="120"/>
-        <w:jc w:val="center"/>
       </w:pPr>
       <w:r>
         <w:rPr>
@@ -8505,7 +8648,7 @@
           <w:color w:val="305496"/>
           <w:sz w:val="22"/>
         </w:rPr>
-        <w:t xml:space="preserve"/>
+        <w:tab/>
       </w:r>
       <w:r>
         <w:rPr>
@@ -8515,7 +8658,7 @@
           <w:color w:val="305496"/>
           <w:sz w:val="22"/>
         </w:rPr>
-        <w:t xml:space="preserve">Γ</w:t>
+        <w:t xml:space="preserve"/>
       </w:r>
       <w:r>
         <w:rPr>
@@ -8524,9 +8667,8 @@
           <w:i/>
           <w:color w:val="305496"/>
           <w:sz w:val="22"/>
-          <w:vertAlign w:val="subscript"/>
-        </w:rPr>
-        <w:t xml:space="preserve">i</w:t>
+        </w:rPr>
+        <w:t xml:space="preserve">Γ</w:t>
       </w:r>
       <w:r>
         <w:rPr>
@@ -8535,8 +8677,9 @@
           <w:i/>
           <w:color w:val="305496"/>
           <w:sz w:val="22"/>
-        </w:rPr>
-        <w:t xml:space="preserve"> = </w:t>
+          <w:vertAlign w:val="subscript"/>
+        </w:rPr>
+        <w:t xml:space="preserve">i</w:t>
       </w:r>
       <w:r>
         <w:rPr>
@@ -8546,7 +8689,7 @@
           <w:color w:val="305496"/>
           <w:sz w:val="22"/>
         </w:rPr>
-        <w:t xml:space="preserve">φ</w:t>
+        <w:t xml:space="preserve"> = </w:t>
       </w:r>
       <w:r>
         <w:rPr>
@@ -8555,9 +8698,8 @@
           <w:i/>
           <w:color w:val="305496"/>
           <w:sz w:val="22"/>
-          <w:vertAlign w:val="subscript"/>
-        </w:rPr>
-        <w:t xml:space="preserve">i</w:t>
+        </w:rPr>
+        <w:t xml:space="preserve">φ</w:t>
       </w:r>
       <w:r>
         <w:rPr>
@@ -8566,9 +8708,9 @@
           <w:i/>
           <w:color w:val="305496"/>
           <w:sz w:val="22"/>
-          <w:vertAlign w:val="superscript"/>
-        </w:rPr>
-        <w:t xml:space="preserve">T</w:t>
+          <w:vertAlign w:val="subscript"/>
+        </w:rPr>
+        <w:t xml:space="preserve">i</w:t>
       </w:r>
       <w:r>
         <w:rPr>
@@ -8577,8 +8719,9 @@
           <w:i/>
           <w:color w:val="305496"/>
           <w:sz w:val="22"/>
-        </w:rPr>
-        <w:t xml:space="preserve">[M]{r} / (</w:t>
+          <w:vertAlign w:val="superscript"/>
+        </w:rPr>
+        <w:t xml:space="preserve">T</w:t>
       </w:r>
       <w:r>
         <w:rPr>
@@ -8588,7 +8731,7 @@
           <w:color w:val="305496"/>
           <w:sz w:val="22"/>
         </w:rPr>
-        <w:t xml:space="preserve">φ</w:t>
+        <w:t xml:space="preserve">[M]{r} / (</w:t>
       </w:r>
       <w:r>
         <w:rPr>
@@ -8597,9 +8740,8 @@
           <w:i/>
           <w:color w:val="305496"/>
           <w:sz w:val="22"/>
-          <w:vertAlign w:val="subscript"/>
-        </w:rPr>
-        <w:t xml:space="preserve">i</w:t>
+        </w:rPr>
+        <w:t xml:space="preserve">φ</w:t>
       </w:r>
       <w:r>
         <w:rPr>
@@ -8608,9 +8750,9 @@
           <w:i/>
           <w:color w:val="305496"/>
           <w:sz w:val="22"/>
-          <w:vertAlign w:val="superscript"/>
-        </w:rPr>
-        <w:t xml:space="preserve">T</w:t>
+          <w:vertAlign w:val="subscript"/>
+        </w:rPr>
+        <w:t xml:space="preserve">i</w:t>
       </w:r>
       <w:r>
         <w:rPr>
@@ -8619,8 +8761,9 @@
           <w:i/>
           <w:color w:val="305496"/>
           <w:sz w:val="22"/>
-        </w:rPr>
-        <w:t xml:space="preserve">[M]</w:t>
+          <w:vertAlign w:val="superscript"/>
+        </w:rPr>
+        <w:t xml:space="preserve">T</w:t>
       </w:r>
       <w:r>
         <w:rPr>
@@ -8630,7 +8773,7 @@
           <w:color w:val="305496"/>
           <w:sz w:val="22"/>
         </w:rPr>
-        <w:t xml:space="preserve">φ</w:t>
+        <w:t xml:space="preserve">[M]</w:t>
       </w:r>
       <w:r>
         <w:rPr>
@@ -8639,9 +8782,8 @@
           <w:i/>
           <w:color w:val="305496"/>
           <w:sz w:val="22"/>
-          <w:vertAlign w:val="subscript"/>
-        </w:rPr>
-        <w:t xml:space="preserve">i</w:t>
+        </w:rPr>
+        <w:t xml:space="preserve">φ</w:t>
       </w:r>
       <w:r>
         <w:rPr>
@@ -8650,8 +8792,9 @@
           <w:i/>
           <w:color w:val="305496"/>
           <w:sz w:val="22"/>
-        </w:rPr>
-        <w:t xml:space="preserve">)     dengan {r}=[1,1,1]</w:t>
+          <w:vertAlign w:val="subscript"/>
+        </w:rPr>
+        <w:t xml:space="preserve">i</w:t>
       </w:r>
       <w:r>
         <w:rPr>
@@ -8660,9 +8803,8 @@
           <w:i/>
           <w:color w:val="305496"/>
           <w:sz w:val="22"/>
-          <w:vertAlign w:val="superscript"/>
-        </w:rPr>
-        <w:t xml:space="preserve">T</w:t>
+        </w:rPr>
+        <w:t xml:space="preserve">)     dengan {r}=[1,1,1]</w:t>
       </w:r>
       <w:r>
         <w:rPr>
@@ -8671,8 +8813,9 @@
           <w:i/>
           <w:color w:val="305496"/>
           <w:sz w:val="22"/>
-        </w:rPr>
-        <w:t xml:space="preserve"> untuk gempa horizontal</w:t>
+          <w:vertAlign w:val="superscript"/>
+        </w:rPr>
+        <w:t xml:space="preserve">T</w:t>
       </w:r>
       <w:r>
         <w:rPr>
@@ -8682,7 +8825,18 @@
           <w:color w:val="305496"/>
           <w:sz w:val="22"/>
         </w:rPr>
-        <w:t xml:space="preserve">   (11)</w:t>
+        <w:t xml:space="preserve"> untuk gempa horizontal</w:t>
+      </w:r>
+      <w:r>
+        <w:rPr>
+          <w:rFonts w:ascii="Arial" w:hAnsi="Arial" w:cs="Arial"/>
+          <w:b/>
+          <w:i/>
+          <w:color w:val="305496"/>
+          <w:sz w:val="22"/>
+        </w:rPr>
+        <w:tab/>
+        <w:t xml:space="preserve">(11)</w:t>
       </w:r>
     </w:p>
     <w:p>

--- a/Getaran-Mekanik/Modul-Word/Modul-9-Analisis-Modal-Natural-Frequency-dan-Mode-Shape.docx
+++ b/Getaran-Mekanik/Modul-Word/Modul-9-Analisis-Modal-Natural-Frequency-dan-Mode-Shape.docx
@@ -2617,45 +2617,65 @@
     <w:p>
       <w:pPr>
         <w:pBdr>
-          <w:top w:val="single" w:sz="8" w:space="6" w:color="2E9E6B"/>
-          <w:left w:val="single" w:sz="8" w:space="6" w:color="2E9E6B"/>
-          <w:bottom w:val="single" w:sz="8" w:space="6" w:color="2E9E6B"/>
-          <w:right w:val="single" w:sz="8" w:space="6" w:color="2E9E6B"/>
+          <w:top w:val="single" w:sz="6" w:space="10" w:color="BFE3D0"/>
+          <w:left w:val="single" w:sz="24" w:space="12" w:color="1F7A55"/>
+          <w:bottom w:val="single" w:sz="6" w:space="10" w:color="BFE3D0"/>
+          <w:right w:val="single" w:sz="6" w:space="10" w:color="BFE3D0"/>
         </w:pBdr>
-        <w:shd w:val="clear" w:fill="EAF7F0"/>
-        <w:spacing w:before="80" w:after="240"/>
-      </w:pPr>
-      <w:r>
-        <w:rPr>
-          <w:rFonts w:ascii="Arial" w:hAnsi="Arial" w:cs="Arial"/>
-          <w:b/>
-          <w:i w:val="0"/>
-          <w:color w:val="1F3864"/>
-          <w:sz w:val="21"/>
-        </w:rPr>
-        <w:t xml:space="preserve">🔗 Modul Interaktif: </w:t>
+        <w:shd w:val="clear" w:fill="F1FAF5"/>
+        <w:spacing w:before="140" w:after="60" w:line="264" w:lineRule="auto"/>
+        <w:ind w:left="170" w:right="170"/>
+        <w:jc w:val="left"/>
+      </w:pPr>
+      <w:r>
+        <w:rPr>
+          <w:rFonts w:ascii="Arial" w:hAnsi="Arial" w:cs="Arial"/>
+          <w:b/>
+          <w:i w:val="0"/>
+          <w:color w:val="1F7A55"/>
+          <w:sz w:val="17"/>
+          <w:spacing w:val="30"/>
+        </w:rPr>
+        <w:t xml:space="preserve">🔗 MODUL INTERAKTIF</w:t>
+      </w:r>
+      <w:r>
+        <w:br/>
       </w:r>
       <w:hyperlink r:id="rId19">
         <w:r>
           <w:rPr>
             <w:rFonts w:ascii="Arial" w:hAnsi="Arial" w:cs="Arial"/>
-            <w:sz w:val="22"/>
+            <w:b/>
             <w:color w:val="0563C1"/>
+            <w:sz w:val="20"/>
             <w:u w:val="single"/>
-            <w:b/>
           </w:rPr>
           <w:t xml:space="preserve">https://dedik-romahadi.github.io/Mechanical-Engineering-Courses/Getaran-Mekanik/Modul/Modul-9.html</w:t>
         </w:r>
       </w:hyperlink>
-      <w:r>
-        <w:rPr>
-          <w:rFonts w:ascii="Arial" w:hAnsi="Arial" w:cs="Arial"/>
-          <w:b w:val="0"/>
-          <w:i w:val="0"/>
-          <w:color w:val="333333"/>
-          <w:sz w:val="20"/>
-        </w:rPr>
-        <w:t>. Pada layar masuk, pilih tombol “👁️ Mode Preview (Tanpa Login)” untuk melihat modul lengkap (animasi, kalkulator interaktif, editor kode Python langsung di browser) tanpa perlu akun. Soal pada Mode Preview bersifat tampilan saja; jawaban benar/salah dan poin tidak aktif.</w:t>
+    </w:p>
+    <w:p>
+      <w:pPr>
+        <w:pBdr>
+          <w:top w:val="single" w:sz="6" w:space="10" w:color="BFE3D0"/>
+          <w:left w:val="single" w:sz="24" w:space="12" w:color="1F7A55"/>
+          <w:bottom w:val="single" w:sz="6" w:space="10" w:color="BFE3D0"/>
+          <w:right w:val="single" w:sz="6" w:space="10" w:color="BFE3D0"/>
+        </w:pBdr>
+        <w:shd w:val="clear" w:fill="F1FAF5"/>
+        <w:spacing w:before="0" w:after="140" w:line="264" w:lineRule="auto"/>
+        <w:ind w:left="170" w:right="170"/>
+        <w:jc w:val="left"/>
+      </w:pPr>
+      <w:r>
+        <w:rPr>
+          <w:rFonts w:ascii="Arial" w:hAnsi="Arial" w:cs="Arial"/>
+          <w:b w:val="0"/>
+          <w:i w:val="0"/>
+          <w:color w:val="44525F"/>
+          <w:sz w:val="19"/>
+        </w:rPr>
+        <w:t xml:space="preserve">Pada layar masuk, pilih tombol “👁️ Mode Preview (Tanpa Login)” untuk melihat modul lengkap (animasi, kalkulator interaktif, editor kode Python langsung di browser) tanpa perlu akun. Soal pada Mode Preview bersifat tampilan saja; jawaban benar/salah dan poin tidak aktif.</w:t>
       </w:r>
     </w:p>
     <w:p>
